--- a/小野町_引継ぎ_整理済/08_協議会資料/小野町高齢者福祉サービス推進協議会資料_第9期計画の評価と令和7年度調査結果_20260805.docx
+++ b/小野町_引継ぎ_整理済/08_協議会資料/小野町高齢者福祉サービス推進協議会資料_第9期計画の評価と令和7年度調査結果_20260805.docx
@@ -289,7 +289,7 @@
         <w:spacing w:after="0"/>
       </w:pPr>
       <w:r>
-        <w:t>令和7年度調査の電子データの提供時期。第10期のサービス見込量推計と施策設計の双方がこのデータを前提とするため、工程に直結します。</w:t>
+        <w:t>令和7年度調査で判明した2点。①在宅の要介護認定者の42.1％がサービスを利用しておらず、その理由の92.9％が需要側の要因であること（第2部2-2）。②通いの場について、調査では週1回以上の参加が5.5％ある一方、見える化システムは0か所であること（第2部2-3）。</w:t>
       </w:r>
     </w:p>
     <w:p>
@@ -10537,7 +10537,7 @@
               <w:rPr>
                 <w:sz w:val="18"/>
               </w:rPr>
-              <w:t>**紙の単純集計表のみ**（令和8年8月5日時点）</w:t>
+              <w:t>**調査結果報告書（令和8年3月・104頁）** ＝ 設問別の単純集計、リスク分析（年齢階層別・男女別・認定状況別）、調査結果のまとめ</w:t>
             </w:r>
           </w:p>
         </w:tc>
@@ -10567,7 +10567,7 @@
               <w:rPr>
                 <w:sz w:val="18"/>
               </w:rPr>
-              <w:t>個票データ（回答データ）、電子形式の集計表、調査票、配布数・回収数・実施時期、自由記述</w:t>
+              <w:t>個票データ（回答データ）、調査票、自由記述</w:t>
             </w:r>
           </w:p>
         </w:tc>
@@ -10597,7 +10597,7 @@
               <w:rPr>
                 <w:sz w:val="18"/>
               </w:rPr>
-              <w:t>数値は記載していません。前回調査（令和4年度・令和5年度）の結果を比較の基準として提示し、令和7年度調査で確認する事項と集計・分析の設計をお示しします</w:t>
+              <w:t>報告書の数値を反映しています。前回調査（令和4年度・令和5年度）との対比を整理し、第1部の評価に反映しました</w:t>
             </w:r>
           </w:p>
         </w:tc>
@@ -10627,7 +10627,7 @@
               <w:rPr>
                 <w:sz w:val="18"/>
               </w:rPr>
-              <w:t>個票データの受領後に集計を進め、次回協議会で結果を報告します</w:t>
+              <w:t>個票データの受領後、要介護度別・世帯構成別のクロス集計を行い、施策の対象を絞り込みます</w:t>
             </w:r>
           </w:p>
         </w:tc>
@@ -10638,7 +10638,309 @@
         <w:pStyle w:val="Heading2"/>
       </w:pPr>
       <w:r>
-        <w:t>1-2　クロス集計には個票データが必要です</w:t>
+        <w:t>1-2　調査の概要</w:t>
+      </w:r>
+    </w:p>
+    <w:tbl>
+      <w:tblPr>
+        <w:tblStyle w:val="TableGrid"/>
+        <w:tblW w:type="auto" w:w="0"/>
+        <w:tblLook w:firstColumn="1" w:firstRow="1" w:lastColumn="0" w:lastRow="0" w:noHBand="0" w:noVBand="1" w:val="04A0"/>
+      </w:tblPr>
+      <w:tblGrid>
+        <w:gridCol w:w="1440"/>
+        <w:gridCol w:w="1440"/>
+        <w:gridCol w:w="1440"/>
+        <w:gridCol w:w="1440"/>
+        <w:gridCol w:w="1440"/>
+        <w:gridCol w:w="1440"/>
+      </w:tblGrid>
+      <w:tr>
+        <w:tc>
+          <w:tcPr>
+            <w:tcW w:type="dxa" w:w="1440"/>
+          </w:tcPr>
+          <w:p>
+            <w:r/>
+            <w:r>
+              <w:rPr>
+                <w:rFonts w:ascii="游ゴシック" w:hAnsi="游ゴシック" w:eastAsia="游ゴシック"/>
+                <w:b/>
+                <w:sz w:val="18"/>
+              </w:rPr>
+              <w:t>区分</w:t>
+            </w:r>
+          </w:p>
+        </w:tc>
+        <w:tc>
+          <w:tcPr>
+            <w:tcW w:type="dxa" w:w="1440"/>
+          </w:tcPr>
+          <w:p>
+            <w:r/>
+            <w:r>
+              <w:rPr>
+                <w:rFonts w:ascii="游ゴシック" w:hAnsi="游ゴシック" w:eastAsia="游ゴシック"/>
+                <w:b/>
+                <w:sz w:val="18"/>
+              </w:rPr>
+              <w:t>調査対象</w:t>
+            </w:r>
+          </w:p>
+        </w:tc>
+        <w:tc>
+          <w:tcPr>
+            <w:tcW w:type="dxa" w:w="1440"/>
+          </w:tcPr>
+          <w:p>
+            <w:r/>
+            <w:r>
+              <w:rPr>
+                <w:rFonts w:ascii="游ゴシック" w:hAnsi="游ゴシック" w:eastAsia="游ゴシック"/>
+                <w:b/>
+                <w:sz w:val="18"/>
+              </w:rPr>
+              <w:t>配布数</w:t>
+            </w:r>
+          </w:p>
+        </w:tc>
+        <w:tc>
+          <w:tcPr>
+            <w:tcW w:type="dxa" w:w="1440"/>
+          </w:tcPr>
+          <w:p>
+            <w:r/>
+            <w:r>
+              <w:rPr>
+                <w:rFonts w:ascii="游ゴシック" w:hAnsi="游ゴシック" w:eastAsia="游ゴシック"/>
+                <w:b/>
+                <w:sz w:val="18"/>
+              </w:rPr>
+              <w:t>回収数</w:t>
+            </w:r>
+          </w:p>
+        </w:tc>
+        <w:tc>
+          <w:tcPr>
+            <w:tcW w:type="dxa" w:w="1440"/>
+          </w:tcPr>
+          <w:p>
+            <w:r/>
+            <w:r>
+              <w:rPr>
+                <w:rFonts w:ascii="游ゴシック" w:hAnsi="游ゴシック" w:eastAsia="游ゴシック"/>
+                <w:b/>
+                <w:sz w:val="18"/>
+              </w:rPr>
+              <w:t>回収率</w:t>
+            </w:r>
+          </w:p>
+        </w:tc>
+        <w:tc>
+          <w:tcPr>
+            <w:tcW w:type="dxa" w:w="1440"/>
+          </w:tcPr>
+          <w:p>
+            <w:r/>
+            <w:r>
+              <w:rPr>
+                <w:rFonts w:ascii="游ゴシック" w:hAnsi="游ゴシック" w:eastAsia="游ゴシック"/>
+                <w:b/>
+                <w:sz w:val="18"/>
+              </w:rPr>
+              <w:t>前回</w:t>
+            </w:r>
+          </w:p>
+        </w:tc>
+      </w:tr>
+      <w:tr>
+        <w:tc>
+          <w:tcPr>
+            <w:tcW w:type="dxa" w:w="1440"/>
+          </w:tcPr>
+          <w:p>
+            <w:r/>
+            <w:r>
+              <w:rPr>
+                <w:sz w:val="18"/>
+              </w:rPr>
+              <w:t>介護予防・日常生活圏域ニーズ調査</w:t>
+            </w:r>
+          </w:p>
+        </w:tc>
+        <w:tc>
+          <w:tcPr>
+            <w:tcW w:type="dxa" w:w="1440"/>
+          </w:tcPr>
+          <w:p>
+            <w:r/>
+            <w:r>
+              <w:rPr>
+                <w:sz w:val="18"/>
+              </w:rPr>
+              <w:t>令和7年12月1日現在、65歳以上の高齢者</w:t>
+            </w:r>
+          </w:p>
+        </w:tc>
+        <w:tc>
+          <w:tcPr>
+            <w:tcW w:type="dxa" w:w="1440"/>
+          </w:tcPr>
+          <w:p>
+            <w:r/>
+            <w:r>
+              <w:rPr>
+                <w:sz w:val="18"/>
+              </w:rPr>
+              <w:t>2,700件</w:t>
+            </w:r>
+          </w:p>
+        </w:tc>
+        <w:tc>
+          <w:tcPr>
+            <w:tcW w:type="dxa" w:w="1440"/>
+          </w:tcPr>
+          <w:p>
+            <w:r/>
+            <w:r>
+              <w:rPr>
+                <w:sz w:val="18"/>
+              </w:rPr>
+              <w:t>1,835件</w:t>
+            </w:r>
+          </w:p>
+        </w:tc>
+        <w:tc>
+          <w:tcPr>
+            <w:tcW w:type="dxa" w:w="1440"/>
+          </w:tcPr>
+          <w:p>
+            <w:r/>
+            <w:r>
+              <w:rPr>
+                <w:sz w:val="18"/>
+              </w:rPr>
+              <w:t>67.9％</w:t>
+            </w:r>
+          </w:p>
+        </w:tc>
+        <w:tc>
+          <w:tcPr>
+            <w:tcW w:type="dxa" w:w="1440"/>
+          </w:tcPr>
+          <w:p>
+            <w:r/>
+            <w:r>
+              <w:rPr>
+                <w:sz w:val="18"/>
+              </w:rPr>
+              <w:t>令和4年12月〜2月。2,941件／2,285件／77.7％</w:t>
+            </w:r>
+          </w:p>
+        </w:tc>
+      </w:tr>
+      <w:tr>
+        <w:tc>
+          <w:tcPr>
+            <w:tcW w:type="dxa" w:w="1440"/>
+          </w:tcPr>
+          <w:p>
+            <w:r/>
+            <w:r>
+              <w:rPr>
+                <w:sz w:val="18"/>
+              </w:rPr>
+              <w:t>在宅介護実態調査</w:t>
+            </w:r>
+          </w:p>
+        </w:tc>
+        <w:tc>
+          <w:tcPr>
+            <w:tcW w:type="dxa" w:w="1440"/>
+          </w:tcPr>
+          <w:p>
+            <w:r/>
+            <w:r>
+              <w:rPr>
+                <w:sz w:val="18"/>
+              </w:rPr>
+              <w:t>令和7年12月1日現在、在宅で要介護認定を受けている方</w:t>
+            </w:r>
+          </w:p>
+        </w:tc>
+        <w:tc>
+          <w:tcPr>
+            <w:tcW w:type="dxa" w:w="1440"/>
+          </w:tcPr>
+          <w:p>
+            <w:r/>
+            <w:r>
+              <w:rPr>
+                <w:sz w:val="18"/>
+              </w:rPr>
+              <w:t>500件</w:t>
+            </w:r>
+          </w:p>
+        </w:tc>
+        <w:tc>
+          <w:tcPr>
+            <w:tcW w:type="dxa" w:w="1440"/>
+          </w:tcPr>
+          <w:p>
+            <w:r/>
+            <w:r>
+              <w:rPr>
+                <w:sz w:val="18"/>
+              </w:rPr>
+              <w:t>319件</w:t>
+            </w:r>
+          </w:p>
+        </w:tc>
+        <w:tc>
+          <w:tcPr>
+            <w:tcW w:type="dxa" w:w="1440"/>
+          </w:tcPr>
+          <w:p>
+            <w:r/>
+            <w:r>
+              <w:rPr>
+                <w:sz w:val="18"/>
+              </w:rPr>
+              <w:t>63.8％</w:t>
+            </w:r>
+          </w:p>
+        </w:tc>
+        <w:tc>
+          <w:tcPr>
+            <w:tcW w:type="dxa" w:w="1440"/>
+          </w:tcPr>
+          <w:p>
+            <w:r/>
+            <w:r>
+              <w:rPr>
+                <w:sz w:val="18"/>
+              </w:rPr>
+              <w:t>令和5年9〜10月。500件／340件／68.0％</w:t>
+            </w:r>
+          </w:p>
+        </w:tc>
+      </w:tr>
+    </w:tbl>
+    <w:p>
+      <w:r>
+        <w:rPr>
+          <w:i/>
+          <w:sz w:val="18"/>
+        </w:rPr>
+        <w:t>※ 郵送による配布・回収。令和7年11月〜12月に実施。対象者の中から年齢・男女・居住地区等の構成比を考慮した層化無作為抽出法により抽出。**在宅介護実態調査は、回収数が319件と記載されている一方、集計のnはすべて366です。確認をお願いします（第3部）。**</w:t>
+      </w:r>
+    </w:p>
+    <w:p>
+      <w:pPr>
+        <w:pStyle w:val="Heading2"/>
+      </w:pPr>
+      <w:r>
+        <w:t>1-3　クロス集計には個票データが必要です</w:t>
       </w:r>
     </w:p>
     <w:p>
@@ -10905,10 +11207,4051 @@
     </w:p>
     <w:p>
       <w:pPr>
+        <w:pStyle w:val="Heading1"/>
+      </w:pPr>
+      <w:r>
+        <w:t>2　調査結果</w:t>
+      </w:r>
+    </w:p>
+    <w:p>
+      <w:r>
+        <w:t>令和7年度調査の結果を、前回調査（介護予防・日常生活圏域ニーズ調査は令和4年度、在宅介護実態調査は令和5年度）との対比で整理しました。前回値は第9期計画 第2章2の掲載値によります。</w:t>
+      </w:r>
+    </w:p>
+    <w:p>
+      <w:pPr>
         <w:pStyle w:val="Heading2"/>
       </w:pPr>
       <w:r>
-        <w:t>1-3　調査の概要</w:t>
+        <w:t>2-1　介護予防・日常生活圏域ニーズ調査のリスク該当率</w:t>
+      </w:r>
+    </w:p>
+    <w:p>
+      <w:r>
+        <w:t>10のリスク項目について、前回（令和4年度・n=2,285）と今回（令和7年度・n=1,835）を対比します。</w:t>
+      </w:r>
+    </w:p>
+    <w:tbl>
+      <w:tblPr>
+        <w:tblStyle w:val="TableGrid"/>
+        <w:tblW w:type="auto" w:w="0"/>
+        <w:tblLook w:firstColumn="1" w:firstRow="1" w:lastColumn="0" w:lastRow="0" w:noHBand="0" w:noVBand="1" w:val="04A0"/>
+      </w:tblPr>
+      <w:tblGrid>
+        <w:gridCol w:w="1440"/>
+        <w:gridCol w:w="1440"/>
+        <w:gridCol w:w="1440"/>
+        <w:gridCol w:w="1440"/>
+        <w:gridCol w:w="1440"/>
+        <w:gridCol w:w="1440"/>
+      </w:tblGrid>
+      <w:tr>
+        <w:tc>
+          <w:tcPr>
+            <w:tcW w:type="dxa" w:w="1440"/>
+          </w:tcPr>
+          <w:p>
+            <w:r/>
+            <w:r>
+              <w:rPr>
+                <w:rFonts w:ascii="游ゴシック" w:hAnsi="游ゴシック" w:eastAsia="游ゴシック"/>
+                <w:b/>
+                <w:sz w:val="18"/>
+              </w:rPr>
+              <w:t>リスク項目</w:t>
+            </w:r>
+          </w:p>
+        </w:tc>
+        <w:tc>
+          <w:tcPr>
+            <w:tcW w:type="dxa" w:w="1440"/>
+          </w:tcPr>
+          <w:p>
+            <w:r/>
+            <w:r>
+              <w:rPr>
+                <w:rFonts w:ascii="游ゴシック" w:hAnsi="游ゴシック" w:eastAsia="游ゴシック"/>
+                <w:b/>
+                <w:sz w:val="18"/>
+              </w:rPr>
+              <w:t>令和4年度</w:t>
+              <w:br/>
+              <w:t>町全体</w:t>
+            </w:r>
+          </w:p>
+        </w:tc>
+        <w:tc>
+          <w:tcPr>
+            <w:tcW w:type="dxa" w:w="1440"/>
+          </w:tcPr>
+          <w:p>
+            <w:r/>
+            <w:r>
+              <w:rPr>
+                <w:rFonts w:ascii="游ゴシック" w:hAnsi="游ゴシック" w:eastAsia="游ゴシック"/>
+                <w:b/>
+                <w:sz w:val="18"/>
+              </w:rPr>
+              <w:t>令和7年度</w:t>
+              <w:br/>
+              <w:t>町全体</w:t>
+            </w:r>
+          </w:p>
+        </w:tc>
+        <w:tc>
+          <w:tcPr>
+            <w:tcW w:type="dxa" w:w="1440"/>
+          </w:tcPr>
+          <w:p>
+            <w:r/>
+            <w:r>
+              <w:rPr>
+                <w:rFonts w:ascii="游ゴシック" w:hAnsi="游ゴシック" w:eastAsia="游ゴシック"/>
+                <w:b/>
+                <w:sz w:val="18"/>
+              </w:rPr>
+              <w:t>増減</w:t>
+            </w:r>
+          </w:p>
+        </w:tc>
+        <w:tc>
+          <w:tcPr>
+            <w:tcW w:type="dxa" w:w="1440"/>
+          </w:tcPr>
+          <w:p>
+            <w:r/>
+            <w:r>
+              <w:rPr>
+                <w:rFonts w:ascii="游ゴシック" w:hAnsi="游ゴシック" w:eastAsia="游ゴシック"/>
+                <w:b/>
+                <w:sz w:val="18"/>
+              </w:rPr>
+              <w:t>令和7年度</w:t>
+              <w:br/>
+              <w:t>要支援1</w:t>
+            </w:r>
+          </w:p>
+        </w:tc>
+        <w:tc>
+          <w:tcPr>
+            <w:tcW w:type="dxa" w:w="1440"/>
+          </w:tcPr>
+          <w:p>
+            <w:r/>
+            <w:r>
+              <w:rPr>
+                <w:rFonts w:ascii="游ゴシック" w:hAnsi="游ゴシック" w:eastAsia="游ゴシック"/>
+                <w:b/>
+                <w:sz w:val="18"/>
+              </w:rPr>
+              <w:t>令和7年度</w:t>
+              <w:br/>
+              <w:t>要支援2</w:t>
+            </w:r>
+          </w:p>
+        </w:tc>
+      </w:tr>
+      <w:tr>
+        <w:tc>
+          <w:tcPr>
+            <w:tcW w:type="dxa" w:w="1440"/>
+          </w:tcPr>
+          <w:p>
+            <w:r/>
+            <w:r>
+              <w:rPr>
+                <w:sz w:val="18"/>
+              </w:rPr>
+              <w:t>運動器機能の低下</w:t>
+            </w:r>
+          </w:p>
+        </w:tc>
+        <w:tc>
+          <w:tcPr>
+            <w:tcW w:type="dxa" w:w="1440"/>
+          </w:tcPr>
+          <w:p>
+            <w:r/>
+            <w:r>
+              <w:rPr>
+                <w:sz w:val="18"/>
+              </w:rPr>
+              <w:t>17.4％</w:t>
+            </w:r>
+          </w:p>
+        </w:tc>
+        <w:tc>
+          <w:tcPr>
+            <w:tcW w:type="dxa" w:w="1440"/>
+          </w:tcPr>
+          <w:p>
+            <w:r/>
+            <w:r>
+              <w:rPr>
+                <w:sz w:val="18"/>
+              </w:rPr>
+              <w:t>14.6％</w:t>
+            </w:r>
+          </w:p>
+        </w:tc>
+        <w:tc>
+          <w:tcPr>
+            <w:tcW w:type="dxa" w:w="1440"/>
+          </w:tcPr>
+          <w:p>
+            <w:r/>
+            <w:r>
+              <w:rPr>
+                <w:sz w:val="18"/>
+              </w:rPr>
+              <w:t>▲2.8pt</w:t>
+            </w:r>
+          </w:p>
+        </w:tc>
+        <w:tc>
+          <w:tcPr>
+            <w:tcW w:type="dxa" w:w="1440"/>
+          </w:tcPr>
+          <w:p>
+            <w:r/>
+            <w:r>
+              <w:rPr>
+                <w:sz w:val="18"/>
+              </w:rPr>
+              <w:t>46.3％</w:t>
+            </w:r>
+          </w:p>
+        </w:tc>
+        <w:tc>
+          <w:tcPr>
+            <w:tcW w:type="dxa" w:w="1440"/>
+          </w:tcPr>
+          <w:p>
+            <w:r/>
+            <w:r>
+              <w:rPr>
+                <w:sz w:val="18"/>
+              </w:rPr>
+              <w:t>72.4％</w:t>
+            </w:r>
+          </w:p>
+        </w:tc>
+      </w:tr>
+      <w:tr>
+        <w:tc>
+          <w:tcPr>
+            <w:tcW w:type="dxa" w:w="1440"/>
+          </w:tcPr>
+          <w:p>
+            <w:r/>
+            <w:r>
+              <w:rPr>
+                <w:sz w:val="18"/>
+              </w:rPr>
+              <w:t>転倒リスク</w:t>
+            </w:r>
+          </w:p>
+        </w:tc>
+        <w:tc>
+          <w:tcPr>
+            <w:tcW w:type="dxa" w:w="1440"/>
+          </w:tcPr>
+          <w:p>
+            <w:r/>
+            <w:r>
+              <w:rPr>
+                <w:sz w:val="18"/>
+              </w:rPr>
+              <w:t>35.8％</w:t>
+            </w:r>
+          </w:p>
+        </w:tc>
+        <w:tc>
+          <w:tcPr>
+            <w:tcW w:type="dxa" w:w="1440"/>
+          </w:tcPr>
+          <w:p>
+            <w:r/>
+            <w:r>
+              <w:rPr>
+                <w:sz w:val="18"/>
+              </w:rPr>
+              <w:t>36.5％</w:t>
+            </w:r>
+          </w:p>
+        </w:tc>
+        <w:tc>
+          <w:tcPr>
+            <w:tcW w:type="dxa" w:w="1440"/>
+          </w:tcPr>
+          <w:p>
+            <w:r/>
+            <w:r>
+              <w:rPr>
+                <w:sz w:val="18"/>
+              </w:rPr>
+              <w:t>＋0.7pt</w:t>
+            </w:r>
+          </w:p>
+        </w:tc>
+        <w:tc>
+          <w:tcPr>
+            <w:tcW w:type="dxa" w:w="1440"/>
+          </w:tcPr>
+          <w:p>
+            <w:r/>
+            <w:r>
+              <w:rPr>
+                <w:sz w:val="18"/>
+              </w:rPr>
+              <w:t>50.0％</w:t>
+            </w:r>
+          </w:p>
+        </w:tc>
+        <w:tc>
+          <w:tcPr>
+            <w:tcW w:type="dxa" w:w="1440"/>
+          </w:tcPr>
+          <w:p>
+            <w:r/>
+            <w:r>
+              <w:rPr>
+                <w:sz w:val="18"/>
+              </w:rPr>
+              <w:t>60.5％</w:t>
+            </w:r>
+          </w:p>
+        </w:tc>
+      </w:tr>
+      <w:tr>
+        <w:tc>
+          <w:tcPr>
+            <w:tcW w:type="dxa" w:w="1440"/>
+          </w:tcPr>
+          <w:p>
+            <w:r/>
+            <w:r>
+              <w:rPr>
+                <w:sz w:val="18"/>
+              </w:rPr>
+              <w:t>閉じこもり傾向</w:t>
+            </w:r>
+          </w:p>
+        </w:tc>
+        <w:tc>
+          <w:tcPr>
+            <w:tcW w:type="dxa" w:w="1440"/>
+          </w:tcPr>
+          <w:p>
+            <w:r/>
+            <w:r>
+              <w:rPr>
+                <w:sz w:val="18"/>
+              </w:rPr>
+              <w:t>30.0％</w:t>
+            </w:r>
+          </w:p>
+        </w:tc>
+        <w:tc>
+          <w:tcPr>
+            <w:tcW w:type="dxa" w:w="1440"/>
+          </w:tcPr>
+          <w:p>
+            <w:r/>
+            <w:r>
+              <w:rPr>
+                <w:sz w:val="18"/>
+              </w:rPr>
+              <w:t>24.1％</w:t>
+            </w:r>
+          </w:p>
+        </w:tc>
+        <w:tc>
+          <w:tcPr>
+            <w:tcW w:type="dxa" w:w="1440"/>
+          </w:tcPr>
+          <w:p>
+            <w:r/>
+            <w:r>
+              <w:rPr>
+                <w:sz w:val="18"/>
+              </w:rPr>
+              <w:t>▲5.9pt</w:t>
+            </w:r>
+          </w:p>
+        </w:tc>
+        <w:tc>
+          <w:tcPr>
+            <w:tcW w:type="dxa" w:w="1440"/>
+          </w:tcPr>
+          <w:p>
+            <w:r/>
+            <w:r>
+              <w:rPr>
+                <w:sz w:val="18"/>
+              </w:rPr>
+              <w:t>50.0％</w:t>
+            </w:r>
+          </w:p>
+        </w:tc>
+        <w:tc>
+          <w:tcPr>
+            <w:tcW w:type="dxa" w:w="1440"/>
+          </w:tcPr>
+          <w:p>
+            <w:r/>
+            <w:r>
+              <w:rPr>
+                <w:sz w:val="18"/>
+              </w:rPr>
+              <w:t>50.0％</w:t>
+            </w:r>
+          </w:p>
+        </w:tc>
+      </w:tr>
+      <w:tr>
+        <w:tc>
+          <w:tcPr>
+            <w:tcW w:type="dxa" w:w="1440"/>
+          </w:tcPr>
+          <w:p>
+            <w:r/>
+            <w:r>
+              <w:rPr>
+                <w:sz w:val="18"/>
+              </w:rPr>
+              <w:t>低栄養傾向</w:t>
+            </w:r>
+          </w:p>
+        </w:tc>
+        <w:tc>
+          <w:tcPr>
+            <w:tcW w:type="dxa" w:w="1440"/>
+          </w:tcPr>
+          <w:p>
+            <w:r/>
+            <w:r>
+              <w:rPr>
+                <w:sz w:val="18"/>
+              </w:rPr>
+              <w:t>0.9％</w:t>
+            </w:r>
+          </w:p>
+        </w:tc>
+        <w:tc>
+          <w:tcPr>
+            <w:tcW w:type="dxa" w:w="1440"/>
+          </w:tcPr>
+          <w:p>
+            <w:r/>
+            <w:r>
+              <w:rPr>
+                <w:sz w:val="18"/>
+              </w:rPr>
+              <w:t>1.1％</w:t>
+            </w:r>
+          </w:p>
+        </w:tc>
+        <w:tc>
+          <w:tcPr>
+            <w:tcW w:type="dxa" w:w="1440"/>
+          </w:tcPr>
+          <w:p>
+            <w:r/>
+            <w:r>
+              <w:rPr>
+                <w:sz w:val="18"/>
+              </w:rPr>
+              <w:t>＋0.2pt</w:t>
+            </w:r>
+          </w:p>
+        </w:tc>
+        <w:tc>
+          <w:tcPr>
+            <w:tcW w:type="dxa" w:w="1440"/>
+          </w:tcPr>
+          <w:p>
+            <w:r/>
+            <w:r>
+              <w:rPr>
+                <w:sz w:val="18"/>
+              </w:rPr>
+              <w:t>3.7％</w:t>
+            </w:r>
+          </w:p>
+        </w:tc>
+        <w:tc>
+          <w:tcPr>
+            <w:tcW w:type="dxa" w:w="1440"/>
+          </w:tcPr>
+          <w:p>
+            <w:r/>
+            <w:r>
+              <w:rPr>
+                <w:sz w:val="18"/>
+              </w:rPr>
+              <w:t>2.6％</w:t>
+            </w:r>
+          </w:p>
+        </w:tc>
+      </w:tr>
+      <w:tr>
+        <w:tc>
+          <w:tcPr>
+            <w:tcW w:type="dxa" w:w="1440"/>
+          </w:tcPr>
+          <w:p>
+            <w:r/>
+            <w:r>
+              <w:rPr>
+                <w:sz w:val="18"/>
+              </w:rPr>
+              <w:t>口腔機能の低下</w:t>
+            </w:r>
+          </w:p>
+        </w:tc>
+        <w:tc>
+          <w:tcPr>
+            <w:tcW w:type="dxa" w:w="1440"/>
+          </w:tcPr>
+          <w:p>
+            <w:r/>
+            <w:r>
+              <w:rPr>
+                <w:sz w:val="18"/>
+              </w:rPr>
+              <w:t>31.1％</w:t>
+            </w:r>
+          </w:p>
+        </w:tc>
+        <w:tc>
+          <w:tcPr>
+            <w:tcW w:type="dxa" w:w="1440"/>
+          </w:tcPr>
+          <w:p>
+            <w:r/>
+            <w:r>
+              <w:rPr>
+                <w:sz w:val="18"/>
+              </w:rPr>
+              <w:t>27.5％</w:t>
+            </w:r>
+          </w:p>
+        </w:tc>
+        <w:tc>
+          <w:tcPr>
+            <w:tcW w:type="dxa" w:w="1440"/>
+          </w:tcPr>
+          <w:p>
+            <w:r/>
+            <w:r>
+              <w:rPr>
+                <w:sz w:val="18"/>
+              </w:rPr>
+              <w:t>▲3.6pt</w:t>
+            </w:r>
+          </w:p>
+        </w:tc>
+        <w:tc>
+          <w:tcPr>
+            <w:tcW w:type="dxa" w:w="1440"/>
+          </w:tcPr>
+          <w:p>
+            <w:r/>
+            <w:r>
+              <w:rPr>
+                <w:sz w:val="18"/>
+              </w:rPr>
+              <w:t>31.5％</w:t>
+            </w:r>
+          </w:p>
+        </w:tc>
+        <w:tc>
+          <w:tcPr>
+            <w:tcW w:type="dxa" w:w="1440"/>
+          </w:tcPr>
+          <w:p>
+            <w:r/>
+            <w:r>
+              <w:rPr>
+                <w:sz w:val="18"/>
+              </w:rPr>
+              <w:t>42.1％</w:t>
+            </w:r>
+          </w:p>
+        </w:tc>
+      </w:tr>
+      <w:tr>
+        <w:tc>
+          <w:tcPr>
+            <w:tcW w:type="dxa" w:w="1440"/>
+          </w:tcPr>
+          <w:p>
+            <w:r/>
+            <w:r>
+              <w:rPr>
+                <w:sz w:val="18"/>
+              </w:rPr>
+              <w:t>認知機能の低下</w:t>
+            </w:r>
+          </w:p>
+        </w:tc>
+        <w:tc>
+          <w:tcPr>
+            <w:tcW w:type="dxa" w:w="1440"/>
+          </w:tcPr>
+          <w:p>
+            <w:r/>
+            <w:r>
+              <w:rPr>
+                <w:sz w:val="18"/>
+              </w:rPr>
+              <w:t>50.1％</w:t>
+            </w:r>
+          </w:p>
+        </w:tc>
+        <w:tc>
+          <w:tcPr>
+            <w:tcW w:type="dxa" w:w="1440"/>
+          </w:tcPr>
+          <w:p>
+            <w:r/>
+            <w:r>
+              <w:rPr>
+                <w:sz w:val="18"/>
+              </w:rPr>
+              <w:t>47.9％</w:t>
+            </w:r>
+          </w:p>
+        </w:tc>
+        <w:tc>
+          <w:tcPr>
+            <w:tcW w:type="dxa" w:w="1440"/>
+          </w:tcPr>
+          <w:p>
+            <w:r/>
+            <w:r>
+              <w:rPr>
+                <w:sz w:val="18"/>
+              </w:rPr>
+              <w:t>▲2.2pt</w:t>
+            </w:r>
+          </w:p>
+        </w:tc>
+        <w:tc>
+          <w:tcPr>
+            <w:tcW w:type="dxa" w:w="1440"/>
+          </w:tcPr>
+          <w:p>
+            <w:r/>
+            <w:r>
+              <w:rPr>
+                <w:sz w:val="18"/>
+              </w:rPr>
+              <w:t>50.0％</w:t>
+            </w:r>
+          </w:p>
+        </w:tc>
+        <w:tc>
+          <w:tcPr>
+            <w:tcW w:type="dxa" w:w="1440"/>
+          </w:tcPr>
+          <w:p>
+            <w:r/>
+            <w:r>
+              <w:rPr>
+                <w:sz w:val="18"/>
+              </w:rPr>
+              <w:t>61.8％</w:t>
+            </w:r>
+          </w:p>
+        </w:tc>
+      </w:tr>
+      <w:tr>
+        <w:tc>
+          <w:tcPr>
+            <w:tcW w:type="dxa" w:w="1440"/>
+          </w:tcPr>
+          <w:p>
+            <w:r/>
+            <w:r>
+              <w:rPr>
+                <w:sz w:val="18"/>
+              </w:rPr>
+              <w:t>IADLの低下</w:t>
+            </w:r>
+          </w:p>
+        </w:tc>
+        <w:tc>
+          <w:tcPr>
+            <w:tcW w:type="dxa" w:w="1440"/>
+          </w:tcPr>
+          <w:p>
+            <w:r/>
+            <w:r>
+              <w:rPr>
+                <w:sz w:val="18"/>
+              </w:rPr>
+              <w:t>13.8％</w:t>
+            </w:r>
+          </w:p>
+        </w:tc>
+        <w:tc>
+          <w:tcPr>
+            <w:tcW w:type="dxa" w:w="1440"/>
+          </w:tcPr>
+          <w:p>
+            <w:r/>
+            <w:r>
+              <w:rPr>
+                <w:sz w:val="18"/>
+              </w:rPr>
+              <w:t>12.3％</w:t>
+            </w:r>
+          </w:p>
+        </w:tc>
+        <w:tc>
+          <w:tcPr>
+            <w:tcW w:type="dxa" w:w="1440"/>
+          </w:tcPr>
+          <w:p>
+            <w:r/>
+            <w:r>
+              <w:rPr>
+                <w:sz w:val="18"/>
+              </w:rPr>
+              <w:t>▲1.5pt</w:t>
+            </w:r>
+          </w:p>
+        </w:tc>
+        <w:tc>
+          <w:tcPr>
+            <w:tcW w:type="dxa" w:w="1440"/>
+          </w:tcPr>
+          <w:p>
+            <w:r/>
+            <w:r>
+              <w:rPr>
+                <w:sz w:val="18"/>
+              </w:rPr>
+              <w:t>31.5％</w:t>
+            </w:r>
+          </w:p>
+        </w:tc>
+        <w:tc>
+          <w:tcPr>
+            <w:tcW w:type="dxa" w:w="1440"/>
+          </w:tcPr>
+          <w:p>
+            <w:r/>
+            <w:r>
+              <w:rPr>
+                <w:sz w:val="18"/>
+              </w:rPr>
+              <w:t>59.3％</w:t>
+            </w:r>
+          </w:p>
+        </w:tc>
+      </w:tr>
+      <w:tr>
+        <w:tc>
+          <w:tcPr>
+            <w:tcW w:type="dxa" w:w="1440"/>
+          </w:tcPr>
+          <w:p>
+            <w:r/>
+            <w:r>
+              <w:rPr>
+                <w:sz w:val="18"/>
+              </w:rPr>
+              <w:t>うつ傾向</w:t>
+            </w:r>
+          </w:p>
+        </w:tc>
+        <w:tc>
+          <w:tcPr>
+            <w:tcW w:type="dxa" w:w="1440"/>
+          </w:tcPr>
+          <w:p>
+            <w:r/>
+            <w:r>
+              <w:rPr>
+                <w:sz w:val="18"/>
+              </w:rPr>
+              <w:t>40.2％</w:t>
+            </w:r>
+          </w:p>
+        </w:tc>
+        <w:tc>
+          <w:tcPr>
+            <w:tcW w:type="dxa" w:w="1440"/>
+          </w:tcPr>
+          <w:p>
+            <w:r/>
+            <w:r>
+              <w:rPr>
+                <w:sz w:val="18"/>
+              </w:rPr>
+              <w:t>38.3％</w:t>
+            </w:r>
+          </w:p>
+        </w:tc>
+        <w:tc>
+          <w:tcPr>
+            <w:tcW w:type="dxa" w:w="1440"/>
+          </w:tcPr>
+          <w:p>
+            <w:r/>
+            <w:r>
+              <w:rPr>
+                <w:sz w:val="18"/>
+              </w:rPr>
+              <w:t>▲1.9pt</w:t>
+            </w:r>
+          </w:p>
+        </w:tc>
+        <w:tc>
+          <w:tcPr>
+            <w:tcW w:type="dxa" w:w="1440"/>
+          </w:tcPr>
+          <w:p>
+            <w:r/>
+            <w:r>
+              <w:rPr>
+                <w:sz w:val="18"/>
+              </w:rPr>
+              <w:t>48.1％</w:t>
+            </w:r>
+          </w:p>
+        </w:tc>
+        <w:tc>
+          <w:tcPr>
+            <w:tcW w:type="dxa" w:w="1440"/>
+          </w:tcPr>
+          <w:p>
+            <w:r/>
+            <w:r>
+              <w:rPr>
+                <w:sz w:val="18"/>
+              </w:rPr>
+              <w:t>59.2％</w:t>
+            </w:r>
+          </w:p>
+        </w:tc>
+      </w:tr>
+      <w:tr>
+        <w:tc>
+          <w:tcPr>
+            <w:tcW w:type="dxa" w:w="1440"/>
+          </w:tcPr>
+          <w:p>
+            <w:r/>
+            <w:r>
+              <w:rPr>
+                <w:sz w:val="18"/>
+              </w:rPr>
+              <w:t>知的能動性の低下</w:t>
+            </w:r>
+          </w:p>
+        </w:tc>
+        <w:tc>
+          <w:tcPr>
+            <w:tcW w:type="dxa" w:w="1440"/>
+          </w:tcPr>
+          <w:p>
+            <w:r/>
+            <w:r>
+              <w:rPr>
+                <w:sz w:val="18"/>
+              </w:rPr>
+              <w:t>41.5％</w:t>
+            </w:r>
+          </w:p>
+        </w:tc>
+        <w:tc>
+          <w:tcPr>
+            <w:tcW w:type="dxa" w:w="1440"/>
+          </w:tcPr>
+          <w:p>
+            <w:r/>
+            <w:r>
+              <w:rPr>
+                <w:sz w:val="18"/>
+              </w:rPr>
+              <w:t>41.5％</w:t>
+            </w:r>
+          </w:p>
+        </w:tc>
+        <w:tc>
+          <w:tcPr>
+            <w:tcW w:type="dxa" w:w="1440"/>
+          </w:tcPr>
+          <w:p>
+            <w:r/>
+            <w:r>
+              <w:rPr>
+                <w:sz w:val="18"/>
+              </w:rPr>
+              <w:t>±0</w:t>
+            </w:r>
+          </w:p>
+        </w:tc>
+        <w:tc>
+          <w:tcPr>
+            <w:tcW w:type="dxa" w:w="1440"/>
+          </w:tcPr>
+          <w:p>
+            <w:r/>
+            <w:r>
+              <w:rPr>
+                <w:sz w:val="18"/>
+              </w:rPr>
+              <w:t>48.1％</w:t>
+            </w:r>
+          </w:p>
+        </w:tc>
+        <w:tc>
+          <w:tcPr>
+            <w:tcW w:type="dxa" w:w="1440"/>
+          </w:tcPr>
+          <w:p>
+            <w:r/>
+            <w:r>
+              <w:rPr>
+                <w:sz w:val="18"/>
+              </w:rPr>
+              <w:t>72.4％</w:t>
+            </w:r>
+          </w:p>
+        </w:tc>
+      </w:tr>
+      <w:tr>
+        <w:tc>
+          <w:tcPr>
+            <w:tcW w:type="dxa" w:w="1440"/>
+          </w:tcPr>
+          <w:p>
+            <w:r/>
+            <w:r>
+              <w:rPr>
+                <w:sz w:val="18"/>
+              </w:rPr>
+              <w:t>社会的役割の低下</w:t>
+            </w:r>
+          </w:p>
+        </w:tc>
+        <w:tc>
+          <w:tcPr>
+            <w:tcW w:type="dxa" w:w="1440"/>
+          </w:tcPr>
+          <w:p>
+            <w:r/>
+            <w:r>
+              <w:rPr>
+                <w:sz w:val="18"/>
+              </w:rPr>
+              <w:t>50.4％</w:t>
+            </w:r>
+          </w:p>
+        </w:tc>
+        <w:tc>
+          <w:tcPr>
+            <w:tcW w:type="dxa" w:w="1440"/>
+          </w:tcPr>
+          <w:p>
+            <w:r/>
+            <w:r>
+              <w:rPr>
+                <w:sz w:val="18"/>
+              </w:rPr>
+              <w:t>47.7％</w:t>
+            </w:r>
+          </w:p>
+        </w:tc>
+        <w:tc>
+          <w:tcPr>
+            <w:tcW w:type="dxa" w:w="1440"/>
+          </w:tcPr>
+          <w:p>
+            <w:r/>
+            <w:r>
+              <w:rPr>
+                <w:sz w:val="18"/>
+              </w:rPr>
+              <w:t>▲2.7pt</w:t>
+            </w:r>
+          </w:p>
+        </w:tc>
+        <w:tc>
+          <w:tcPr>
+            <w:tcW w:type="dxa" w:w="1440"/>
+          </w:tcPr>
+          <w:p>
+            <w:r/>
+            <w:r>
+              <w:rPr>
+                <w:sz w:val="18"/>
+              </w:rPr>
+              <w:t>66.7％</w:t>
+            </w:r>
+          </w:p>
+        </w:tc>
+        <w:tc>
+          <w:tcPr>
+            <w:tcW w:type="dxa" w:w="1440"/>
+          </w:tcPr>
+          <w:p>
+            <w:r/>
+            <w:r>
+              <w:rPr>
+                <w:sz w:val="18"/>
+              </w:rPr>
+              <w:t>75.0％</w:t>
+            </w:r>
+          </w:p>
+        </w:tc>
+      </w:tr>
+    </w:tbl>
+    <w:p>
+      <w:r>
+        <w:t>**10項目中8項目で改善しています。**特に閉じこもり傾向が5.9ポイント、口腔機能が3.6ポイント、運動器機能が2.8ポイント低下しました。悪化したのは転倒リスク（＋0.7ポイント）と低栄養傾向（＋0.2ポイント）のみです。</w:t>
+      </w:r>
+    </w:p>
+    <w:p>
+      <w:r>
+        <w:rPr>
+          <w:i/>
+          <w:sz w:val="18"/>
+        </w:rPr>
+        <w:t>※ ただし回収率が77.7％から67.9％へ9.8ポイント低下しています。回答しなかった層にリスク該当者が多い可能性を否定できないため、改善を断定するのは避け、傾向として扱います。</w:t>
+      </w:r>
+    </w:p>
+    <w:p>
+      <w:r>
+        <w:t>年齢階層別では、年齢が上がるにつれて該当者が増える傾向が明確です。</w:t>
+      </w:r>
+    </w:p>
+    <w:tbl>
+      <w:tblPr>
+        <w:tblStyle w:val="TableGrid"/>
+        <w:tblW w:type="auto" w:w="0"/>
+        <w:tblLook w:firstColumn="1" w:firstRow="1" w:lastColumn="0" w:lastRow="0" w:noHBand="0" w:noVBand="1" w:val="04A0"/>
+      </w:tblPr>
+      <w:tblGrid>
+        <w:gridCol w:w="1234"/>
+        <w:gridCol w:w="1234"/>
+        <w:gridCol w:w="1234"/>
+        <w:gridCol w:w="1234"/>
+        <w:gridCol w:w="1234"/>
+        <w:gridCol w:w="1234"/>
+        <w:gridCol w:w="1234"/>
+      </w:tblGrid>
+      <w:tr>
+        <w:tc>
+          <w:tcPr>
+            <w:tcW w:type="dxa" w:w="1234"/>
+          </w:tcPr>
+          <w:p>
+            <w:r/>
+            <w:r>
+              <w:rPr>
+                <w:rFonts w:ascii="游ゴシック" w:hAnsi="游ゴシック" w:eastAsia="游ゴシック"/>
+                <w:b/>
+                <w:sz w:val="18"/>
+              </w:rPr>
+              <w:t>リスク項目</w:t>
+            </w:r>
+          </w:p>
+        </w:tc>
+        <w:tc>
+          <w:tcPr>
+            <w:tcW w:type="dxa" w:w="1234"/>
+          </w:tcPr>
+          <w:p>
+            <w:r/>
+            <w:r>
+              <w:rPr>
+                <w:rFonts w:ascii="游ゴシック" w:hAnsi="游ゴシック" w:eastAsia="游ゴシック"/>
+                <w:b/>
+                <w:sz w:val="18"/>
+              </w:rPr>
+              <w:t>全体</w:t>
+              <w:br/>
+              <w:t>(n=1,835)</w:t>
+            </w:r>
+          </w:p>
+        </w:tc>
+        <w:tc>
+          <w:tcPr>
+            <w:tcW w:type="dxa" w:w="1234"/>
+          </w:tcPr>
+          <w:p>
+            <w:r/>
+            <w:r>
+              <w:rPr>
+                <w:rFonts w:ascii="游ゴシック" w:hAnsi="游ゴシック" w:eastAsia="游ゴシック"/>
+                <w:b/>
+                <w:sz w:val="18"/>
+              </w:rPr>
+              <w:t>65〜69歳</w:t>
+              <w:br/>
+              <w:t>(n=430)</w:t>
+            </w:r>
+          </w:p>
+        </w:tc>
+        <w:tc>
+          <w:tcPr>
+            <w:tcW w:type="dxa" w:w="1234"/>
+          </w:tcPr>
+          <w:p>
+            <w:r/>
+            <w:r>
+              <w:rPr>
+                <w:rFonts w:ascii="游ゴシック" w:hAnsi="游ゴシック" w:eastAsia="游ゴシック"/>
+                <w:b/>
+                <w:sz w:val="18"/>
+              </w:rPr>
+              <w:t>70〜74歳</w:t>
+              <w:br/>
+              <w:t>(n=468)</w:t>
+            </w:r>
+          </w:p>
+        </w:tc>
+        <w:tc>
+          <w:tcPr>
+            <w:tcW w:type="dxa" w:w="1234"/>
+          </w:tcPr>
+          <w:p>
+            <w:r/>
+            <w:r>
+              <w:rPr>
+                <w:rFonts w:ascii="游ゴシック" w:hAnsi="游ゴシック" w:eastAsia="游ゴシック"/>
+                <w:b/>
+                <w:sz w:val="18"/>
+              </w:rPr>
+              <w:t>75〜79歳</w:t>
+              <w:br/>
+              <w:t>(n=368)</w:t>
+            </w:r>
+          </w:p>
+        </w:tc>
+        <w:tc>
+          <w:tcPr>
+            <w:tcW w:type="dxa" w:w="1234"/>
+          </w:tcPr>
+          <w:p>
+            <w:r/>
+            <w:r>
+              <w:rPr>
+                <w:rFonts w:ascii="游ゴシック" w:hAnsi="游ゴシック" w:eastAsia="游ゴシック"/>
+                <w:b/>
+                <w:sz w:val="18"/>
+              </w:rPr>
+              <w:t>80〜84歳</w:t>
+              <w:br/>
+              <w:t>(n=244)</w:t>
+            </w:r>
+          </w:p>
+        </w:tc>
+        <w:tc>
+          <w:tcPr>
+            <w:tcW w:type="dxa" w:w="1234"/>
+          </w:tcPr>
+          <w:p>
+            <w:r/>
+            <w:r>
+              <w:rPr>
+                <w:rFonts w:ascii="游ゴシック" w:hAnsi="游ゴシック" w:eastAsia="游ゴシック"/>
+                <w:b/>
+                <w:sz w:val="18"/>
+              </w:rPr>
+              <w:t>85歳以上</w:t>
+              <w:br/>
+              <w:t>(n=258)</w:t>
+            </w:r>
+          </w:p>
+        </w:tc>
+      </w:tr>
+      <w:tr>
+        <w:tc>
+          <w:tcPr>
+            <w:tcW w:type="dxa" w:w="1234"/>
+          </w:tcPr>
+          <w:p>
+            <w:r/>
+            <w:r>
+              <w:rPr>
+                <w:sz w:val="18"/>
+              </w:rPr>
+              <w:t>転倒リスク</w:t>
+            </w:r>
+          </w:p>
+        </w:tc>
+        <w:tc>
+          <w:tcPr>
+            <w:tcW w:type="dxa" w:w="1234"/>
+          </w:tcPr>
+          <w:p>
+            <w:r/>
+            <w:r>
+              <w:rPr>
+                <w:sz w:val="18"/>
+              </w:rPr>
+              <w:t>36.5％</w:t>
+            </w:r>
+          </w:p>
+        </w:tc>
+        <w:tc>
+          <w:tcPr>
+            <w:tcW w:type="dxa" w:w="1234"/>
+          </w:tcPr>
+          <w:p>
+            <w:r/>
+            <w:r>
+              <w:rPr>
+                <w:sz w:val="18"/>
+              </w:rPr>
+              <w:t>31.4％</w:t>
+            </w:r>
+          </w:p>
+        </w:tc>
+        <w:tc>
+          <w:tcPr>
+            <w:tcW w:type="dxa" w:w="1234"/>
+          </w:tcPr>
+          <w:p>
+            <w:r/>
+            <w:r>
+              <w:rPr>
+                <w:sz w:val="18"/>
+              </w:rPr>
+              <w:t>33.3％</w:t>
+            </w:r>
+          </w:p>
+        </w:tc>
+        <w:tc>
+          <w:tcPr>
+            <w:tcW w:type="dxa" w:w="1234"/>
+          </w:tcPr>
+          <w:p>
+            <w:r/>
+            <w:r>
+              <w:rPr>
+                <w:sz w:val="18"/>
+              </w:rPr>
+              <w:t>36.1％</w:t>
+            </w:r>
+          </w:p>
+        </w:tc>
+        <w:tc>
+          <w:tcPr>
+            <w:tcW w:type="dxa" w:w="1234"/>
+          </w:tcPr>
+          <w:p>
+            <w:r/>
+            <w:r>
+              <w:rPr>
+                <w:sz w:val="18"/>
+              </w:rPr>
+              <w:t>38.1％</w:t>
+            </w:r>
+          </w:p>
+        </w:tc>
+        <w:tc>
+          <w:tcPr>
+            <w:tcW w:type="dxa" w:w="1234"/>
+          </w:tcPr>
+          <w:p>
+            <w:r/>
+            <w:r>
+              <w:rPr>
+                <w:sz w:val="18"/>
+              </w:rPr>
+              <w:t>48.8％</w:t>
+            </w:r>
+          </w:p>
+        </w:tc>
+      </w:tr>
+      <w:tr>
+        <w:tc>
+          <w:tcPr>
+            <w:tcW w:type="dxa" w:w="1234"/>
+          </w:tcPr>
+          <w:p>
+            <w:r/>
+            <w:r>
+              <w:rPr>
+                <w:sz w:val="18"/>
+              </w:rPr>
+              <w:t>閉じこもり傾向</w:t>
+            </w:r>
+          </w:p>
+        </w:tc>
+        <w:tc>
+          <w:tcPr>
+            <w:tcW w:type="dxa" w:w="1234"/>
+          </w:tcPr>
+          <w:p>
+            <w:r/>
+            <w:r>
+              <w:rPr>
+                <w:sz w:val="18"/>
+              </w:rPr>
+              <w:t>24.1％</w:t>
+            </w:r>
+          </w:p>
+        </w:tc>
+        <w:tc>
+          <w:tcPr>
+            <w:tcW w:type="dxa" w:w="1234"/>
+          </w:tcPr>
+          <w:p>
+            <w:r/>
+            <w:r>
+              <w:rPr>
+                <w:sz w:val="18"/>
+              </w:rPr>
+              <w:t>14.7％</w:t>
+            </w:r>
+          </w:p>
+        </w:tc>
+        <w:tc>
+          <w:tcPr>
+            <w:tcW w:type="dxa" w:w="1234"/>
+          </w:tcPr>
+          <w:p>
+            <w:r/>
+            <w:r>
+              <w:rPr>
+                <w:sz w:val="18"/>
+              </w:rPr>
+              <w:t>19.0％</w:t>
+            </w:r>
+          </w:p>
+        </w:tc>
+        <w:tc>
+          <w:tcPr>
+            <w:tcW w:type="dxa" w:w="1234"/>
+          </w:tcPr>
+          <w:p>
+            <w:r/>
+            <w:r>
+              <w:rPr>
+                <w:sz w:val="18"/>
+              </w:rPr>
+              <w:t>23.1％</w:t>
+            </w:r>
+          </w:p>
+        </w:tc>
+        <w:tc>
+          <w:tcPr>
+            <w:tcW w:type="dxa" w:w="1234"/>
+          </w:tcPr>
+          <w:p>
+            <w:r/>
+            <w:r>
+              <w:rPr>
+                <w:sz w:val="18"/>
+              </w:rPr>
+              <w:t>31.1％</w:t>
+            </w:r>
+          </w:p>
+        </w:tc>
+        <w:tc>
+          <w:tcPr>
+            <w:tcW w:type="dxa" w:w="1234"/>
+          </w:tcPr>
+          <w:p>
+            <w:r/>
+            <w:r>
+              <w:rPr>
+                <w:sz w:val="18"/>
+              </w:rPr>
+              <w:t>44.6％</w:t>
+            </w:r>
+          </w:p>
+        </w:tc>
+      </w:tr>
+      <w:tr>
+        <w:tc>
+          <w:tcPr>
+            <w:tcW w:type="dxa" w:w="1234"/>
+          </w:tcPr>
+          <w:p>
+            <w:r/>
+            <w:r>
+              <w:rPr>
+                <w:sz w:val="18"/>
+              </w:rPr>
+              <w:t>認知機能の低下</w:t>
+            </w:r>
+          </w:p>
+        </w:tc>
+        <w:tc>
+          <w:tcPr>
+            <w:tcW w:type="dxa" w:w="1234"/>
+          </w:tcPr>
+          <w:p>
+            <w:r/>
+            <w:r>
+              <w:rPr>
+                <w:sz w:val="18"/>
+              </w:rPr>
+              <w:t>47.9％</w:t>
+            </w:r>
+          </w:p>
+        </w:tc>
+        <w:tc>
+          <w:tcPr>
+            <w:tcW w:type="dxa" w:w="1234"/>
+          </w:tcPr>
+          <w:p>
+            <w:r/>
+            <w:r>
+              <w:rPr>
+                <w:sz w:val="18"/>
+              </w:rPr>
+              <w:t>39.1％</w:t>
+            </w:r>
+          </w:p>
+        </w:tc>
+        <w:tc>
+          <w:tcPr>
+            <w:tcW w:type="dxa" w:w="1234"/>
+          </w:tcPr>
+          <w:p>
+            <w:r/>
+            <w:r>
+              <w:rPr>
+                <w:sz w:val="18"/>
+              </w:rPr>
+              <w:t>46.4％</w:t>
+            </w:r>
+          </w:p>
+        </w:tc>
+        <w:tc>
+          <w:tcPr>
+            <w:tcW w:type="dxa" w:w="1234"/>
+          </w:tcPr>
+          <w:p>
+            <w:r/>
+            <w:r>
+              <w:rPr>
+                <w:sz w:val="18"/>
+              </w:rPr>
+              <w:t>53.3％</w:t>
+            </w:r>
+          </w:p>
+        </w:tc>
+        <w:tc>
+          <w:tcPr>
+            <w:tcW w:type="dxa" w:w="1234"/>
+          </w:tcPr>
+          <w:p>
+            <w:r/>
+            <w:r>
+              <w:rPr>
+                <w:sz w:val="18"/>
+              </w:rPr>
+              <w:t>52.9％</w:t>
+            </w:r>
+          </w:p>
+        </w:tc>
+        <w:tc>
+          <w:tcPr>
+            <w:tcW w:type="dxa" w:w="1234"/>
+          </w:tcPr>
+          <w:p>
+            <w:r/>
+            <w:r>
+              <w:rPr>
+                <w:sz w:val="18"/>
+              </w:rPr>
+              <w:t>53.1％</w:t>
+            </w:r>
+          </w:p>
+        </w:tc>
+      </w:tr>
+      <w:tr>
+        <w:tc>
+          <w:tcPr>
+            <w:tcW w:type="dxa" w:w="1234"/>
+          </w:tcPr>
+          <w:p>
+            <w:r/>
+            <w:r>
+              <w:rPr>
+                <w:sz w:val="18"/>
+              </w:rPr>
+              <w:t>IADLの低下</w:t>
+            </w:r>
+          </w:p>
+        </w:tc>
+        <w:tc>
+          <w:tcPr>
+            <w:tcW w:type="dxa" w:w="1234"/>
+          </w:tcPr>
+          <w:p>
+            <w:r/>
+            <w:r>
+              <w:rPr>
+                <w:sz w:val="18"/>
+              </w:rPr>
+              <w:t>12.3％</w:t>
+            </w:r>
+          </w:p>
+        </w:tc>
+        <w:tc>
+          <w:tcPr>
+            <w:tcW w:type="dxa" w:w="1234"/>
+          </w:tcPr>
+          <w:p>
+            <w:r/>
+            <w:r>
+              <w:rPr>
+                <w:sz w:val="18"/>
+              </w:rPr>
+              <w:t>4.4％</w:t>
+            </w:r>
+          </w:p>
+        </w:tc>
+        <w:tc>
+          <w:tcPr>
+            <w:tcW w:type="dxa" w:w="1234"/>
+          </w:tcPr>
+          <w:p>
+            <w:r/>
+            <w:r>
+              <w:rPr>
+                <w:sz w:val="18"/>
+              </w:rPr>
+              <w:t>7.0％</w:t>
+            </w:r>
+          </w:p>
+        </w:tc>
+        <w:tc>
+          <w:tcPr>
+            <w:tcW w:type="dxa" w:w="1234"/>
+          </w:tcPr>
+          <w:p>
+            <w:r/>
+            <w:r>
+              <w:rPr>
+                <w:sz w:val="18"/>
+              </w:rPr>
+              <w:t>10.3％</w:t>
+            </w:r>
+          </w:p>
+        </w:tc>
+        <w:tc>
+          <w:tcPr>
+            <w:tcW w:type="dxa" w:w="1234"/>
+          </w:tcPr>
+          <w:p>
+            <w:r/>
+            <w:r>
+              <w:rPr>
+                <w:sz w:val="18"/>
+              </w:rPr>
+              <w:t>14.1％</w:t>
+            </w:r>
+          </w:p>
+        </w:tc>
+        <w:tc>
+          <w:tcPr>
+            <w:tcW w:type="dxa" w:w="1234"/>
+          </w:tcPr>
+          <w:p>
+            <w:r/>
+            <w:r>
+              <w:rPr>
+                <w:sz w:val="18"/>
+              </w:rPr>
+              <w:t>37.2％</w:t>
+            </w:r>
+          </w:p>
+        </w:tc>
+      </w:tr>
+    </w:tbl>
+    <w:p>
+      <w:r>
+        <w:rPr>
+          <w:i/>
+          <w:sz w:val="18"/>
+        </w:rPr>
+        <w:t>※ 上記4項目のみ数値を確定しています。残る6項目も報告書47〜74頁に年齢階層別グラフが掲載されているため、計画書作成時に転記します。IADLの低下は65〜69歳の4.4％から85歳以上の37.2％へ8.5倍になり、介護予防の対象設定に用いる指標として有効です。</w:t>
+      </w:r>
+    </w:p>
+    <w:p>
+      <w:r>
+        <w:rPr>
+          <w:i/>
+          <w:sz w:val="18"/>
+        </w:rPr>
+        <w:t>※ 認定状況別の集計区分は「要支援1」「要支援2」「要介護（要支援）認定は受けていない」の3区分で、要介護1〜5の区分がありません。前回調査の対象は「要介護1〜5の認定を受けていない65歳以上」でしたが、今回は「65歳以上の高齢者」と記載されています。**抽出対象に要介護1〜5の認定者を含めたかを確認する必要があります（第3部）。**</w:t>
+      </w:r>
+    </w:p>
+    <w:p>
+      <w:pPr>
+        <w:pStyle w:val="Heading2"/>
+      </w:pPr>
+      <w:r>
+        <w:t>2-2　【最重要】介護保険サービスを利用していない理由</w:t>
+      </w:r>
+    </w:p>
+    <w:p>
+      <w:r>
+        <w:t>在宅で要介護認定を受けている方のうち、**介護保険サービスを利用していない方が42.1％（154人）**でした。その理由は次のとおりです（複数回答）。</w:t>
+      </w:r>
+    </w:p>
+    <w:tbl>
+      <w:tblPr>
+        <w:tblStyle w:val="TableGrid"/>
+        <w:tblW w:type="auto" w:w="0"/>
+        <w:tblLook w:firstColumn="1" w:firstRow="1" w:lastColumn="0" w:lastRow="0" w:noHBand="0" w:noVBand="1" w:val="04A0"/>
+      </w:tblPr>
+      <w:tblGrid>
+        <w:gridCol w:w="2880"/>
+        <w:gridCol w:w="2880"/>
+        <w:gridCol w:w="2880"/>
+      </w:tblGrid>
+      <w:tr>
+        <w:tc>
+          <w:tcPr>
+            <w:tcW w:type="dxa" w:w="2880"/>
+          </w:tcPr>
+          <w:p>
+            <w:r/>
+            <w:r>
+              <w:rPr>
+                <w:rFonts w:ascii="游ゴシック" w:hAnsi="游ゴシック" w:eastAsia="游ゴシック"/>
+                <w:b/>
+                <w:sz w:val="18"/>
+              </w:rPr>
+              <w:t>利用していない理由</w:t>
+            </w:r>
+          </w:p>
+        </w:tc>
+        <w:tc>
+          <w:tcPr>
+            <w:tcW w:type="dxa" w:w="2880"/>
+          </w:tcPr>
+          <w:p>
+            <w:r/>
+            <w:r>
+              <w:rPr>
+                <w:rFonts w:ascii="游ゴシック" w:hAnsi="游ゴシック" w:eastAsia="游ゴシック"/>
+                <w:b/>
+                <w:sz w:val="18"/>
+              </w:rPr>
+              <w:t>割合</w:t>
+            </w:r>
+          </w:p>
+        </w:tc>
+        <w:tc>
+          <w:tcPr>
+            <w:tcW w:type="dxa" w:w="2880"/>
+          </w:tcPr>
+          <w:p>
+            <w:r/>
+            <w:r>
+              <w:rPr>
+                <w:rFonts w:ascii="游ゴシック" w:hAnsi="游ゴシック" w:eastAsia="游ゴシック"/>
+                <w:b/>
+                <w:sz w:val="18"/>
+              </w:rPr>
+              <w:t>区分</w:t>
+            </w:r>
+          </w:p>
+        </w:tc>
+      </w:tr>
+      <w:tr>
+        <w:tc>
+          <w:tcPr>
+            <w:tcW w:type="dxa" w:w="2880"/>
+          </w:tcPr>
+          <w:p>
+            <w:r/>
+            <w:r>
+              <w:rPr>
+                <w:sz w:val="18"/>
+              </w:rPr>
+              <w:t>現状では、サービスを利用するほどの状態ではない</w:t>
+            </w:r>
+          </w:p>
+        </w:tc>
+        <w:tc>
+          <w:tcPr>
+            <w:tcW w:type="dxa" w:w="2880"/>
+          </w:tcPr>
+          <w:p>
+            <w:r/>
+            <w:r>
+              <w:rPr>
+                <w:sz w:val="18"/>
+              </w:rPr>
+              <w:t>**46.8％**</w:t>
+            </w:r>
+          </w:p>
+        </w:tc>
+        <w:tc>
+          <w:tcPr>
+            <w:tcW w:type="dxa" w:w="2880"/>
+          </w:tcPr>
+          <w:p>
+            <w:r/>
+            <w:r>
+              <w:rPr>
+                <w:sz w:val="18"/>
+              </w:rPr>
+              <w:t>需要側</w:t>
+            </w:r>
+          </w:p>
+        </w:tc>
+      </w:tr>
+      <w:tr>
+        <w:tc>
+          <w:tcPr>
+            <w:tcW w:type="dxa" w:w="2880"/>
+          </w:tcPr>
+          <w:p>
+            <w:r/>
+            <w:r>
+              <w:rPr>
+                <w:sz w:val="18"/>
+              </w:rPr>
+              <w:t>本人にサービス利用の希望がない</w:t>
+            </w:r>
+          </w:p>
+        </w:tc>
+        <w:tc>
+          <w:tcPr>
+            <w:tcW w:type="dxa" w:w="2880"/>
+          </w:tcPr>
+          <w:p>
+            <w:r/>
+            <w:r>
+              <w:rPr>
+                <w:sz w:val="18"/>
+              </w:rPr>
+              <w:t>**29.2％**</w:t>
+            </w:r>
+          </w:p>
+        </w:tc>
+        <w:tc>
+          <w:tcPr>
+            <w:tcW w:type="dxa" w:w="2880"/>
+          </w:tcPr>
+          <w:p>
+            <w:r/>
+            <w:r>
+              <w:rPr>
+                <w:sz w:val="18"/>
+              </w:rPr>
+              <w:t>需要側</w:t>
+            </w:r>
+          </w:p>
+        </w:tc>
+      </w:tr>
+      <w:tr>
+        <w:tc>
+          <w:tcPr>
+            <w:tcW w:type="dxa" w:w="2880"/>
+          </w:tcPr>
+          <w:p>
+            <w:r/>
+            <w:r>
+              <w:rPr>
+                <w:sz w:val="18"/>
+              </w:rPr>
+              <w:t>家族が介護をするため必要ない</w:t>
+            </w:r>
+          </w:p>
+        </w:tc>
+        <w:tc>
+          <w:tcPr>
+            <w:tcW w:type="dxa" w:w="2880"/>
+          </w:tcPr>
+          <w:p>
+            <w:r/>
+            <w:r>
+              <w:rPr>
+                <w:sz w:val="18"/>
+              </w:rPr>
+              <w:t>**16.9％**</w:t>
+            </w:r>
+          </w:p>
+        </w:tc>
+        <w:tc>
+          <w:tcPr>
+            <w:tcW w:type="dxa" w:w="2880"/>
+          </w:tcPr>
+          <w:p>
+            <w:r/>
+            <w:r>
+              <w:rPr>
+                <w:sz w:val="18"/>
+              </w:rPr>
+              <w:t>需要側</w:t>
+            </w:r>
+          </w:p>
+        </w:tc>
+      </w:tr>
+      <w:tr>
+        <w:tc>
+          <w:tcPr>
+            <w:tcW w:type="dxa" w:w="2880"/>
+          </w:tcPr>
+          <w:p>
+            <w:r/>
+            <w:r>
+              <w:rPr>
+                <w:sz w:val="18"/>
+              </w:rPr>
+              <w:t>住宅改修、福祉用具貸与・購入のみを利用するため</w:t>
+            </w:r>
+          </w:p>
+        </w:tc>
+        <w:tc>
+          <w:tcPr>
+            <w:tcW w:type="dxa" w:w="2880"/>
+          </w:tcPr>
+          <w:p>
+            <w:r/>
+            <w:r>
+              <w:rPr>
+                <w:sz w:val="18"/>
+              </w:rPr>
+              <w:t>5.2％</w:t>
+            </w:r>
+          </w:p>
+        </w:tc>
+        <w:tc>
+          <w:tcPr>
+            <w:tcW w:type="dxa" w:w="2880"/>
+          </w:tcPr>
+          <w:p>
+            <w:r/>
+            <w:r>
+              <w:rPr>
+                <w:sz w:val="18"/>
+              </w:rPr>
+              <w:t>―</w:t>
+            </w:r>
+          </w:p>
+        </w:tc>
+      </w:tr>
+      <w:tr>
+        <w:tc>
+          <w:tcPr>
+            <w:tcW w:type="dxa" w:w="2880"/>
+          </w:tcPr>
+          <w:p>
+            <w:r/>
+            <w:r>
+              <w:rPr>
+                <w:sz w:val="18"/>
+              </w:rPr>
+              <w:t>サービスを受けたいが手続きや利用方法が分からない</w:t>
+            </w:r>
+          </w:p>
+        </w:tc>
+        <w:tc>
+          <w:tcPr>
+            <w:tcW w:type="dxa" w:w="2880"/>
+          </w:tcPr>
+          <w:p>
+            <w:r/>
+            <w:r>
+              <w:rPr>
+                <w:sz w:val="18"/>
+              </w:rPr>
+              <w:t>4.5％</w:t>
+            </w:r>
+          </w:p>
+        </w:tc>
+        <w:tc>
+          <w:tcPr>
+            <w:tcW w:type="dxa" w:w="2880"/>
+          </w:tcPr>
+          <w:p>
+            <w:r/>
+            <w:r>
+              <w:rPr>
+                <w:sz w:val="18"/>
+              </w:rPr>
+              <w:t>相談体制</w:t>
+            </w:r>
+          </w:p>
+        </w:tc>
+      </w:tr>
+      <w:tr>
+        <w:tc>
+          <w:tcPr>
+            <w:tcW w:type="dxa" w:w="2880"/>
+          </w:tcPr>
+          <w:p>
+            <w:r/>
+            <w:r>
+              <w:rPr>
+                <w:sz w:val="18"/>
+              </w:rPr>
+              <w:t>利用料を支払うのが難しい</w:t>
+            </w:r>
+          </w:p>
+        </w:tc>
+        <w:tc>
+          <w:tcPr>
+            <w:tcW w:type="dxa" w:w="2880"/>
+          </w:tcPr>
+          <w:p>
+            <w:r/>
+            <w:r>
+              <w:rPr>
+                <w:sz w:val="18"/>
+              </w:rPr>
+              <w:t>3.9％</w:t>
+            </w:r>
+          </w:p>
+        </w:tc>
+        <w:tc>
+          <w:tcPr>
+            <w:tcW w:type="dxa" w:w="2880"/>
+          </w:tcPr>
+          <w:p>
+            <w:r/>
+            <w:r>
+              <w:rPr>
+                <w:sz w:val="18"/>
+              </w:rPr>
+              <w:t>費用</w:t>
+            </w:r>
+          </w:p>
+        </w:tc>
+      </w:tr>
+      <w:tr>
+        <w:tc>
+          <w:tcPr>
+            <w:tcW w:type="dxa" w:w="2880"/>
+          </w:tcPr>
+          <w:p>
+            <w:r/>
+            <w:r>
+              <w:rPr>
+                <w:sz w:val="18"/>
+              </w:rPr>
+              <w:t>以前、利用していたサービスに不満があった</w:t>
+            </w:r>
+          </w:p>
+        </w:tc>
+        <w:tc>
+          <w:tcPr>
+            <w:tcW w:type="dxa" w:w="2880"/>
+          </w:tcPr>
+          <w:p>
+            <w:r/>
+            <w:r>
+              <w:rPr>
+                <w:sz w:val="18"/>
+              </w:rPr>
+              <w:t>0.6％</w:t>
+            </w:r>
+          </w:p>
+        </w:tc>
+        <w:tc>
+          <w:tcPr>
+            <w:tcW w:type="dxa" w:w="2880"/>
+          </w:tcPr>
+          <w:p>
+            <w:r/>
+            <w:r>
+              <w:rPr>
+                <w:sz w:val="18"/>
+              </w:rPr>
+              <w:t>供給側</w:t>
+            </w:r>
+          </w:p>
+        </w:tc>
+      </w:tr>
+      <w:tr>
+        <w:tc>
+          <w:tcPr>
+            <w:tcW w:type="dxa" w:w="2880"/>
+          </w:tcPr>
+          <w:p>
+            <w:r/>
+            <w:r>
+              <w:rPr>
+                <w:sz w:val="18"/>
+              </w:rPr>
+              <w:t>利用したいサービスが利用できない、身近にない</w:t>
+            </w:r>
+          </w:p>
+        </w:tc>
+        <w:tc>
+          <w:tcPr>
+            <w:tcW w:type="dxa" w:w="2880"/>
+          </w:tcPr>
+          <w:p>
+            <w:r/>
+            <w:r>
+              <w:rPr>
+                <w:sz w:val="18"/>
+              </w:rPr>
+              <w:t>**0.6％**</w:t>
+            </w:r>
+          </w:p>
+        </w:tc>
+        <w:tc>
+          <w:tcPr>
+            <w:tcW w:type="dxa" w:w="2880"/>
+          </w:tcPr>
+          <w:p>
+            <w:r/>
+            <w:r>
+              <w:rPr>
+                <w:sz w:val="18"/>
+              </w:rPr>
+              <w:t>供給側</w:t>
+            </w:r>
+          </w:p>
+        </w:tc>
+      </w:tr>
+      <w:tr>
+        <w:tc>
+          <w:tcPr>
+            <w:tcW w:type="dxa" w:w="2880"/>
+          </w:tcPr>
+          <w:p>
+            <w:r/>
+            <w:r>
+              <w:rPr>
+                <w:sz w:val="18"/>
+              </w:rPr>
+              <w:t>その他</w:t>
+            </w:r>
+          </w:p>
+        </w:tc>
+        <w:tc>
+          <w:tcPr>
+            <w:tcW w:type="dxa" w:w="2880"/>
+          </w:tcPr>
+          <w:p>
+            <w:r/>
+            <w:r>
+              <w:rPr>
+                <w:sz w:val="18"/>
+              </w:rPr>
+              <w:t>16.2％</w:t>
+            </w:r>
+          </w:p>
+        </w:tc>
+        <w:tc>
+          <w:tcPr>
+            <w:tcW w:type="dxa" w:w="2880"/>
+          </w:tcPr>
+          <w:p>
+            <w:r/>
+            <w:r>
+              <w:rPr>
+                <w:sz w:val="18"/>
+              </w:rPr>
+              <w:t>―</w:t>
+            </w:r>
+          </w:p>
+        </w:tc>
+      </w:tr>
+      <w:tr>
+        <w:tc>
+          <w:tcPr>
+            <w:tcW w:type="dxa" w:w="2880"/>
+          </w:tcPr>
+          <w:p>
+            <w:r/>
+            <w:r>
+              <w:rPr>
+                <w:sz w:val="18"/>
+              </w:rPr>
+              <w:t>無回答</w:t>
+            </w:r>
+          </w:p>
+        </w:tc>
+        <w:tc>
+          <w:tcPr>
+            <w:tcW w:type="dxa" w:w="2880"/>
+          </w:tcPr>
+          <w:p>
+            <w:r/>
+            <w:r>
+              <w:rPr>
+                <w:sz w:val="18"/>
+              </w:rPr>
+              <w:t>8.4％</w:t>
+            </w:r>
+          </w:p>
+        </w:tc>
+        <w:tc>
+          <w:tcPr>
+            <w:tcW w:type="dxa" w:w="2880"/>
+          </w:tcPr>
+          <w:p>
+            <w:r/>
+            <w:r>
+              <w:rPr>
+                <w:sz w:val="18"/>
+              </w:rPr>
+              <w:t>―</w:t>
+            </w:r>
+          </w:p>
+        </w:tc>
+      </w:tr>
+    </w:tbl>
+    <w:p>
+      <w:r>
+        <w:t>本協議会資料の第1部3-3で、認定率は県内2位（全国比1.24倍）でありながら給付月額は県内中位であることを「認定と利用のギャップ」として提示し、その原因が利用支援にあるのか供給確保にあるのかを本調査で判別すると申し上げていました。</w:t>
+      </w:r>
+    </w:p>
+    <w:p>
+      <w:r>
+        <w:t>**結果は、そのいずれでもありませんでした。**供給制約（利用したいサービスが利用できない、身近にない）は0.6％、費用は3.9％、手続きの分かりにくさは4.5％にとどまり、上位3つの需要側の要因が合計92.9％を占めています。</w:t>
+      </w:r>
+    </w:p>
+    <w:p>
+      <w:r>
+        <w:t>すなわち、**認定を受けているがサービスを必要とする状態に至っていない層、及び本人に利用意向がない層が多数**ということです。これは認定率が高く給付月額が中位という構造とよく整合します。</w:t>
+      </w:r>
+    </w:p>
+    <w:tbl>
+      <w:tblPr>
+        <w:tblStyle w:val="TableGrid"/>
+        <w:tblW w:type="auto" w:w="0"/>
+        <w:tblLook w:firstColumn="1" w:firstRow="1" w:lastColumn="0" w:lastRow="0" w:noHBand="0" w:noVBand="1" w:val="04A0"/>
+      </w:tblPr>
+      <w:tblGrid>
+        <w:gridCol w:w="4320"/>
+        <w:gridCol w:w="4320"/>
+      </w:tblGrid>
+      <w:tr>
+        <w:tc>
+          <w:tcPr>
+            <w:tcW w:type="dxa" w:w="4320"/>
+          </w:tcPr>
+          <w:p>
+            <w:r/>
+            <w:r>
+              <w:rPr>
+                <w:rFonts w:ascii="游ゴシック" w:hAnsi="游ゴシック" w:eastAsia="游ゴシック"/>
+                <w:b/>
+                <w:sz w:val="18"/>
+              </w:rPr>
+              <w:t>区分</w:t>
+            </w:r>
+          </w:p>
+        </w:tc>
+        <w:tc>
+          <w:tcPr>
+            <w:tcW w:type="dxa" w:w="4320"/>
+          </w:tcPr>
+          <w:p>
+            <w:r/>
+            <w:r>
+              <w:rPr>
+                <w:rFonts w:ascii="游ゴシック" w:hAnsi="游ゴシック" w:eastAsia="游ゴシック"/>
+                <w:b/>
+                <w:sz w:val="18"/>
+              </w:rPr>
+              <w:t>第10期での対応</w:t>
+            </w:r>
+          </w:p>
+        </w:tc>
+      </w:tr>
+      <w:tr>
+        <w:tc>
+          <w:tcPr>
+            <w:tcW w:type="dxa" w:w="4320"/>
+          </w:tcPr>
+          <w:p>
+            <w:r/>
+            <w:r>
+              <w:rPr>
+                <w:sz w:val="18"/>
+              </w:rPr>
+              <w:t>① 認定の運用の確認</w:t>
+            </w:r>
+          </w:p>
+        </w:tc>
+        <w:tc>
+          <w:tcPr>
+            <w:tcW w:type="dxa" w:w="4320"/>
+          </w:tcPr>
+          <w:p>
+            <w:r/>
+            <w:r>
+              <w:rPr>
+                <w:sz w:val="18"/>
+              </w:rPr>
+              <w:t>サービス利用の必要が生じる前に申請している例がどの程度あるかを確認する。認定率が県内2位である理由の説明にもつながる</w:t>
+            </w:r>
+          </w:p>
+        </w:tc>
+      </w:tr>
+      <w:tr>
+        <w:tc>
+          <w:tcPr>
+            <w:tcW w:type="dxa" w:w="4320"/>
+          </w:tcPr>
+          <w:p>
+            <w:r/>
+            <w:r>
+              <w:rPr>
+                <w:sz w:val="18"/>
+              </w:rPr>
+              <w:t>② 本人の利用意向への働きかけ</w:t>
+            </w:r>
+          </w:p>
+        </w:tc>
+        <w:tc>
+          <w:tcPr>
+            <w:tcW w:type="dxa" w:w="4320"/>
+          </w:tcPr>
+          <w:p>
+            <w:r/>
+            <w:r>
+              <w:rPr>
+                <w:sz w:val="18"/>
+              </w:rPr>
+              <w:t>サービスの理解促進、体験機会の提供。「希望がない」29.2％への対応</w:t>
+            </w:r>
+          </w:p>
+        </w:tc>
+      </w:tr>
+      <w:tr>
+        <w:tc>
+          <w:tcPr>
+            <w:tcW w:type="dxa" w:w="4320"/>
+          </w:tcPr>
+          <w:p>
+            <w:r/>
+            <w:r>
+              <w:rPr>
+                <w:sz w:val="18"/>
+              </w:rPr>
+              <w:t>③ 家族介護に依存する層への支援</w:t>
+            </w:r>
+          </w:p>
+        </w:tc>
+        <w:tc>
+          <w:tcPr>
+            <w:tcW w:type="dxa" w:w="4320"/>
+          </w:tcPr>
+          <w:p>
+            <w:r/>
+            <w:r>
+              <w:rPr>
+                <w:sz w:val="18"/>
+              </w:rPr>
+              <w:t>「家族が介護をするため必要ない」16.9％。短期入所系の自給率は12.5ポイント低下しており、レスパイト機能の確保が必要</w:t>
+            </w:r>
+          </w:p>
+        </w:tc>
+      </w:tr>
+      <w:tr>
+        <w:tc>
+          <w:tcPr>
+            <w:tcW w:type="dxa" w:w="4320"/>
+          </w:tcPr>
+          <w:p>
+            <w:r/>
+            <w:r>
+              <w:rPr>
+                <w:sz w:val="18"/>
+              </w:rPr>
+              <w:t>④ 供給確保</w:t>
+            </w:r>
+          </w:p>
+        </w:tc>
+        <w:tc>
+          <w:tcPr>
+            <w:tcW w:type="dxa" w:w="4320"/>
+          </w:tcPr>
+          <w:p>
+            <w:r/>
+            <w:r>
+              <w:rPr>
+                <w:sz w:val="18"/>
+              </w:rPr>
+              <w:t>**優先度を下げる。** ただし未利用者154人の回答であり、現に利用している203人が供給に満足していることを示すものではない。居宅介護支援事業所5→3、訪問看護1事業所という供給側の事実は残る</w:t>
+            </w:r>
+          </w:p>
+        </w:tc>
+      </w:tr>
+    </w:tbl>
+    <w:p>
+      <w:pPr>
+        <w:pStyle w:val="Heading2"/>
+      </w:pPr>
+      <w:r>
+        <w:t>2-3　通いの場の参加状況（見える化システムと不整合）</w:t>
+      </w:r>
+    </w:p>
+    <w:p>
+      <w:r>
+        <w:t>介護予防教室・健康教室・ふれあい・共食・ミニサロン等の「介護予防のための通いの場」への参加頻度は次のとおりでした。</w:t>
+      </w:r>
+    </w:p>
+    <w:tbl>
+      <w:tblPr>
+        <w:tblStyle w:val="TableGrid"/>
+        <w:tblW w:type="auto" w:w="0"/>
+        <w:tblLook w:firstColumn="1" w:firstRow="1" w:lastColumn="0" w:lastRow="0" w:noHBand="0" w:noVBand="1" w:val="04A0"/>
+      </w:tblPr>
+      <w:tblGrid>
+        <w:gridCol w:w="2880"/>
+        <w:gridCol w:w="2880"/>
+        <w:gridCol w:w="2880"/>
+      </w:tblGrid>
+      <w:tr>
+        <w:tc>
+          <w:tcPr>
+            <w:tcW w:type="dxa" w:w="2880"/>
+          </w:tcPr>
+          <w:p>
+            <w:r/>
+            <w:r>
+              <w:rPr>
+                <w:rFonts w:ascii="游ゴシック" w:hAnsi="游ゴシック" w:eastAsia="游ゴシック"/>
+                <w:b/>
+                <w:sz w:val="18"/>
+              </w:rPr>
+              <w:t>参加頻度</w:t>
+            </w:r>
+          </w:p>
+        </w:tc>
+        <w:tc>
+          <w:tcPr>
+            <w:tcW w:type="dxa" w:w="2880"/>
+          </w:tcPr>
+          <w:p>
+            <w:r/>
+            <w:r>
+              <w:rPr>
+                <w:rFonts w:ascii="游ゴシック" w:hAnsi="游ゴシック" w:eastAsia="游ゴシック"/>
+                <w:b/>
+                <w:sz w:val="18"/>
+              </w:rPr>
+              <w:t>割合</w:t>
+            </w:r>
+          </w:p>
+        </w:tc>
+        <w:tc>
+          <w:tcPr>
+            <w:tcW w:type="dxa" w:w="2880"/>
+          </w:tcPr>
+          <w:p>
+            <w:r/>
+            <w:r>
+              <w:rPr>
+                <w:rFonts w:ascii="游ゴシック" w:hAnsi="游ゴシック" w:eastAsia="游ゴシック"/>
+                <w:b/>
+                <w:sz w:val="18"/>
+              </w:rPr>
+              <w:t>参考：見える化システム</w:t>
+            </w:r>
+          </w:p>
+        </w:tc>
+      </w:tr>
+      <w:tr>
+        <w:tc>
+          <w:tcPr>
+            <w:tcW w:type="dxa" w:w="2880"/>
+          </w:tcPr>
+          <w:p>
+            <w:r/>
+            <w:r>
+              <w:rPr>
+                <w:sz w:val="18"/>
+              </w:rPr>
+              <w:t>週4回以上</w:t>
+            </w:r>
+          </w:p>
+        </w:tc>
+        <w:tc>
+          <w:tcPr>
+            <w:tcW w:type="dxa" w:w="2880"/>
+          </w:tcPr>
+          <w:p>
+            <w:r/>
+            <w:r>
+              <w:rPr>
+                <w:sz w:val="18"/>
+              </w:rPr>
+              <w:t>0.7％</w:t>
+            </w:r>
+          </w:p>
+        </w:tc>
+        <w:tc>
+          <w:tcPr>
+            <w:tcW w:type="dxa" w:w="2880"/>
+          </w:tcPr>
+          <w:p>
+            <w:r/>
+            <w:r>
+              <w:rPr>
+                <w:sz w:val="18"/>
+              </w:rPr>
+              <w:t>―</w:t>
+            </w:r>
+          </w:p>
+        </w:tc>
+      </w:tr>
+      <w:tr>
+        <w:tc>
+          <w:tcPr>
+            <w:tcW w:type="dxa" w:w="2880"/>
+          </w:tcPr>
+          <w:p>
+            <w:r/>
+            <w:r>
+              <w:rPr>
+                <w:sz w:val="18"/>
+              </w:rPr>
+              <w:t>週2〜3回</w:t>
+            </w:r>
+          </w:p>
+        </w:tc>
+        <w:tc>
+          <w:tcPr>
+            <w:tcW w:type="dxa" w:w="2880"/>
+          </w:tcPr>
+          <w:p>
+            <w:r/>
+            <w:r>
+              <w:rPr>
+                <w:sz w:val="18"/>
+              </w:rPr>
+              <w:t>1.4％</w:t>
+            </w:r>
+          </w:p>
+        </w:tc>
+        <w:tc>
+          <w:tcPr>
+            <w:tcW w:type="dxa" w:w="2880"/>
+          </w:tcPr>
+          <w:p>
+            <w:r/>
+            <w:r>
+              <w:rPr>
+                <w:sz w:val="18"/>
+              </w:rPr>
+              <w:t>―</w:t>
+            </w:r>
+          </w:p>
+        </w:tc>
+      </w:tr>
+      <w:tr>
+        <w:tc>
+          <w:tcPr>
+            <w:tcW w:type="dxa" w:w="2880"/>
+          </w:tcPr>
+          <w:p>
+            <w:r/>
+            <w:r>
+              <w:rPr>
+                <w:sz w:val="18"/>
+              </w:rPr>
+              <w:t>週1回</w:t>
+            </w:r>
+          </w:p>
+        </w:tc>
+        <w:tc>
+          <w:tcPr>
+            <w:tcW w:type="dxa" w:w="2880"/>
+          </w:tcPr>
+          <w:p>
+            <w:r/>
+            <w:r>
+              <w:rPr>
+                <w:sz w:val="18"/>
+              </w:rPr>
+              <w:t>3.4％</w:t>
+            </w:r>
+          </w:p>
+        </w:tc>
+        <w:tc>
+          <w:tcPr>
+            <w:tcW w:type="dxa" w:w="2880"/>
+          </w:tcPr>
+          <w:p>
+            <w:r/>
+            <w:r>
+              <w:rPr>
+                <w:sz w:val="18"/>
+              </w:rPr>
+              <w:t>―</w:t>
+            </w:r>
+          </w:p>
+        </w:tc>
+      </w:tr>
+      <w:tr>
+        <w:tc>
+          <w:tcPr>
+            <w:tcW w:type="dxa" w:w="2880"/>
+          </w:tcPr>
+          <w:p>
+            <w:r/>
+            <w:r>
+              <w:rPr>
+                <w:sz w:val="18"/>
+              </w:rPr>
+              <w:t xml:space="preserve">　**週1回以上 小計**</w:t>
+            </w:r>
+          </w:p>
+        </w:tc>
+        <w:tc>
+          <w:tcPr>
+            <w:tcW w:type="dxa" w:w="2880"/>
+          </w:tcPr>
+          <w:p>
+            <w:r/>
+            <w:r>
+              <w:rPr>
+                <w:sz w:val="18"/>
+              </w:rPr>
+              <w:t>**5.5％**</w:t>
+            </w:r>
+          </w:p>
+        </w:tc>
+        <w:tc>
+          <w:tcPr>
+            <w:tcW w:type="dxa" w:w="2880"/>
+          </w:tcPr>
+          <w:p>
+            <w:r/>
+            <w:r>
+              <w:rPr>
+                <w:sz w:val="18"/>
+              </w:rPr>
+              <w:t>**週1回以上の通いの場 0か所・参加率0.0％**</w:t>
+            </w:r>
+          </w:p>
+        </w:tc>
+      </w:tr>
+      <w:tr>
+        <w:tc>
+          <w:tcPr>
+            <w:tcW w:type="dxa" w:w="2880"/>
+          </w:tcPr>
+          <w:p>
+            <w:r/>
+            <w:r>
+              <w:rPr>
+                <w:sz w:val="18"/>
+              </w:rPr>
+              <w:t>月1〜3回</w:t>
+            </w:r>
+          </w:p>
+        </w:tc>
+        <w:tc>
+          <w:tcPr>
+            <w:tcW w:type="dxa" w:w="2880"/>
+          </w:tcPr>
+          <w:p>
+            <w:r/>
+            <w:r>
+              <w:rPr>
+                <w:sz w:val="18"/>
+              </w:rPr>
+              <w:t>3.8％</w:t>
+            </w:r>
+          </w:p>
+        </w:tc>
+        <w:tc>
+          <w:tcPr>
+            <w:tcW w:type="dxa" w:w="2880"/>
+          </w:tcPr>
+          <w:p>
+            <w:r/>
+            <w:r>
+              <w:rPr>
+                <w:sz w:val="18"/>
+              </w:rPr>
+              <w:t>―</w:t>
+            </w:r>
+          </w:p>
+        </w:tc>
+      </w:tr>
+      <w:tr>
+        <w:tc>
+          <w:tcPr>
+            <w:tcW w:type="dxa" w:w="2880"/>
+          </w:tcPr>
+          <w:p>
+            <w:r/>
+            <w:r>
+              <w:rPr>
+                <w:sz w:val="18"/>
+              </w:rPr>
+              <w:t>年に数回</w:t>
+            </w:r>
+          </w:p>
+        </w:tc>
+        <w:tc>
+          <w:tcPr>
+            <w:tcW w:type="dxa" w:w="2880"/>
+          </w:tcPr>
+          <w:p>
+            <w:r/>
+            <w:r>
+              <w:rPr>
+                <w:sz w:val="18"/>
+              </w:rPr>
+              <w:t>4.5％</w:t>
+            </w:r>
+          </w:p>
+        </w:tc>
+        <w:tc>
+          <w:tcPr>
+            <w:tcW w:type="dxa" w:w="2880"/>
+          </w:tcPr>
+          <w:p>
+            <w:r/>
+            <w:r>
+              <w:rPr>
+                <w:sz w:val="18"/>
+              </w:rPr>
+              <w:t>―</w:t>
+            </w:r>
+          </w:p>
+        </w:tc>
+      </w:tr>
+      <w:tr>
+        <w:tc>
+          <w:tcPr>
+            <w:tcW w:type="dxa" w:w="2880"/>
+          </w:tcPr>
+          <w:p>
+            <w:r/>
+            <w:r>
+              <w:rPr>
+                <w:sz w:val="18"/>
+              </w:rPr>
+              <w:t>参加していない</w:t>
+            </w:r>
+          </w:p>
+        </w:tc>
+        <w:tc>
+          <w:tcPr>
+            <w:tcW w:type="dxa" w:w="2880"/>
+          </w:tcPr>
+          <w:p>
+            <w:r/>
+            <w:r>
+              <w:rPr>
+                <w:sz w:val="18"/>
+              </w:rPr>
+              <w:t>76.2％</w:t>
+            </w:r>
+          </w:p>
+        </w:tc>
+        <w:tc>
+          <w:tcPr>
+            <w:tcW w:type="dxa" w:w="2880"/>
+          </w:tcPr>
+          <w:p>
+            <w:r/>
+            <w:r>
+              <w:rPr>
+                <w:sz w:val="18"/>
+              </w:rPr>
+              <w:t>―</w:t>
+            </w:r>
+          </w:p>
+        </w:tc>
+      </w:tr>
+      <w:tr>
+        <w:tc>
+          <w:tcPr>
+            <w:tcW w:type="dxa" w:w="2880"/>
+          </w:tcPr>
+          <w:p>
+            <w:r/>
+            <w:r>
+              <w:rPr>
+                <w:sz w:val="18"/>
+              </w:rPr>
+              <w:t>無回答</w:t>
+            </w:r>
+          </w:p>
+        </w:tc>
+        <w:tc>
+          <w:tcPr>
+            <w:tcW w:type="dxa" w:w="2880"/>
+          </w:tcPr>
+          <w:p>
+            <w:r/>
+            <w:r>
+              <w:rPr>
+                <w:sz w:val="18"/>
+              </w:rPr>
+              <w:t>10.0％</w:t>
+            </w:r>
+          </w:p>
+        </w:tc>
+        <w:tc>
+          <w:tcPr>
+            <w:tcW w:type="dxa" w:w="2880"/>
+          </w:tcPr>
+          <w:p>
+            <w:r/>
+            <w:r>
+              <w:rPr>
+                <w:sz w:val="18"/>
+              </w:rPr>
+              <w:t>―</w:t>
+            </w:r>
+          </w:p>
+        </w:tc>
+      </w:tr>
+    </w:tbl>
+    <w:p>
+      <w:r>
+        <w:t>**週1回以上が5.5％で、高齢者人口3,483人に換算すると約190人規模になります。**見える化システムの0か所という値と整合しません。同システムへの未登録の可能性が高いと考えられます。</w:t>
+      </w:r>
+    </w:p>
+    <w:p>
+      <w:r>
+        <w:t>第1部4-2で「介護予防が実質的に立ち上がっていない」と評価しましたが、**この評価は保留し、町の事業実績による確認をお願いします。**ただし、参加していないが76.2％で大多数を占めることに変わりはなく、拡充が必要であるという方向は維持します。</w:t>
+      </w:r>
+    </w:p>
+    <w:p>
+      <w:r>
+        <w:t>参加の意向と条件については、次の結果が得られています。</w:t>
+      </w:r>
+    </w:p>
+    <w:tbl>
+      <w:tblPr>
+        <w:tblStyle w:val="TableGrid"/>
+        <w:tblW w:type="auto" w:w="0"/>
+        <w:tblLook w:firstColumn="1" w:firstRow="1" w:lastColumn="0" w:lastRow="0" w:noHBand="0" w:noVBand="1" w:val="04A0"/>
+      </w:tblPr>
+      <w:tblGrid>
+        <w:gridCol w:w="2880"/>
+        <w:gridCol w:w="2880"/>
+        <w:gridCol w:w="2880"/>
+      </w:tblGrid>
+      <w:tr>
+        <w:tc>
+          <w:tcPr>
+            <w:tcW w:type="dxa" w:w="2880"/>
+          </w:tcPr>
+          <w:p>
+            <w:r/>
+            <w:r>
+              <w:rPr>
+                <w:rFonts w:ascii="游ゴシック" w:hAnsi="游ゴシック" w:eastAsia="游ゴシック"/>
+                <w:b/>
+                <w:sz w:val="18"/>
+              </w:rPr>
+              <w:t>項目</w:t>
+            </w:r>
+          </w:p>
+        </w:tc>
+        <w:tc>
+          <w:tcPr>
+            <w:tcW w:type="dxa" w:w="2880"/>
+          </w:tcPr>
+          <w:p>
+            <w:r/>
+            <w:r>
+              <w:rPr>
+                <w:rFonts w:ascii="游ゴシック" w:hAnsi="游ゴシック" w:eastAsia="游ゴシック"/>
+                <w:b/>
+                <w:sz w:val="18"/>
+              </w:rPr>
+              <w:t>割合</w:t>
+            </w:r>
+          </w:p>
+        </w:tc>
+        <w:tc>
+          <w:tcPr>
+            <w:tcW w:type="dxa" w:w="2880"/>
+          </w:tcPr>
+          <w:p>
+            <w:r/>
+            <w:r>
+              <w:rPr>
+                <w:rFonts w:ascii="游ゴシック" w:hAnsi="游ゴシック" w:eastAsia="游ゴシック"/>
+                <w:b/>
+                <w:sz w:val="18"/>
+              </w:rPr>
+              <w:t>示唆</w:t>
+            </w:r>
+          </w:p>
+        </w:tc>
+      </w:tr>
+      <w:tr>
+        <w:tc>
+          <w:tcPr>
+            <w:tcW w:type="dxa" w:w="2880"/>
+          </w:tcPr>
+          <w:p>
+            <w:r/>
+            <w:r>
+              <w:rPr>
+                <w:sz w:val="18"/>
+              </w:rPr>
+              <w:t>地域活動に**参加者として**参加意向がある</w:t>
+            </w:r>
+          </w:p>
+        </w:tc>
+        <w:tc>
+          <w:tcPr>
+            <w:tcW w:type="dxa" w:w="2880"/>
+          </w:tcPr>
+          <w:p>
+            <w:r/>
+            <w:r>
+              <w:rPr>
+                <w:sz w:val="18"/>
+              </w:rPr>
+              <w:t>50.9％</w:t>
+            </w:r>
+          </w:p>
+        </w:tc>
+        <w:tc>
+          <w:tcPr>
+            <w:tcW w:type="dxa" w:w="2880"/>
+          </w:tcPr>
+          <w:p>
+            <w:r/>
+            <w:r>
+              <w:rPr>
+                <w:sz w:val="18"/>
+              </w:rPr>
+              <w:t>**需要側の意向はある。**参加したくないは35.7％</w:t>
+            </w:r>
+          </w:p>
+        </w:tc>
+      </w:tr>
+      <w:tr>
+        <w:tc>
+          <w:tcPr>
+            <w:tcW w:type="dxa" w:w="2880"/>
+          </w:tcPr>
+          <w:p>
+            <w:r/>
+            <w:r>
+              <w:rPr>
+                <w:sz w:val="18"/>
+              </w:rPr>
+              <w:t>地域活動に**企画・運営者として**参加意向がある</w:t>
+            </w:r>
+          </w:p>
+        </w:tc>
+        <w:tc>
+          <w:tcPr>
+            <w:tcW w:type="dxa" w:w="2880"/>
+          </w:tcPr>
+          <w:p>
+            <w:r/>
+            <w:r>
+              <w:rPr>
+                <w:sz w:val="18"/>
+              </w:rPr>
+              <w:t>32.0％</w:t>
+            </w:r>
+          </w:p>
+        </w:tc>
+        <w:tc>
+          <w:tcPr>
+            <w:tcW w:type="dxa" w:w="2880"/>
+          </w:tcPr>
+          <w:p>
+            <w:r/>
+            <w:r>
+              <w:rPr>
+                <w:sz w:val="18"/>
+              </w:rPr>
+              <w:t>**担い手が課題。**参加したくないは54.8％</w:t>
+            </w:r>
+          </w:p>
+        </w:tc>
+      </w:tr>
+      <w:tr>
+        <w:tc>
+          <w:tcPr>
+            <w:tcW w:type="dxa" w:w="2880"/>
+          </w:tcPr>
+          <w:p>
+            <w:r/>
+            <w:r>
+              <w:rPr>
+                <w:sz w:val="18"/>
+              </w:rPr>
+              <w:t>参加の条件：開催場所・時間など</w:t>
+            </w:r>
+          </w:p>
+        </w:tc>
+        <w:tc>
+          <w:tcPr>
+            <w:tcW w:type="dxa" w:w="2880"/>
+          </w:tcPr>
+          <w:p>
+            <w:r/>
+            <w:r>
+              <w:rPr>
+                <w:sz w:val="18"/>
+              </w:rPr>
+              <w:t>63.7％</w:t>
+            </w:r>
+          </w:p>
+        </w:tc>
+        <w:tc>
+          <w:tcPr>
+            <w:tcW w:type="dxa" w:w="2880"/>
+          </w:tcPr>
+          <w:p>
+            <w:r/>
+            <w:r>
+              <w:rPr>
+                <w:sz w:val="18"/>
+              </w:rPr>
+              <w:t>最大の要因</w:t>
+            </w:r>
+          </w:p>
+        </w:tc>
+      </w:tr>
+      <w:tr>
+        <w:tc>
+          <w:tcPr>
+            <w:tcW w:type="dxa" w:w="2880"/>
+          </w:tcPr>
+          <w:p>
+            <w:r/>
+            <w:r>
+              <w:rPr>
+                <w:sz w:val="18"/>
+              </w:rPr>
+              <w:t>参加の条件：参加料金が安いこと</w:t>
+            </w:r>
+          </w:p>
+        </w:tc>
+        <w:tc>
+          <w:tcPr>
+            <w:tcW w:type="dxa" w:w="2880"/>
+          </w:tcPr>
+          <w:p>
+            <w:r/>
+            <w:r>
+              <w:rPr>
+                <w:sz w:val="18"/>
+              </w:rPr>
+              <w:t>53.4％</w:t>
+            </w:r>
+          </w:p>
+        </w:tc>
+        <w:tc>
+          <w:tcPr>
+            <w:tcW w:type="dxa" w:w="2880"/>
+          </w:tcPr>
+          <w:p>
+            <w:r/>
+            <w:r>
+              <w:rPr>
+                <w:sz w:val="18"/>
+              </w:rPr>
+              <w:t>―</w:t>
+            </w:r>
+          </w:p>
+        </w:tc>
+      </w:tr>
+      <w:tr>
+        <w:tc>
+          <w:tcPr>
+            <w:tcW w:type="dxa" w:w="2880"/>
+          </w:tcPr>
+          <w:p>
+            <w:r/>
+            <w:r>
+              <w:rPr>
+                <w:sz w:val="18"/>
+              </w:rPr>
+              <w:t>参加の条件：介護予防に効果があること</w:t>
+            </w:r>
+          </w:p>
+        </w:tc>
+        <w:tc>
+          <w:tcPr>
+            <w:tcW w:type="dxa" w:w="2880"/>
+          </w:tcPr>
+          <w:p>
+            <w:r/>
+            <w:r>
+              <w:rPr>
+                <w:sz w:val="18"/>
+              </w:rPr>
+              <w:t>43.1％</w:t>
+            </w:r>
+          </w:p>
+        </w:tc>
+        <w:tc>
+          <w:tcPr>
+            <w:tcW w:type="dxa" w:w="2880"/>
+          </w:tcPr>
+          <w:p>
+            <w:r/>
+            <w:r>
+              <w:rPr>
+                <w:sz w:val="18"/>
+              </w:rPr>
+              <w:t>―</w:t>
+            </w:r>
+          </w:p>
+        </w:tc>
+      </w:tr>
+      <w:tr>
+        <w:tc>
+          <w:tcPr>
+            <w:tcW w:type="dxa" w:w="2880"/>
+          </w:tcPr>
+          <w:p>
+            <w:r/>
+            <w:r>
+              <w:rPr>
+                <w:sz w:val="18"/>
+              </w:rPr>
+              <w:t>参加の条件：友人・仲間が一緒に参加すること</w:t>
+            </w:r>
+          </w:p>
+        </w:tc>
+        <w:tc>
+          <w:tcPr>
+            <w:tcW w:type="dxa" w:w="2880"/>
+          </w:tcPr>
+          <w:p>
+            <w:r/>
+            <w:r>
+              <w:rPr>
+                <w:sz w:val="18"/>
+              </w:rPr>
+              <w:t>30.0％</w:t>
+            </w:r>
+          </w:p>
+        </w:tc>
+        <w:tc>
+          <w:tcPr>
+            <w:tcW w:type="dxa" w:w="2880"/>
+          </w:tcPr>
+          <w:p>
+            <w:r/>
+            <w:r>
+              <w:rPr>
+                <w:sz w:val="18"/>
+              </w:rPr>
+              <w:t>―</w:t>
+            </w:r>
+          </w:p>
+        </w:tc>
+      </w:tr>
+    </w:tbl>
+    <w:p>
+      <w:r>
+        <w:rPr>
+          <w:i/>
+          <w:sz w:val="18"/>
+        </w:rPr>
+        <w:t>※ 参加意向は半数あるが、企画・運営の担い手は3割にとどまります。住民主体の立ち上げにこだわらず、既存の集会施設を活用した町・社会福祉協議会主導の開設方式を検討する必要があります。</w:t>
+      </w:r>
+    </w:p>
+    <w:p>
+      <w:pPr>
+        <w:pStyle w:val="Heading2"/>
+      </w:pPr>
+      <w:r>
+        <w:t>2-4　在宅介護実態調査　その他の主要結果</w:t>
+      </w:r>
+    </w:p>
+    <w:tbl>
+      <w:tblPr>
+        <w:tblStyle w:val="TableGrid"/>
+        <w:tblW w:type="auto" w:w="0"/>
+        <w:tblLook w:firstColumn="1" w:firstRow="1" w:lastColumn="0" w:lastRow="0" w:noHBand="0" w:noVBand="1" w:val="04A0"/>
+      </w:tblPr>
+      <w:tblGrid>
+        <w:gridCol w:w="2880"/>
+        <w:gridCol w:w="2880"/>
+        <w:gridCol w:w="2880"/>
+      </w:tblGrid>
+      <w:tr>
+        <w:tc>
+          <w:tcPr>
+            <w:tcW w:type="dxa" w:w="2880"/>
+          </w:tcPr>
+          <w:p>
+            <w:r/>
+            <w:r>
+              <w:rPr>
+                <w:rFonts w:ascii="游ゴシック" w:hAnsi="游ゴシック" w:eastAsia="游ゴシック"/>
+                <w:b/>
+                <w:sz w:val="18"/>
+              </w:rPr>
+              <w:t>項目</w:t>
+            </w:r>
+          </w:p>
+        </w:tc>
+        <w:tc>
+          <w:tcPr>
+            <w:tcW w:type="dxa" w:w="2880"/>
+          </w:tcPr>
+          <w:p>
+            <w:r/>
+            <w:r>
+              <w:rPr>
+                <w:rFonts w:ascii="游ゴシック" w:hAnsi="游ゴシック" w:eastAsia="游ゴシック"/>
+                <w:b/>
+                <w:sz w:val="18"/>
+              </w:rPr>
+              <w:t>令和7年度（n=366）</w:t>
+            </w:r>
+          </w:p>
+        </w:tc>
+        <w:tc>
+          <w:tcPr>
+            <w:tcW w:type="dxa" w:w="2880"/>
+          </w:tcPr>
+          <w:p>
+            <w:r/>
+            <w:r>
+              <w:rPr>
+                <w:rFonts w:ascii="游ゴシック" w:hAnsi="游ゴシック" w:eastAsia="游ゴシック"/>
+                <w:b/>
+                <w:sz w:val="18"/>
+              </w:rPr>
+              <w:t>前回（令和5年度・n=340）</w:t>
+            </w:r>
+          </w:p>
+        </w:tc>
+      </w:tr>
+      <w:tr>
+        <w:tc>
+          <w:tcPr>
+            <w:tcW w:type="dxa" w:w="2880"/>
+          </w:tcPr>
+          <w:p>
+            <w:r/>
+            <w:r>
+              <w:rPr>
+                <w:sz w:val="18"/>
+              </w:rPr>
+              <w:t>世帯類型：単身世帯</w:t>
+            </w:r>
+          </w:p>
+        </w:tc>
+        <w:tc>
+          <w:tcPr>
+            <w:tcW w:type="dxa" w:w="2880"/>
+          </w:tcPr>
+          <w:p>
+            <w:r/>
+            <w:r>
+              <w:rPr>
+                <w:sz w:val="18"/>
+              </w:rPr>
+              <w:t>23.5％</w:t>
+            </w:r>
+          </w:p>
+        </w:tc>
+        <w:tc>
+          <w:tcPr>
+            <w:tcW w:type="dxa" w:w="2880"/>
+          </w:tcPr>
+          <w:p>
+            <w:r/>
+            <w:r>
+              <w:rPr>
+                <w:sz w:val="18"/>
+              </w:rPr>
+              <w:t>―</w:t>
+            </w:r>
+          </w:p>
+        </w:tc>
+      </w:tr>
+      <w:tr>
+        <w:tc>
+          <w:tcPr>
+            <w:tcW w:type="dxa" w:w="2880"/>
+          </w:tcPr>
+          <w:p>
+            <w:r/>
+            <w:r>
+              <w:rPr>
+                <w:sz w:val="18"/>
+              </w:rPr>
+              <w:t>年齢：85歳以上</w:t>
+            </w:r>
+          </w:p>
+        </w:tc>
+        <w:tc>
+          <w:tcPr>
+            <w:tcW w:type="dxa" w:w="2880"/>
+          </w:tcPr>
+          <w:p>
+            <w:r/>
+            <w:r>
+              <w:rPr>
+                <w:sz w:val="18"/>
+              </w:rPr>
+              <w:t>61.4％</w:t>
+            </w:r>
+          </w:p>
+        </w:tc>
+        <w:tc>
+          <w:tcPr>
+            <w:tcW w:type="dxa" w:w="2880"/>
+          </w:tcPr>
+          <w:p>
+            <w:r/>
+            <w:r>
+              <w:rPr>
+                <w:sz w:val="18"/>
+              </w:rPr>
+              <w:t>―</w:t>
+            </w:r>
+          </w:p>
+        </w:tc>
+      </w:tr>
+      <w:tr>
+        <w:tc>
+          <w:tcPr>
+            <w:tcW w:type="dxa" w:w="2880"/>
+          </w:tcPr>
+          <w:p>
+            <w:r/>
+            <w:r>
+              <w:rPr>
+                <w:sz w:val="18"/>
+              </w:rPr>
+              <w:t>要介護度：要支援1・2</w:t>
+            </w:r>
+          </w:p>
+        </w:tc>
+        <w:tc>
+          <w:tcPr>
+            <w:tcW w:type="dxa" w:w="2880"/>
+          </w:tcPr>
+          <w:p>
+            <w:r/>
+            <w:r>
+              <w:rPr>
+                <w:sz w:val="18"/>
+              </w:rPr>
+              <w:t>45.3％</w:t>
+            </w:r>
+          </w:p>
+        </w:tc>
+        <w:tc>
+          <w:tcPr>
+            <w:tcW w:type="dxa" w:w="2880"/>
+          </w:tcPr>
+          <w:p>
+            <w:r/>
+            <w:r>
+              <w:rPr>
+                <w:sz w:val="18"/>
+              </w:rPr>
+              <w:t>―</w:t>
+            </w:r>
+          </w:p>
+        </w:tc>
+      </w:tr>
+      <w:tr>
+        <w:tc>
+          <w:tcPr>
+            <w:tcW w:type="dxa" w:w="2880"/>
+          </w:tcPr>
+          <w:p>
+            <w:r/>
+            <w:r>
+              <w:rPr>
+                <w:sz w:val="18"/>
+              </w:rPr>
+              <w:t>**施設等への入所を検討または申込済み**</w:t>
+            </w:r>
+          </w:p>
+        </w:tc>
+        <w:tc>
+          <w:tcPr>
+            <w:tcW w:type="dxa" w:w="2880"/>
+          </w:tcPr>
+          <w:p>
+            <w:r/>
+            <w:r>
+              <w:rPr>
+                <w:sz w:val="18"/>
+              </w:rPr>
+              <w:t>**24.0％**（検討18.0＋申込済6.0）</w:t>
+            </w:r>
+          </w:p>
+        </w:tc>
+        <w:tc>
+          <w:tcPr>
+            <w:tcW w:type="dxa" w:w="2880"/>
+          </w:tcPr>
+          <w:p>
+            <w:r/>
+            <w:r>
+              <w:rPr>
+                <w:sz w:val="18"/>
+              </w:rPr>
+              <w:t>―</w:t>
+            </w:r>
+          </w:p>
+        </w:tc>
+      </w:tr>
+      <w:tr>
+        <w:tc>
+          <w:tcPr>
+            <w:tcW w:type="dxa" w:w="2880"/>
+          </w:tcPr>
+          <w:p>
+            <w:r/>
+            <w:r>
+              <w:rPr>
+                <w:sz w:val="18"/>
+              </w:rPr>
+              <w:t>傷病：認知症</w:t>
+            </w:r>
+          </w:p>
+        </w:tc>
+        <w:tc>
+          <w:tcPr>
+            <w:tcW w:type="dxa" w:w="2880"/>
+          </w:tcPr>
+          <w:p>
+            <w:r/>
+            <w:r>
+              <w:rPr>
+                <w:sz w:val="18"/>
+              </w:rPr>
+              <w:t>20.8％</w:t>
+            </w:r>
+          </w:p>
+        </w:tc>
+        <w:tc>
+          <w:tcPr>
+            <w:tcW w:type="dxa" w:w="2880"/>
+          </w:tcPr>
+          <w:p>
+            <w:r/>
+            <w:r>
+              <w:rPr>
+                <w:sz w:val="18"/>
+              </w:rPr>
+              <w:t>24.4％</w:t>
+            </w:r>
+          </w:p>
+        </w:tc>
+      </w:tr>
+      <w:tr>
+        <w:tc>
+          <w:tcPr>
+            <w:tcW w:type="dxa" w:w="2880"/>
+          </w:tcPr>
+          <w:p>
+            <w:r/>
+            <w:r>
+              <w:rPr>
+                <w:sz w:val="18"/>
+              </w:rPr>
+              <w:t>主な介護者の年齢：60歳以上</w:t>
+            </w:r>
+          </w:p>
+        </w:tc>
+        <w:tc>
+          <w:tcPr>
+            <w:tcW w:type="dxa" w:w="2880"/>
+          </w:tcPr>
+          <w:p>
+            <w:r/>
+            <w:r>
+              <w:rPr>
+                <w:sz w:val="18"/>
+              </w:rPr>
+              <w:t>**69.8％**</w:t>
+            </w:r>
+          </w:p>
+        </w:tc>
+        <w:tc>
+          <w:tcPr>
+            <w:tcW w:type="dxa" w:w="2880"/>
+          </w:tcPr>
+          <w:p>
+            <w:r/>
+            <w:r>
+              <w:rPr>
+                <w:sz w:val="18"/>
+              </w:rPr>
+              <w:t>65.2％</w:t>
+            </w:r>
+          </w:p>
+        </w:tc>
+      </w:tr>
+      <w:tr>
+        <w:tc>
+          <w:tcPr>
+            <w:tcW w:type="dxa" w:w="2880"/>
+          </w:tcPr>
+          <w:p>
+            <w:r/>
+            <w:r>
+              <w:rPr>
+                <w:sz w:val="18"/>
+              </w:rPr>
+              <w:t>主な介護者が不安に感じる介護：認知症状への対応</w:t>
+            </w:r>
+          </w:p>
+        </w:tc>
+        <w:tc>
+          <w:tcPr>
+            <w:tcW w:type="dxa" w:w="2880"/>
+          </w:tcPr>
+          <w:p>
+            <w:r/>
+            <w:r>
+              <w:rPr>
+                <w:sz w:val="18"/>
+              </w:rPr>
+              <w:t>33.0％（最多）</w:t>
+            </w:r>
+          </w:p>
+        </w:tc>
+        <w:tc>
+          <w:tcPr>
+            <w:tcW w:type="dxa" w:w="2880"/>
+          </w:tcPr>
+          <w:p>
+            <w:r/>
+            <w:r>
+              <w:rPr>
+                <w:sz w:val="18"/>
+              </w:rPr>
+              <w:t>36.7％（最多）</w:t>
+            </w:r>
+          </w:p>
+        </w:tc>
+      </w:tr>
+      <w:tr>
+        <w:tc>
+          <w:tcPr>
+            <w:tcW w:type="dxa" w:w="2880"/>
+          </w:tcPr>
+          <w:p>
+            <w:r/>
+            <w:r>
+              <w:rPr>
+                <w:sz w:val="18"/>
+              </w:rPr>
+              <w:t>主な介護者が行っている介護：外出の付き添い・送迎</w:t>
+            </w:r>
+          </w:p>
+        </w:tc>
+        <w:tc>
+          <w:tcPr>
+            <w:tcW w:type="dxa" w:w="2880"/>
+          </w:tcPr>
+          <w:p>
+            <w:r/>
+            <w:r>
+              <w:rPr>
+                <w:sz w:val="18"/>
+              </w:rPr>
+              <w:t>68.1％</w:t>
+            </w:r>
+          </w:p>
+        </w:tc>
+        <w:tc>
+          <w:tcPr>
+            <w:tcW w:type="dxa" w:w="2880"/>
+          </w:tcPr>
+          <w:p>
+            <w:r/>
+            <w:r>
+              <w:rPr>
+                <w:sz w:val="18"/>
+              </w:rPr>
+              <w:t>66.5％</w:t>
+            </w:r>
+          </w:p>
+        </w:tc>
+      </w:tr>
+      <w:tr>
+        <w:tc>
+          <w:tcPr>
+            <w:tcW w:type="dxa" w:w="2880"/>
+          </w:tcPr>
+          <w:p>
+            <w:r/>
+            <w:r>
+              <w:rPr>
+                <w:sz w:val="18"/>
+              </w:rPr>
+              <w:t>**介護を理由に離職・転職した家族・親族がいる**</w:t>
+            </w:r>
+          </w:p>
+        </w:tc>
+        <w:tc>
+          <w:tcPr>
+            <w:tcW w:type="dxa" w:w="2880"/>
+          </w:tcPr>
+          <w:p>
+            <w:r/>
+            <w:r>
+              <w:rPr>
+                <w:sz w:val="18"/>
+              </w:rPr>
+              <w:t>**12.9％**</w:t>
+            </w:r>
+          </w:p>
+        </w:tc>
+        <w:tc>
+          <w:tcPr>
+            <w:tcW w:type="dxa" w:w="2880"/>
+          </w:tcPr>
+          <w:p>
+            <w:r/>
+            <w:r>
+              <w:rPr>
+                <w:sz w:val="18"/>
+              </w:rPr>
+              <w:t>―</w:t>
+            </w:r>
+          </w:p>
+        </w:tc>
+      </w:tr>
+      <w:tr>
+        <w:tc>
+          <w:tcPr>
+            <w:tcW w:type="dxa" w:w="2880"/>
+          </w:tcPr>
+          <w:p>
+            <w:r/>
+            <w:r>
+              <w:rPr>
+                <w:sz w:val="18"/>
+              </w:rPr>
+              <w:t>**主な介護者が就労している（フル＋パート）**</w:t>
+            </w:r>
+          </w:p>
+        </w:tc>
+        <w:tc>
+          <w:tcPr>
+            <w:tcW w:type="dxa" w:w="2880"/>
+          </w:tcPr>
+          <w:p>
+            <w:r/>
+            <w:r>
+              <w:rPr>
+                <w:sz w:val="18"/>
+              </w:rPr>
+              <w:t>**46.5％**（n=185）</w:t>
+            </w:r>
+          </w:p>
+        </w:tc>
+        <w:tc>
+          <w:tcPr>
+            <w:tcW w:type="dxa" w:w="2880"/>
+          </w:tcPr>
+          <w:p>
+            <w:r/>
+            <w:r>
+              <w:rPr>
+                <w:sz w:val="18"/>
+              </w:rPr>
+              <w:t>25.0％（n=24）</w:t>
+            </w:r>
+          </w:p>
+        </w:tc>
+      </w:tr>
+      <w:tr>
+        <w:tc>
+          <w:tcPr>
+            <w:tcW w:type="dxa" w:w="2880"/>
+          </w:tcPr>
+          <w:p>
+            <w:r/>
+            <w:r>
+              <w:rPr>
+                <w:sz w:val="18"/>
+              </w:rPr>
+              <w:t xml:space="preserve">　仕事と介護を続けていける</w:t>
+            </w:r>
+          </w:p>
+        </w:tc>
+        <w:tc>
+          <w:tcPr>
+            <w:tcW w:type="dxa" w:w="2880"/>
+          </w:tcPr>
+          <w:p>
+            <w:r/>
+            <w:r>
+              <w:rPr>
+                <w:sz w:val="18"/>
+              </w:rPr>
+              <w:t>74.4％（n=86）</w:t>
+            </w:r>
+          </w:p>
+        </w:tc>
+        <w:tc>
+          <w:tcPr>
+            <w:tcW w:type="dxa" w:w="2880"/>
+          </w:tcPr>
+          <w:p>
+            <w:r/>
+            <w:r>
+              <w:rPr>
+                <w:sz w:val="18"/>
+              </w:rPr>
+              <w:t>83.4％（n=6）</w:t>
+            </w:r>
+          </w:p>
+        </w:tc>
+      </w:tr>
+      <w:tr>
+        <w:tc>
+          <w:tcPr>
+            <w:tcW w:type="dxa" w:w="2880"/>
+          </w:tcPr>
+          <w:p>
+            <w:r/>
+            <w:r>
+              <w:rPr>
+                <w:sz w:val="18"/>
+              </w:rPr>
+              <w:t xml:space="preserve">　仕事と介護を続けるのは難しい</w:t>
+            </w:r>
+          </w:p>
+        </w:tc>
+        <w:tc>
+          <w:tcPr>
+            <w:tcW w:type="dxa" w:w="2880"/>
+          </w:tcPr>
+          <w:p>
+            <w:r/>
+            <w:r>
+              <w:rPr>
+                <w:sz w:val="18"/>
+              </w:rPr>
+              <w:t>16.2％（n=86）</w:t>
+            </w:r>
+          </w:p>
+        </w:tc>
+        <w:tc>
+          <w:tcPr>
+            <w:tcW w:type="dxa" w:w="2880"/>
+          </w:tcPr>
+          <w:p>
+            <w:r/>
+            <w:r>
+              <w:rPr>
+                <w:sz w:val="18"/>
+              </w:rPr>
+              <w:t>16.7％（n=6）</w:t>
+            </w:r>
+          </w:p>
+        </w:tc>
+      </w:tr>
+      <w:tr>
+        <w:tc>
+          <w:tcPr>
+            <w:tcW w:type="dxa" w:w="2880"/>
+          </w:tcPr>
+          <w:p>
+            <w:r/>
+            <w:r>
+              <w:rPr>
+                <w:sz w:val="18"/>
+              </w:rPr>
+              <w:t>在宅生活の継続に必要な支援：移送サービス</w:t>
+            </w:r>
+          </w:p>
+        </w:tc>
+        <w:tc>
+          <w:tcPr>
+            <w:tcW w:type="dxa" w:w="2880"/>
+          </w:tcPr>
+          <w:p>
+            <w:r/>
+            <w:r>
+              <w:rPr>
+                <w:sz w:val="18"/>
+              </w:rPr>
+              <w:t>20.8％（最多）</w:t>
+            </w:r>
+          </w:p>
+        </w:tc>
+        <w:tc>
+          <w:tcPr>
+            <w:tcW w:type="dxa" w:w="2880"/>
+          </w:tcPr>
+          <w:p>
+            <w:r/>
+            <w:r>
+              <w:rPr>
+                <w:sz w:val="18"/>
+              </w:rPr>
+              <w:t>21.2％（最多）</w:t>
+            </w:r>
+          </w:p>
+        </w:tc>
+      </w:tr>
+      <w:tr>
+        <w:tc>
+          <w:tcPr>
+            <w:tcW w:type="dxa" w:w="2880"/>
+          </w:tcPr>
+          <w:p>
+            <w:r/>
+            <w:r>
+              <w:rPr>
+                <w:sz w:val="18"/>
+              </w:rPr>
+              <w:t xml:space="preserve">　　同：外出同行（通院、買い物など）</w:t>
+            </w:r>
+          </w:p>
+        </w:tc>
+        <w:tc>
+          <w:tcPr>
+            <w:tcW w:type="dxa" w:w="2880"/>
+          </w:tcPr>
+          <w:p>
+            <w:r/>
+            <w:r>
+              <w:rPr>
+                <w:sz w:val="18"/>
+              </w:rPr>
+              <w:t>15.6％</w:t>
+            </w:r>
+          </w:p>
+        </w:tc>
+        <w:tc>
+          <w:tcPr>
+            <w:tcW w:type="dxa" w:w="2880"/>
+          </w:tcPr>
+          <w:p>
+            <w:r/>
+            <w:r>
+              <w:rPr>
+                <w:sz w:val="18"/>
+              </w:rPr>
+              <w:t>15.6％</w:t>
+            </w:r>
+          </w:p>
+        </w:tc>
+      </w:tr>
+      <w:tr>
+        <w:tc>
+          <w:tcPr>
+            <w:tcW w:type="dxa" w:w="2880"/>
+          </w:tcPr>
+          <w:p>
+            <w:r/>
+            <w:r>
+              <w:rPr>
+                <w:sz w:val="18"/>
+              </w:rPr>
+              <w:t xml:space="preserve">　　同：特になし</w:t>
+            </w:r>
+          </w:p>
+        </w:tc>
+        <w:tc>
+          <w:tcPr>
+            <w:tcW w:type="dxa" w:w="2880"/>
+          </w:tcPr>
+          <w:p>
+            <w:r/>
+            <w:r>
+              <w:rPr>
+                <w:sz w:val="18"/>
+              </w:rPr>
+              <w:t>42.3％</w:t>
+            </w:r>
+          </w:p>
+        </w:tc>
+        <w:tc>
+          <w:tcPr>
+            <w:tcW w:type="dxa" w:w="2880"/>
+          </w:tcPr>
+          <w:p>
+            <w:r/>
+            <w:r>
+              <w:rPr>
+                <w:sz w:val="18"/>
+              </w:rPr>
+              <w:t>35.0％</w:t>
+            </w:r>
+          </w:p>
+        </w:tc>
+      </w:tr>
+      <w:tr>
+        <w:tc>
+          <w:tcPr>
+            <w:tcW w:type="dxa" w:w="2880"/>
+          </w:tcPr>
+          <w:p>
+            <w:r/>
+            <w:r>
+              <w:rPr>
+                <w:sz w:val="18"/>
+              </w:rPr>
+              <w:t>訪問診療を利用している</w:t>
+            </w:r>
+          </w:p>
+        </w:tc>
+        <w:tc>
+          <w:tcPr>
+            <w:tcW w:type="dxa" w:w="2880"/>
+          </w:tcPr>
+          <w:p>
+            <w:r/>
+            <w:r>
+              <w:rPr>
+                <w:sz w:val="18"/>
+              </w:rPr>
+              <w:t>7.4％</w:t>
+            </w:r>
+          </w:p>
+        </w:tc>
+        <w:tc>
+          <w:tcPr>
+            <w:tcW w:type="dxa" w:w="2880"/>
+          </w:tcPr>
+          <w:p>
+            <w:r/>
+            <w:r>
+              <w:rPr>
+                <w:sz w:val="18"/>
+              </w:rPr>
+              <w:t>―</w:t>
+            </w:r>
+          </w:p>
+        </w:tc>
+      </w:tr>
+    </w:tbl>
+    <w:p>
+      <w:r>
+        <w:rPr>
+          <w:i/>
+          <w:sz w:val="18"/>
+        </w:rPr>
+        <w:t>※ 前回の介護者関連の設問は勤務形態がn=24、仕事と介護の継続がn=6でした。第9期計画は「約8割が続けていける」と本文に記載していますが、これはn=6に基づく値です。今回はn=86であり、**施策の根拠として使える水準になりました。**</w:t>
+      </w:r>
+    </w:p>
+    <w:p>
+      <w:r>
+        <w:t>**就労している介護者が46.5％と、前回の25.0％から大きく増えています。**介護を理由に離職・転職した家族が12.9％いることと合わせ、仕事と介護の両立支援を第10期の施策に明記する必要があります。</w:t>
+      </w:r>
+    </w:p>
+    <w:tbl>
+      <w:tblPr>
+        <w:tblStyle w:val="TableGrid"/>
+        <w:tblW w:type="auto" w:w="0"/>
+        <w:tblLook w:firstColumn="1" w:firstRow="1" w:lastColumn="0" w:lastRow="0" w:noHBand="0" w:noVBand="1" w:val="04A0"/>
+      </w:tblPr>
+      <w:tblGrid>
+        <w:gridCol w:w="4320"/>
+        <w:gridCol w:w="4320"/>
+      </w:tblGrid>
+      <w:tr>
+        <w:tc>
+          <w:tcPr>
+            <w:tcW w:type="dxa" w:w="4320"/>
+          </w:tcPr>
+          <w:p>
+            <w:r/>
+            <w:r>
+              <w:rPr>
+                <w:rFonts w:ascii="游ゴシック" w:hAnsi="游ゴシック" w:eastAsia="游ゴシック"/>
+                <w:b/>
+                <w:sz w:val="18"/>
+              </w:rPr>
+              <w:t>仕事と介護の両立のために必要な支援（n=86・3つまで選択）</w:t>
+            </w:r>
+          </w:p>
+        </w:tc>
+        <w:tc>
+          <w:tcPr>
+            <w:tcW w:type="dxa" w:w="4320"/>
+          </w:tcPr>
+          <w:p>
+            <w:r/>
+            <w:r>
+              <w:rPr>
+                <w:rFonts w:ascii="游ゴシック" w:hAnsi="游ゴシック" w:eastAsia="游ゴシック"/>
+                <w:b/>
+                <w:sz w:val="18"/>
+              </w:rPr>
+              <w:t>割合</w:t>
+            </w:r>
+          </w:p>
+        </w:tc>
+      </w:tr>
+      <w:tr>
+        <w:tc>
+          <w:tcPr>
+            <w:tcW w:type="dxa" w:w="4320"/>
+          </w:tcPr>
+          <w:p>
+            <w:r/>
+            <w:r>
+              <w:rPr>
+                <w:sz w:val="18"/>
+              </w:rPr>
+              <w:t>労働時間の柔軟な選択（フレックスタイム制など）</w:t>
+            </w:r>
+          </w:p>
+        </w:tc>
+        <w:tc>
+          <w:tcPr>
+            <w:tcW w:type="dxa" w:w="4320"/>
+          </w:tcPr>
+          <w:p>
+            <w:r/>
+            <w:r>
+              <w:rPr>
+                <w:sz w:val="18"/>
+              </w:rPr>
+              <w:t>25.6％</w:t>
+            </w:r>
+          </w:p>
+        </w:tc>
+      </w:tr>
+      <w:tr>
+        <w:tc>
+          <w:tcPr>
+            <w:tcW w:type="dxa" w:w="4320"/>
+          </w:tcPr>
+          <w:p>
+            <w:r/>
+            <w:r>
+              <w:rPr>
+                <w:sz w:val="18"/>
+              </w:rPr>
+              <w:t>介護休業・介護休暇等の制度の充実</w:t>
+            </w:r>
+          </w:p>
+        </w:tc>
+        <w:tc>
+          <w:tcPr>
+            <w:tcW w:type="dxa" w:w="4320"/>
+          </w:tcPr>
+          <w:p>
+            <w:r/>
+            <w:r>
+              <w:rPr>
+                <w:sz w:val="18"/>
+              </w:rPr>
+              <w:t>24.4％</w:t>
+            </w:r>
+          </w:p>
+        </w:tc>
+      </w:tr>
+      <w:tr>
+        <w:tc>
+          <w:tcPr>
+            <w:tcW w:type="dxa" w:w="4320"/>
+          </w:tcPr>
+          <w:p>
+            <w:r/>
+            <w:r>
+              <w:rPr>
+                <w:sz w:val="18"/>
+              </w:rPr>
+              <w:t>介護をしている従業員への経済的な支援</w:t>
+            </w:r>
+          </w:p>
+        </w:tc>
+        <w:tc>
+          <w:tcPr>
+            <w:tcW w:type="dxa" w:w="4320"/>
+          </w:tcPr>
+          <w:p>
+            <w:r/>
+            <w:r>
+              <w:rPr>
+                <w:sz w:val="18"/>
+              </w:rPr>
+              <w:t>22.1％</w:t>
+            </w:r>
+          </w:p>
+        </w:tc>
+      </w:tr>
+      <w:tr>
+        <w:tc>
+          <w:tcPr>
+            <w:tcW w:type="dxa" w:w="4320"/>
+          </w:tcPr>
+          <w:p>
+            <w:r/>
+            <w:r>
+              <w:rPr>
+                <w:sz w:val="18"/>
+              </w:rPr>
+              <w:t>制度を利用しやすい職場づくり</w:t>
+            </w:r>
+          </w:p>
+        </w:tc>
+        <w:tc>
+          <w:tcPr>
+            <w:tcW w:type="dxa" w:w="4320"/>
+          </w:tcPr>
+          <w:p>
+            <w:r/>
+            <w:r>
+              <w:rPr>
+                <w:sz w:val="18"/>
+              </w:rPr>
+              <w:t>16.3％</w:t>
+            </w:r>
+          </w:p>
+        </w:tc>
+      </w:tr>
+      <w:tr>
+        <w:tc>
+          <w:tcPr>
+            <w:tcW w:type="dxa" w:w="4320"/>
+          </w:tcPr>
+          <w:p>
+            <w:r/>
+            <w:r>
+              <w:rPr>
+                <w:sz w:val="18"/>
+              </w:rPr>
+              <w:t>特にない</w:t>
+            </w:r>
+          </w:p>
+        </w:tc>
+        <w:tc>
+          <w:tcPr>
+            <w:tcW w:type="dxa" w:w="4320"/>
+          </w:tcPr>
+          <w:p>
+            <w:r/>
+            <w:r>
+              <w:rPr>
+                <w:sz w:val="18"/>
+              </w:rPr>
+              <w:t>24.4％</w:t>
+            </w:r>
+          </w:p>
+        </w:tc>
+      </w:tr>
+    </w:tbl>
+    <w:p>
+      <w:pPr>
+        <w:pStyle w:val="Heading2"/>
+      </w:pPr>
+      <w:r>
+        <w:t>2-5　ニーズ調査　その他の主要結果</w:t>
       </w:r>
     </w:p>
     <w:tbl>
@@ -10936,7 +15279,7 @@
                 <w:b/>
                 <w:sz w:val="18"/>
               </w:rPr>
-              <w:t>調査</w:t>
+              <w:t>区分</w:t>
             </w:r>
           </w:p>
         </w:tc>
@@ -10952,7 +15295,7 @@
                 <w:b/>
                 <w:sz w:val="18"/>
               </w:rPr>
-              <w:t>対象</w:t>
+              <w:t>項目</w:t>
             </w:r>
           </w:p>
         </w:tc>
@@ -10968,7 +15311,7 @@
                 <w:b/>
                 <w:sz w:val="18"/>
               </w:rPr>
-              <w:t>前回（第9期）の実施状況</w:t>
+              <w:t>令和7年度（n=1,835）</w:t>
             </w:r>
           </w:p>
         </w:tc>
@@ -10984,7 +15327,7 @@
                 <w:b/>
                 <w:sz w:val="18"/>
               </w:rPr>
-              <w:t>令和7年度</w:t>
+              <w:t>第10期での用い方</w:t>
             </w:r>
           </w:p>
         </w:tc>
@@ -11000,7 +15343,7 @@
               <w:rPr>
                 <w:sz w:val="18"/>
               </w:rPr>
-              <w:t>介護予防・日常生活圏域ニーズ調査</w:t>
+              <w:t>外出</w:t>
             </w:r>
           </w:p>
         </w:tc>
@@ -11014,7 +15357,7 @@
               <w:rPr>
                 <w:sz w:val="18"/>
               </w:rPr>
-              <w:t>要介護1〜5の認定を受けていない65歳以上の方</w:t>
+              <w:t>外出を控えている</w:t>
             </w:r>
           </w:p>
         </w:tc>
@@ -11028,7 +15371,7 @@
               <w:rPr>
                 <w:sz w:val="18"/>
               </w:rPr>
-              <w:t>令和4年12月〜2月。配布2,941件・回収2,285件・回収率77.7％。郵送</w:t>
+              <w:t>19.8％</w:t>
             </w:r>
           </w:p>
         </w:tc>
@@ -11042,7 +15385,7 @@
               <w:rPr>
                 <w:sz w:val="18"/>
               </w:rPr>
-              <w:t>【データ受領後に記載】</w:t>
+              <w:t>閉じこもり予防</w:t>
             </w:r>
           </w:p>
         </w:tc>
@@ -11058,7 +15401,7 @@
               <w:rPr>
                 <w:sz w:val="18"/>
               </w:rPr>
-              <w:t>在宅介護実態調査</w:t>
+              <w:t>外出</w:t>
             </w:r>
           </w:p>
         </w:tc>
@@ -11072,7 +15415,7 @@
               <w:rPr>
                 <w:sz w:val="18"/>
               </w:rPr>
-              <w:t>要支援・要介護認定を受け在宅で生活している方</w:t>
+              <w:t xml:space="preserve">　理由：足腰などの痛み</w:t>
             </w:r>
           </w:p>
         </w:tc>
@@ -11086,7 +15429,7 @@
               <w:rPr>
                 <w:sz w:val="18"/>
               </w:rPr>
-              <w:t>令和5年9〜10月。配布500件・回収340件・回収率68.0％。郵送</w:t>
+              <w:t>57.0％</w:t>
             </w:r>
           </w:p>
         </w:tc>
@@ -11100,1484 +15443,1009 @@
               <w:rPr>
                 <w:sz w:val="18"/>
               </w:rPr>
-              <w:t>【データ受領後に記載】</w:t>
+              <w:t>運動器機能との関連</w:t>
+            </w:r>
+          </w:p>
+        </w:tc>
+      </w:tr>
+      <w:tr>
+        <w:tc>
+          <w:tcPr>
+            <w:tcW w:type="dxa" w:w="2160"/>
+          </w:tcPr>
+          <w:p>
+            <w:r/>
+            <w:r>
+              <w:rPr>
+                <w:sz w:val="18"/>
+              </w:rPr>
+              <w:t>外出</w:t>
+            </w:r>
+          </w:p>
+        </w:tc>
+        <w:tc>
+          <w:tcPr>
+            <w:tcW w:type="dxa" w:w="2160"/>
+          </w:tcPr>
+          <w:p>
+            <w:r/>
+            <w:r>
+              <w:rPr>
+                <w:sz w:val="18"/>
+              </w:rPr>
+              <w:t xml:space="preserve">　理由：交通手段がない</w:t>
+            </w:r>
+          </w:p>
+        </w:tc>
+        <w:tc>
+          <w:tcPr>
+            <w:tcW w:type="dxa" w:w="2160"/>
+          </w:tcPr>
+          <w:p>
+            <w:r/>
+            <w:r>
+              <w:rPr>
+                <w:sz w:val="18"/>
+              </w:rPr>
+              <w:t>17.6％</w:t>
+            </w:r>
+          </w:p>
+        </w:tc>
+        <w:tc>
+          <w:tcPr>
+            <w:tcW w:type="dxa" w:w="2160"/>
+          </w:tcPr>
+          <w:p>
+            <w:r/>
+            <w:r>
+              <w:rPr>
+                <w:sz w:val="18"/>
+              </w:rPr>
+              <w:t>移送・外出支援</w:t>
+            </w:r>
+          </w:p>
+        </w:tc>
+      </w:tr>
+      <w:tr>
+        <w:tc>
+          <w:tcPr>
+            <w:tcW w:type="dxa" w:w="2160"/>
+          </w:tcPr>
+          <w:p>
+            <w:r/>
+            <w:r>
+              <w:rPr>
+                <w:sz w:val="18"/>
+              </w:rPr>
+              <w:t>外出</w:t>
+            </w:r>
+          </w:p>
+        </w:tc>
+        <w:tc>
+          <w:tcPr>
+            <w:tcW w:type="dxa" w:w="2160"/>
+          </w:tcPr>
+          <w:p>
+            <w:r/>
+            <w:r>
+              <w:rPr>
+                <w:sz w:val="18"/>
+              </w:rPr>
+              <w:t xml:space="preserve">　理由：経済的に出られない</w:t>
+            </w:r>
+          </w:p>
+        </w:tc>
+        <w:tc>
+          <w:tcPr>
+            <w:tcW w:type="dxa" w:w="2160"/>
+          </w:tcPr>
+          <w:p>
+            <w:r/>
+            <w:r>
+              <w:rPr>
+                <w:sz w:val="18"/>
+              </w:rPr>
+              <w:t>14.0％</w:t>
+            </w:r>
+          </w:p>
+        </w:tc>
+        <w:tc>
+          <w:tcPr>
+            <w:tcW w:type="dxa" w:w="2160"/>
+          </w:tcPr>
+          <w:p>
+            <w:r/>
+            <w:r>
+              <w:rPr>
+                <w:sz w:val="18"/>
+              </w:rPr>
+              <w:t>低所得高齢者</w:t>
+            </w:r>
+          </w:p>
+        </w:tc>
+      </w:tr>
+      <w:tr>
+        <w:tc>
+          <w:tcPr>
+            <w:tcW w:type="dxa" w:w="2160"/>
+          </w:tcPr>
+          <w:p>
+            <w:r/>
+            <w:r>
+              <w:rPr>
+                <w:sz w:val="18"/>
+              </w:rPr>
+              <w:t>外出</w:t>
+            </w:r>
+          </w:p>
+        </w:tc>
+        <w:tc>
+          <w:tcPr>
+            <w:tcW w:type="dxa" w:w="2160"/>
+          </w:tcPr>
+          <w:p>
+            <w:r/>
+            <w:r>
+              <w:rPr>
+                <w:sz w:val="18"/>
+              </w:rPr>
+              <w:t>主な移動手段：自動車（自分で運転）</w:t>
+            </w:r>
+          </w:p>
+        </w:tc>
+        <w:tc>
+          <w:tcPr>
+            <w:tcW w:type="dxa" w:w="2160"/>
+          </w:tcPr>
+          <w:p>
+            <w:r/>
+            <w:r>
+              <w:rPr>
+                <w:sz w:val="18"/>
+              </w:rPr>
+              <w:t>73.2％</w:t>
+            </w:r>
+          </w:p>
+        </w:tc>
+        <w:tc>
+          <w:tcPr>
+            <w:tcW w:type="dxa" w:w="2160"/>
+          </w:tcPr>
+          <w:p>
+            <w:r/>
+            <w:r>
+              <w:rPr>
+                <w:sz w:val="18"/>
+              </w:rPr>
+              <w:t>**免許返納後の移動手段の確保が課題**</w:t>
+            </w:r>
+          </w:p>
+        </w:tc>
+      </w:tr>
+      <w:tr>
+        <w:tc>
+          <w:tcPr>
+            <w:tcW w:type="dxa" w:w="2160"/>
+          </w:tcPr>
+          <w:p>
+            <w:r/>
+            <w:r>
+              <w:rPr>
+                <w:sz w:val="18"/>
+              </w:rPr>
+              <w:t>認知症</w:t>
+            </w:r>
+          </w:p>
+        </w:tc>
+        <w:tc>
+          <w:tcPr>
+            <w:tcW w:type="dxa" w:w="2160"/>
+          </w:tcPr>
+          <w:p>
+            <w:r/>
+            <w:r>
+              <w:rPr>
+                <w:sz w:val="18"/>
+              </w:rPr>
+              <w:t>本人または家族に認知症の症状がある</w:t>
+            </w:r>
+          </w:p>
+        </w:tc>
+        <w:tc>
+          <w:tcPr>
+            <w:tcW w:type="dxa" w:w="2160"/>
+          </w:tcPr>
+          <w:p>
+            <w:r/>
+            <w:r>
+              <w:rPr>
+                <w:sz w:val="18"/>
+              </w:rPr>
+              <w:t>9.2％</w:t>
+            </w:r>
+          </w:p>
+        </w:tc>
+        <w:tc>
+          <w:tcPr>
+            <w:tcW w:type="dxa" w:w="2160"/>
+          </w:tcPr>
+          <w:p>
+            <w:r/>
+            <w:r>
+              <w:rPr>
+                <w:sz w:val="18"/>
+              </w:rPr>
+              <w:t>対象規模</w:t>
+            </w:r>
+          </w:p>
+        </w:tc>
+      </w:tr>
+      <w:tr>
+        <w:tc>
+          <w:tcPr>
+            <w:tcW w:type="dxa" w:w="2160"/>
+          </w:tcPr>
+          <w:p>
+            <w:r/>
+            <w:r>
+              <w:rPr>
+                <w:sz w:val="18"/>
+              </w:rPr>
+              <w:t>認知症</w:t>
+            </w:r>
+          </w:p>
+        </w:tc>
+        <w:tc>
+          <w:tcPr>
+            <w:tcW w:type="dxa" w:w="2160"/>
+          </w:tcPr>
+          <w:p>
+            <w:r/>
+            <w:r>
+              <w:rPr>
+                <w:sz w:val="18"/>
+              </w:rPr>
+              <w:t>**認知症に関する相談窓口を知っている**</w:t>
+            </w:r>
+          </w:p>
+        </w:tc>
+        <w:tc>
+          <w:tcPr>
+            <w:tcW w:type="dxa" w:w="2160"/>
+          </w:tcPr>
+          <w:p>
+            <w:r/>
+            <w:r>
+              <w:rPr>
+                <w:sz w:val="18"/>
+              </w:rPr>
+              <w:t>**33.2％**</w:t>
+            </w:r>
+          </w:p>
+        </w:tc>
+        <w:tc>
+          <w:tcPr>
+            <w:tcW w:type="dxa" w:w="2160"/>
+          </w:tcPr>
+          <w:p>
+            <w:r/>
+            <w:r>
+              <w:rPr>
+                <w:sz w:val="18"/>
+              </w:rPr>
+              <w:t>**3人に1人。初期集中支援チームの訪問実績0件の一因の可能性**</w:t>
+            </w:r>
+          </w:p>
+        </w:tc>
+      </w:tr>
+      <w:tr>
+        <w:tc>
+          <w:tcPr>
+            <w:tcW w:type="dxa" w:w="2160"/>
+          </w:tcPr>
+          <w:p>
+            <w:r/>
+            <w:r>
+              <w:rPr>
+                <w:sz w:val="18"/>
+              </w:rPr>
+              <w:t>認知症</w:t>
+            </w:r>
+          </w:p>
+        </w:tc>
+        <w:tc>
+          <w:tcPr>
+            <w:tcW w:type="dxa" w:w="2160"/>
+          </w:tcPr>
+          <w:p>
+            <w:r/>
+            <w:r>
+              <w:rPr>
+                <w:sz w:val="18"/>
+              </w:rPr>
+              <w:t>必要な支援：相談窓口の充実</w:t>
+            </w:r>
+          </w:p>
+        </w:tc>
+        <w:tc>
+          <w:tcPr>
+            <w:tcW w:type="dxa" w:w="2160"/>
+          </w:tcPr>
+          <w:p>
+            <w:r/>
+            <w:r>
+              <w:rPr>
+                <w:sz w:val="18"/>
+              </w:rPr>
+              <w:t>54.1％</w:t>
+            </w:r>
+          </w:p>
+        </w:tc>
+        <w:tc>
+          <w:tcPr>
+            <w:tcW w:type="dxa" w:w="2160"/>
+          </w:tcPr>
+          <w:p>
+            <w:r/>
+            <w:r>
+              <w:rPr>
+                <w:sz w:val="18"/>
+              </w:rPr>
+              <w:t>周知を優先</w:t>
+            </w:r>
+          </w:p>
+        </w:tc>
+      </w:tr>
+      <w:tr>
+        <w:tc>
+          <w:tcPr>
+            <w:tcW w:type="dxa" w:w="2160"/>
+          </w:tcPr>
+          <w:p>
+            <w:r/>
+            <w:r>
+              <w:rPr>
+                <w:sz w:val="18"/>
+              </w:rPr>
+              <w:t>認知症</w:t>
+            </w:r>
+          </w:p>
+        </w:tc>
+        <w:tc>
+          <w:tcPr>
+            <w:tcW w:type="dxa" w:w="2160"/>
+          </w:tcPr>
+          <w:p>
+            <w:r/>
+            <w:r>
+              <w:rPr>
+                <w:sz w:val="18"/>
+              </w:rPr>
+              <w:t>必要な支援：認知症に関する情報提供</w:t>
+            </w:r>
+          </w:p>
+        </w:tc>
+        <w:tc>
+          <w:tcPr>
+            <w:tcW w:type="dxa" w:w="2160"/>
+          </w:tcPr>
+          <w:p>
+            <w:r/>
+            <w:r>
+              <w:rPr>
+                <w:sz w:val="18"/>
+              </w:rPr>
+              <w:t>51.9％</w:t>
+            </w:r>
+          </w:p>
+        </w:tc>
+        <w:tc>
+          <w:tcPr>
+            <w:tcW w:type="dxa" w:w="2160"/>
+          </w:tcPr>
+          <w:p>
+            <w:r/>
+            <w:r>
+              <w:rPr>
+                <w:sz w:val="18"/>
+              </w:rPr>
+              <w:t>同上</w:t>
+            </w:r>
+          </w:p>
+        </w:tc>
+      </w:tr>
+      <w:tr>
+        <w:tc>
+          <w:tcPr>
+            <w:tcW w:type="dxa" w:w="2160"/>
+          </w:tcPr>
+          <w:p>
+            <w:r/>
+            <w:r>
+              <w:rPr>
+                <w:sz w:val="18"/>
+              </w:rPr>
+              <w:t>認知症</w:t>
+            </w:r>
+          </w:p>
+        </w:tc>
+        <w:tc>
+          <w:tcPr>
+            <w:tcW w:type="dxa" w:w="2160"/>
+          </w:tcPr>
+          <w:p>
+            <w:r/>
+            <w:r>
+              <w:rPr>
+                <w:sz w:val="18"/>
+              </w:rPr>
+              <w:t>必要な支援：認知症カフェの開催</w:t>
+            </w:r>
+          </w:p>
+        </w:tc>
+        <w:tc>
+          <w:tcPr>
+            <w:tcW w:type="dxa" w:w="2160"/>
+          </w:tcPr>
+          <w:p>
+            <w:r/>
+            <w:r>
+              <w:rPr>
+                <w:sz w:val="18"/>
+              </w:rPr>
+              <w:t>9.2％</w:t>
+            </w:r>
+          </w:p>
+        </w:tc>
+        <w:tc>
+          <w:tcPr>
+            <w:tcW w:type="dxa" w:w="2160"/>
+          </w:tcPr>
+          <w:p>
+            <w:r/>
+            <w:r>
+              <w:rPr>
+                <w:sz w:val="18"/>
+              </w:rPr>
+              <w:t>需要は限定的</w:t>
+            </w:r>
+          </w:p>
+        </w:tc>
+      </w:tr>
+      <w:tr>
+        <w:tc>
+          <w:tcPr>
+            <w:tcW w:type="dxa" w:w="2160"/>
+          </w:tcPr>
+          <w:p>
+            <w:r/>
+            <w:r>
+              <w:rPr>
+                <w:sz w:val="18"/>
+              </w:rPr>
+              <w:t>災害</w:t>
+            </w:r>
+          </w:p>
+        </w:tc>
+        <w:tc>
+          <w:tcPr>
+            <w:tcW w:type="dxa" w:w="2160"/>
+          </w:tcPr>
+          <w:p>
+            <w:r/>
+            <w:r>
+              <w:rPr>
+                <w:sz w:val="18"/>
+              </w:rPr>
+              <w:t>**災害時に一人で避難できない**</w:t>
+            </w:r>
+          </w:p>
+        </w:tc>
+        <w:tc>
+          <w:tcPr>
+            <w:tcW w:type="dxa" w:w="2160"/>
+          </w:tcPr>
+          <w:p>
+            <w:r/>
+            <w:r>
+              <w:rPr>
+                <w:sz w:val="18"/>
+              </w:rPr>
+              <w:t>**14.2％**</w:t>
+            </w:r>
+          </w:p>
+        </w:tc>
+        <w:tc>
+          <w:tcPr>
+            <w:tcW w:type="dxa" w:w="2160"/>
+          </w:tcPr>
+          <w:p>
+            <w:r/>
+            <w:r>
+              <w:rPr>
+                <w:sz w:val="18"/>
+              </w:rPr>
+              <w:t>**高齢者人口換算で約495人。個別避難計画の目標値の根拠**</w:t>
+            </w:r>
+          </w:p>
+        </w:tc>
+      </w:tr>
+      <w:tr>
+        <w:tc>
+          <w:tcPr>
+            <w:tcW w:type="dxa" w:w="2160"/>
+          </w:tcPr>
+          <w:p>
+            <w:r/>
+            <w:r>
+              <w:rPr>
+                <w:sz w:val="18"/>
+              </w:rPr>
+              <w:t>災害</w:t>
+            </w:r>
+          </w:p>
+        </w:tc>
+        <w:tc>
+          <w:tcPr>
+            <w:tcW w:type="dxa" w:w="2160"/>
+          </w:tcPr>
+          <w:p>
+            <w:r/>
+            <w:r>
+              <w:rPr>
+                <w:sz w:val="18"/>
+              </w:rPr>
+              <w:t>災害時に助けてくれる人が「いない」</w:t>
+            </w:r>
+          </w:p>
+        </w:tc>
+        <w:tc>
+          <w:tcPr>
+            <w:tcW w:type="dxa" w:w="2160"/>
+          </w:tcPr>
+          <w:p>
+            <w:r/>
+            <w:r>
+              <w:rPr>
+                <w:sz w:val="18"/>
+              </w:rPr>
+              <w:t>11.3％</w:t>
+            </w:r>
+          </w:p>
+        </w:tc>
+        <w:tc>
+          <w:tcPr>
+            <w:tcW w:type="dxa" w:w="2160"/>
+          </w:tcPr>
+          <w:p>
+            <w:r/>
+            <w:r>
+              <w:rPr>
+                <w:sz w:val="18"/>
+              </w:rPr>
+              <w:t>約394人</w:t>
+            </w:r>
+          </w:p>
+        </w:tc>
+      </w:tr>
+      <w:tr>
+        <w:tc>
+          <w:tcPr>
+            <w:tcW w:type="dxa" w:w="2160"/>
+          </w:tcPr>
+          <w:p>
+            <w:r/>
+            <w:r>
+              <w:rPr>
+                <w:sz w:val="18"/>
+              </w:rPr>
+              <w:t>相談</w:t>
+            </w:r>
+          </w:p>
+        </w:tc>
+        <w:tc>
+          <w:tcPr>
+            <w:tcW w:type="dxa" w:w="2160"/>
+          </w:tcPr>
+          <w:p>
+            <w:r/>
+            <w:r>
+              <w:rPr>
+                <w:sz w:val="18"/>
+              </w:rPr>
+              <w:t>家族・友人以外に相談する人がいない</w:t>
+            </w:r>
+          </w:p>
+        </w:tc>
+        <w:tc>
+          <w:tcPr>
+            <w:tcW w:type="dxa" w:w="2160"/>
+          </w:tcPr>
+          <w:p>
+            <w:r/>
+            <w:r>
+              <w:rPr>
+                <w:sz w:val="18"/>
+              </w:rPr>
+              <w:t>38.0％</w:t>
+            </w:r>
+          </w:p>
+        </w:tc>
+        <w:tc>
+          <w:tcPr>
+            <w:tcW w:type="dxa" w:w="2160"/>
+          </w:tcPr>
+          <w:p>
+            <w:r/>
+            <w:r>
+              <w:rPr>
+                <w:sz w:val="18"/>
+              </w:rPr>
+              <w:t>相談体制の充実</w:t>
+            </w:r>
+          </w:p>
+        </w:tc>
+      </w:tr>
+      <w:tr>
+        <w:tc>
+          <w:tcPr>
+            <w:tcW w:type="dxa" w:w="2160"/>
+          </w:tcPr>
+          <w:p>
+            <w:r/>
+            <w:r>
+              <w:rPr>
+                <w:sz w:val="18"/>
+              </w:rPr>
+              <w:t>相談</w:t>
+            </w:r>
+          </w:p>
+        </w:tc>
+        <w:tc>
+          <w:tcPr>
+            <w:tcW w:type="dxa" w:w="2160"/>
+          </w:tcPr>
+          <w:p>
+            <w:r/>
+            <w:r>
+              <w:rPr>
+                <w:sz w:val="18"/>
+              </w:rPr>
+              <w:t>友人・知人と会う頻度が「ほとんどない」</w:t>
+            </w:r>
+          </w:p>
+        </w:tc>
+        <w:tc>
+          <w:tcPr>
+            <w:tcW w:type="dxa" w:w="2160"/>
+          </w:tcPr>
+          <w:p>
+            <w:r/>
+            <w:r>
+              <w:rPr>
+                <w:sz w:val="18"/>
+              </w:rPr>
+              <w:t>11.8％</w:t>
+            </w:r>
+          </w:p>
+        </w:tc>
+        <w:tc>
+          <w:tcPr>
+            <w:tcW w:type="dxa" w:w="2160"/>
+          </w:tcPr>
+          <w:p>
+            <w:r/>
+            <w:r>
+              <w:rPr>
+                <w:sz w:val="18"/>
+              </w:rPr>
+              <w:t>孤立の指標</w:t>
+            </w:r>
+          </w:p>
+        </w:tc>
+      </w:tr>
+      <w:tr>
+        <w:tc>
+          <w:tcPr>
+            <w:tcW w:type="dxa" w:w="2160"/>
+          </w:tcPr>
+          <w:p>
+            <w:r/>
+            <w:r>
+              <w:rPr>
+                <w:sz w:val="18"/>
+              </w:rPr>
+              <w:t>社会参加</w:t>
+            </w:r>
+          </w:p>
+        </w:tc>
+        <w:tc>
+          <w:tcPr>
+            <w:tcW w:type="dxa" w:w="2160"/>
+          </w:tcPr>
+          <w:p>
+            <w:r/>
+            <w:r>
+              <w:rPr>
+                <w:sz w:val="18"/>
+              </w:rPr>
+              <w:t>収入のある仕事に参加あり</w:t>
+            </w:r>
+          </w:p>
+        </w:tc>
+        <w:tc>
+          <w:tcPr>
+            <w:tcW w:type="dxa" w:w="2160"/>
+          </w:tcPr>
+          <w:p>
+            <w:r/>
+            <w:r>
+              <w:rPr>
+                <w:sz w:val="18"/>
+              </w:rPr>
+              <w:t>32.8％</w:t>
+            </w:r>
+          </w:p>
+        </w:tc>
+        <w:tc>
+          <w:tcPr>
+            <w:tcW w:type="dxa" w:w="2160"/>
+          </w:tcPr>
+          <w:p>
+            <w:r/>
+            <w:r>
+              <w:rPr>
+                <w:sz w:val="18"/>
+              </w:rPr>
+              <w:t>就労機会の拡大</w:t>
+            </w:r>
+          </w:p>
+        </w:tc>
+      </w:tr>
+      <w:tr>
+        <w:tc>
+          <w:tcPr>
+            <w:tcW w:type="dxa" w:w="2160"/>
+          </w:tcPr>
+          <w:p>
+            <w:r/>
+            <w:r>
+              <w:rPr>
+                <w:sz w:val="18"/>
+              </w:rPr>
+              <w:t>社会参加</w:t>
+            </w:r>
+          </w:p>
+        </w:tc>
+        <w:tc>
+          <w:tcPr>
+            <w:tcW w:type="dxa" w:w="2160"/>
+          </w:tcPr>
+          <w:p>
+            <w:r/>
+            <w:r>
+              <w:rPr>
+                <w:sz w:val="18"/>
+              </w:rPr>
+              <w:t>町内会・自治会に参加あり</w:t>
+            </w:r>
+          </w:p>
+        </w:tc>
+        <w:tc>
+          <w:tcPr>
+            <w:tcW w:type="dxa" w:w="2160"/>
+          </w:tcPr>
+          <w:p>
+            <w:r/>
+            <w:r>
+              <w:rPr>
+                <w:sz w:val="18"/>
+              </w:rPr>
+              <w:t>32.1％</w:t>
+            </w:r>
+          </w:p>
+        </w:tc>
+        <w:tc>
+          <w:tcPr>
+            <w:tcW w:type="dxa" w:w="2160"/>
+          </w:tcPr>
+          <w:p>
+            <w:r/>
+            <w:r>
+              <w:rPr>
+                <w:sz w:val="18"/>
+              </w:rPr>
+              <w:t>地域活動の基盤</w:t>
+            </w:r>
+          </w:p>
+        </w:tc>
+      </w:tr>
+      <w:tr>
+        <w:tc>
+          <w:tcPr>
+            <w:tcW w:type="dxa" w:w="2160"/>
+          </w:tcPr>
+          <w:p>
+            <w:r/>
+            <w:r>
+              <w:rPr>
+                <w:sz w:val="18"/>
+              </w:rPr>
+              <w:t>社会参加</w:t>
+            </w:r>
+          </w:p>
+        </w:tc>
+        <w:tc>
+          <w:tcPr>
+            <w:tcW w:type="dxa" w:w="2160"/>
+          </w:tcPr>
+          <w:p>
+            <w:r/>
+            <w:r>
+              <w:rPr>
+                <w:sz w:val="18"/>
+              </w:rPr>
+              <w:t>老人クラブに参加あり</w:t>
+            </w:r>
+          </w:p>
+        </w:tc>
+        <w:tc>
+          <w:tcPr>
+            <w:tcW w:type="dxa" w:w="2160"/>
+          </w:tcPr>
+          <w:p>
+            <w:r/>
+            <w:r>
+              <w:rPr>
+                <w:sz w:val="18"/>
+              </w:rPr>
+              <w:t>14.2％</w:t>
+            </w:r>
+          </w:p>
+        </w:tc>
+        <w:tc>
+          <w:tcPr>
+            <w:tcW w:type="dxa" w:w="2160"/>
+          </w:tcPr>
+          <w:p>
+            <w:r/>
+            <w:r>
+              <w:rPr>
+                <w:sz w:val="18"/>
+              </w:rPr>
+              <w:t>生きがいづくり</w:t>
+            </w:r>
+          </w:p>
+        </w:tc>
+      </w:tr>
+      <w:tr>
+        <w:tc>
+          <w:tcPr>
+            <w:tcW w:type="dxa" w:w="2160"/>
+          </w:tcPr>
+          <w:p>
+            <w:r/>
+            <w:r>
+              <w:rPr>
+                <w:sz w:val="18"/>
+              </w:rPr>
+              <w:t>生きがい</w:t>
+            </w:r>
+          </w:p>
+        </w:tc>
+        <w:tc>
+          <w:tcPr>
+            <w:tcW w:type="dxa" w:w="2160"/>
+          </w:tcPr>
+          <w:p>
+            <w:r/>
+            <w:r>
+              <w:rPr>
+                <w:sz w:val="18"/>
+              </w:rPr>
+              <w:t>生きがいが「思いつかない」</w:t>
+            </w:r>
+          </w:p>
+        </w:tc>
+        <w:tc>
+          <w:tcPr>
+            <w:tcW w:type="dxa" w:w="2160"/>
+          </w:tcPr>
+          <w:p>
+            <w:r/>
+            <w:r>
+              <w:rPr>
+                <w:sz w:val="18"/>
+              </w:rPr>
+              <w:t>36.5％</w:t>
+            </w:r>
+          </w:p>
+        </w:tc>
+        <w:tc>
+          <w:tcPr>
+            <w:tcW w:type="dxa" w:w="2160"/>
+          </w:tcPr>
+          <w:p>
+            <w:r/>
+            <w:r>
+              <w:rPr>
+                <w:sz w:val="18"/>
+              </w:rPr>
+              <w:t>―</w:t>
+            </w:r>
+          </w:p>
+        </w:tc>
+      </w:tr>
+      <w:tr>
+        <w:tc>
+          <w:tcPr>
+            <w:tcW w:type="dxa" w:w="2160"/>
+          </w:tcPr>
+          <w:p>
+            <w:r/>
+            <w:r>
+              <w:rPr>
+                <w:sz w:val="18"/>
+              </w:rPr>
+              <w:t>生活課題</w:t>
+            </w:r>
+          </w:p>
+        </w:tc>
+        <w:tc>
+          <w:tcPr>
+            <w:tcW w:type="dxa" w:w="2160"/>
+          </w:tcPr>
+          <w:p>
+            <w:r/>
+            <w:r>
+              <w:rPr>
+                <w:sz w:val="18"/>
+              </w:rPr>
+              <w:t>日常生活で困っていること：家の周りの草刈り等</w:t>
+            </w:r>
+          </w:p>
+        </w:tc>
+        <w:tc>
+          <w:tcPr>
+            <w:tcW w:type="dxa" w:w="2160"/>
+          </w:tcPr>
+          <w:p>
+            <w:r/>
+            <w:r>
+              <w:rPr>
+                <w:sz w:val="18"/>
+              </w:rPr>
+              <w:t>18.7％</w:t>
+            </w:r>
+          </w:p>
+        </w:tc>
+        <w:tc>
+          <w:tcPr>
+            <w:tcW w:type="dxa" w:w="2160"/>
+          </w:tcPr>
+          <w:p>
+            <w:r/>
+            <w:r>
+              <w:rPr>
+                <w:sz w:val="18"/>
+              </w:rPr>
+              <w:t>生活支援体制整備事業</w:t>
             </w:r>
           </w:p>
         </w:tc>
       </w:tr>
     </w:tbl>
-    <w:p>
-      <w:r>
-        <w:rPr>
-          <w:i/>
-          <w:sz w:val="18"/>
-        </w:rPr>
-        <w:t>※ 令和7年度調査の対象・配布数・回収数・実施時期についても、計画書の第2章に記載する必要があるためご教示ください。</w:t>
-      </w:r>
-    </w:p>
     <w:p>
       <w:pPr>
         <w:pStyle w:val="Heading1"/>
       </w:pPr>
       <w:r>
-        <w:t>2　前回調査の結果（比較の基準）</w:t>
+        <w:t>3　第1部の論点に対する調査結果の対応</w:t>
       </w:r>
     </w:p>
     <w:p>
       <w:r>
-        <w:t>令和7年度調査の結果は、前回調査からの変化としてみることで意味を持ちます。第9期計画に掲載された前回調査の値を、比較の基準として整理しました。</w:t>
-      </w:r>
-    </w:p>
-    <w:p>
-      <w:pPr>
-        <w:pStyle w:val="Heading2"/>
-      </w:pPr>
-      <w:r>
-        <w:t>2-1　介護予防・日常生活圏域ニーズ調査（令和4年度・n=2,285）</w:t>
-      </w:r>
-    </w:p>
-    <w:p>
-      <w:r>
-        <w:t>リスク該当者の割合は次のとおりでした。</w:t>
-      </w:r>
-    </w:p>
-    <w:tbl>
-      <w:tblPr>
-        <w:tblStyle w:val="TableGrid"/>
-        <w:tblW w:type="auto" w:w="0"/>
-        <w:tblLook w:firstColumn="1" w:firstRow="1" w:lastColumn="0" w:lastRow="0" w:noHBand="0" w:noVBand="1" w:val="04A0"/>
-      </w:tblPr>
-      <w:tblGrid>
-        <w:gridCol w:w="1728"/>
-        <w:gridCol w:w="1728"/>
-        <w:gridCol w:w="1728"/>
-        <w:gridCol w:w="1728"/>
-        <w:gridCol w:w="1728"/>
-      </w:tblGrid>
-      <w:tr>
-        <w:tc>
-          <w:tcPr>
-            <w:tcW w:type="dxa" w:w="1728"/>
-          </w:tcPr>
-          <w:p>
-            <w:r/>
-            <w:r>
-              <w:rPr>
-                <w:rFonts w:ascii="游ゴシック" w:hAnsi="游ゴシック" w:eastAsia="游ゴシック"/>
-                <w:b/>
-                <w:sz w:val="18"/>
-              </w:rPr>
-              <w:t>リスク項目</w:t>
-            </w:r>
-          </w:p>
-        </w:tc>
-        <w:tc>
-          <w:tcPr>
-            <w:tcW w:type="dxa" w:w="1728"/>
-          </w:tcPr>
-          <w:p>
-            <w:r/>
-            <w:r>
-              <w:rPr>
-                <w:rFonts w:ascii="游ゴシック" w:hAnsi="游ゴシック" w:eastAsia="游ゴシック"/>
-                <w:b/>
-                <w:sz w:val="18"/>
-              </w:rPr>
-              <w:t>町全体</w:t>
-            </w:r>
-          </w:p>
-        </w:tc>
-        <w:tc>
-          <w:tcPr>
-            <w:tcW w:type="dxa" w:w="1728"/>
-          </w:tcPr>
-          <w:p>
-            <w:r/>
-            <w:r>
-              <w:rPr>
-                <w:rFonts w:ascii="游ゴシック" w:hAnsi="游ゴシック" w:eastAsia="游ゴシック"/>
-                <w:b/>
-                <w:sz w:val="18"/>
-              </w:rPr>
-              <w:t>要支援1・2認定者</w:t>
-            </w:r>
-          </w:p>
-        </w:tc>
-        <w:tc>
-          <w:tcPr>
-            <w:tcW w:type="dxa" w:w="1728"/>
-          </w:tcPr>
-          <w:p>
-            <w:r/>
-            <w:r>
-              <w:rPr>
-                <w:rFonts w:ascii="游ゴシック" w:hAnsi="游ゴシック" w:eastAsia="游ゴシック"/>
-                <w:b/>
-                <w:sz w:val="18"/>
-              </w:rPr>
-              <w:t>一般高齢者</w:t>
-            </w:r>
-          </w:p>
-        </w:tc>
-        <w:tc>
-          <w:tcPr>
-            <w:tcW w:type="dxa" w:w="1728"/>
-          </w:tcPr>
-          <w:p>
-            <w:r/>
-            <w:r>
-              <w:rPr>
-                <w:rFonts w:ascii="游ゴシック" w:hAnsi="游ゴシック" w:eastAsia="游ゴシック"/>
-                <w:b/>
-                <w:sz w:val="18"/>
-              </w:rPr>
-              <w:t>令和7年度</w:t>
-            </w:r>
-          </w:p>
-        </w:tc>
-      </w:tr>
-      <w:tr>
-        <w:tc>
-          <w:tcPr>
-            <w:tcW w:type="dxa" w:w="1728"/>
-          </w:tcPr>
-          <w:p>
-            <w:r/>
-            <w:r>
-              <w:rPr>
-                <w:sz w:val="18"/>
-              </w:rPr>
-              <w:t>運動器機能の低下</w:t>
-            </w:r>
-          </w:p>
-        </w:tc>
-        <w:tc>
-          <w:tcPr>
-            <w:tcW w:type="dxa" w:w="1728"/>
-          </w:tcPr>
-          <w:p>
-            <w:r/>
-            <w:r>
-              <w:rPr>
-                <w:sz w:val="18"/>
-              </w:rPr>
-              <w:t>17.4％</w:t>
-            </w:r>
-          </w:p>
-        </w:tc>
-        <w:tc>
-          <w:tcPr>
-            <w:tcW w:type="dxa" w:w="1728"/>
-          </w:tcPr>
-          <w:p>
-            <w:r/>
-            <w:r>
-              <w:rPr>
-                <w:sz w:val="18"/>
-              </w:rPr>
-              <w:t>65.2％</w:t>
-            </w:r>
-          </w:p>
-        </w:tc>
-        <w:tc>
-          <w:tcPr>
-            <w:tcW w:type="dxa" w:w="1728"/>
-          </w:tcPr>
-          <w:p>
-            <w:r/>
-            <w:r>
-              <w:rPr>
-                <w:sz w:val="18"/>
-              </w:rPr>
-              <w:t>14.1％</w:t>
-            </w:r>
-          </w:p>
-        </w:tc>
-        <w:tc>
-          <w:tcPr>
-            <w:tcW w:type="dxa" w:w="1728"/>
-          </w:tcPr>
-          <w:p>
-            <w:r/>
-            <w:r>
-              <w:rPr>
-                <w:sz w:val="18"/>
-              </w:rPr>
-              <w:t>【データ受領後に記載】</w:t>
-            </w:r>
-          </w:p>
-        </w:tc>
-      </w:tr>
-      <w:tr>
-        <w:tc>
-          <w:tcPr>
-            <w:tcW w:type="dxa" w:w="1728"/>
-          </w:tcPr>
-          <w:p>
-            <w:r/>
-            <w:r>
-              <w:rPr>
-                <w:sz w:val="18"/>
-              </w:rPr>
-              <w:t>転倒リスク</w:t>
-            </w:r>
-          </w:p>
-        </w:tc>
-        <w:tc>
-          <w:tcPr>
-            <w:tcW w:type="dxa" w:w="1728"/>
-          </w:tcPr>
-          <w:p>
-            <w:r/>
-            <w:r>
-              <w:rPr>
-                <w:sz w:val="18"/>
-              </w:rPr>
-              <w:t>35.8％</w:t>
-            </w:r>
-          </w:p>
-        </w:tc>
-        <w:tc>
-          <w:tcPr>
-            <w:tcW w:type="dxa" w:w="1728"/>
-          </w:tcPr>
-          <w:p>
-            <w:r/>
-            <w:r>
-              <w:rPr>
-                <w:sz w:val="18"/>
-              </w:rPr>
-              <w:t>57.4％</w:t>
-            </w:r>
-          </w:p>
-        </w:tc>
-        <w:tc>
-          <w:tcPr>
-            <w:tcW w:type="dxa" w:w="1728"/>
-          </w:tcPr>
-          <w:p>
-            <w:r/>
-            <w:r>
-              <w:rPr>
-                <w:sz w:val="18"/>
-              </w:rPr>
-              <w:t>34.4％</w:t>
-            </w:r>
-          </w:p>
-        </w:tc>
-        <w:tc>
-          <w:tcPr>
-            <w:tcW w:type="dxa" w:w="1728"/>
-          </w:tcPr>
-          <w:p>
-            <w:r/>
-            <w:r>
-              <w:rPr>
-                <w:sz w:val="18"/>
-              </w:rPr>
-              <w:t>【データ受領後に記載】</w:t>
-            </w:r>
-          </w:p>
-        </w:tc>
-      </w:tr>
-      <w:tr>
-        <w:tc>
-          <w:tcPr>
-            <w:tcW w:type="dxa" w:w="1728"/>
-          </w:tcPr>
-          <w:p>
-            <w:r/>
-            <w:r>
-              <w:rPr>
-                <w:sz w:val="18"/>
-              </w:rPr>
-              <w:t>閉じこもり傾向</w:t>
-            </w:r>
-          </w:p>
-        </w:tc>
-        <w:tc>
-          <w:tcPr>
-            <w:tcW w:type="dxa" w:w="1728"/>
-          </w:tcPr>
-          <w:p>
-            <w:r/>
-            <w:r>
-              <w:rPr>
-                <w:sz w:val="18"/>
-              </w:rPr>
-              <w:t>30.0％</w:t>
-            </w:r>
-          </w:p>
-        </w:tc>
-        <w:tc>
-          <w:tcPr>
-            <w:tcW w:type="dxa" w:w="1728"/>
-          </w:tcPr>
-          <w:p>
-            <w:r/>
-            <w:r>
-              <w:rPr>
-                <w:sz w:val="18"/>
-              </w:rPr>
-              <w:t>46.8％</w:t>
-            </w:r>
-          </w:p>
-        </w:tc>
-        <w:tc>
-          <w:tcPr>
-            <w:tcW w:type="dxa" w:w="1728"/>
-          </w:tcPr>
-          <w:p>
-            <w:r/>
-            <w:r>
-              <w:rPr>
-                <w:sz w:val="18"/>
-              </w:rPr>
-              <w:t>28.9％</w:t>
-            </w:r>
-          </w:p>
-        </w:tc>
-        <w:tc>
-          <w:tcPr>
-            <w:tcW w:type="dxa" w:w="1728"/>
-          </w:tcPr>
-          <w:p>
-            <w:r/>
-            <w:r>
-              <w:rPr>
-                <w:sz w:val="18"/>
-              </w:rPr>
-              <w:t>【データ受領後に記載】</w:t>
-            </w:r>
-          </w:p>
-        </w:tc>
-      </w:tr>
-      <w:tr>
-        <w:tc>
-          <w:tcPr>
-            <w:tcW w:type="dxa" w:w="1728"/>
-          </w:tcPr>
-          <w:p>
-            <w:r/>
-            <w:r>
-              <w:rPr>
-                <w:sz w:val="18"/>
-              </w:rPr>
-              <w:t>低栄養傾向</w:t>
-            </w:r>
-          </w:p>
-        </w:tc>
-        <w:tc>
-          <w:tcPr>
-            <w:tcW w:type="dxa" w:w="1728"/>
-          </w:tcPr>
-          <w:p>
-            <w:r/>
-            <w:r>
-              <w:rPr>
-                <w:sz w:val="18"/>
-              </w:rPr>
-              <w:t>0.9％</w:t>
-            </w:r>
-          </w:p>
-        </w:tc>
-        <w:tc>
-          <w:tcPr>
-            <w:tcW w:type="dxa" w:w="1728"/>
-          </w:tcPr>
-          <w:p>
-            <w:r/>
-            <w:r>
-              <w:rPr>
-                <w:sz w:val="18"/>
-              </w:rPr>
-              <w:t>2.8％</w:t>
-            </w:r>
-          </w:p>
-        </w:tc>
-        <w:tc>
-          <w:tcPr>
-            <w:tcW w:type="dxa" w:w="1728"/>
-          </w:tcPr>
-          <w:p>
-            <w:r/>
-            <w:r>
-              <w:rPr>
-                <w:sz w:val="18"/>
-              </w:rPr>
-              <w:t>0.8％</w:t>
-            </w:r>
-          </w:p>
-        </w:tc>
-        <w:tc>
-          <w:tcPr>
-            <w:tcW w:type="dxa" w:w="1728"/>
-          </w:tcPr>
-          <w:p>
-            <w:r/>
-            <w:r>
-              <w:rPr>
-                <w:sz w:val="18"/>
-              </w:rPr>
-              <w:t>【データ受領後に記載】</w:t>
-            </w:r>
-          </w:p>
-        </w:tc>
-      </w:tr>
-      <w:tr>
-        <w:tc>
-          <w:tcPr>
-            <w:tcW w:type="dxa" w:w="1728"/>
-          </w:tcPr>
-          <w:p>
-            <w:r/>
-            <w:r>
-              <w:rPr>
-                <w:sz w:val="18"/>
-              </w:rPr>
-              <w:t>口腔機能の低下</w:t>
-            </w:r>
-          </w:p>
-        </w:tc>
-        <w:tc>
-          <w:tcPr>
-            <w:tcW w:type="dxa" w:w="1728"/>
-          </w:tcPr>
-          <w:p>
-            <w:r/>
-            <w:r>
-              <w:rPr>
-                <w:sz w:val="18"/>
-              </w:rPr>
-              <w:t>31.1％</w:t>
-            </w:r>
-          </w:p>
-        </w:tc>
-        <w:tc>
-          <w:tcPr>
-            <w:tcW w:type="dxa" w:w="1728"/>
-          </w:tcPr>
-          <w:p>
-            <w:r/>
-            <w:r>
-              <w:rPr>
-                <w:sz w:val="18"/>
-              </w:rPr>
-              <w:t>48.9％</w:t>
-            </w:r>
-          </w:p>
-        </w:tc>
-        <w:tc>
-          <w:tcPr>
-            <w:tcW w:type="dxa" w:w="1728"/>
-          </w:tcPr>
-          <w:p>
-            <w:r/>
-            <w:r>
-              <w:rPr>
-                <w:sz w:val="18"/>
-              </w:rPr>
-              <w:t>29.9％</w:t>
-            </w:r>
-          </w:p>
-        </w:tc>
-        <w:tc>
-          <w:tcPr>
-            <w:tcW w:type="dxa" w:w="1728"/>
-          </w:tcPr>
-          <w:p>
-            <w:r/>
-            <w:r>
-              <w:rPr>
-                <w:sz w:val="18"/>
-              </w:rPr>
-              <w:t>【データ受領後に記載】</w:t>
-            </w:r>
-          </w:p>
-        </w:tc>
-      </w:tr>
-      <w:tr>
-        <w:tc>
-          <w:tcPr>
-            <w:tcW w:type="dxa" w:w="1728"/>
-          </w:tcPr>
-          <w:p>
-            <w:r/>
-            <w:r>
-              <w:rPr>
-                <w:sz w:val="18"/>
-              </w:rPr>
-              <w:t>認知機能の低下</w:t>
-            </w:r>
-          </w:p>
-        </w:tc>
-        <w:tc>
-          <w:tcPr>
-            <w:tcW w:type="dxa" w:w="1728"/>
-          </w:tcPr>
-          <w:p>
-            <w:r/>
-            <w:r>
-              <w:rPr>
-                <w:sz w:val="18"/>
-              </w:rPr>
-              <w:t>50.1％</w:t>
-            </w:r>
-          </w:p>
-        </w:tc>
-        <w:tc>
-          <w:tcPr>
-            <w:tcW w:type="dxa" w:w="1728"/>
-          </w:tcPr>
-          <w:p>
-            <w:r/>
-            <w:r>
-              <w:rPr>
-                <w:sz w:val="18"/>
-              </w:rPr>
-              <w:t>67.4％</w:t>
-            </w:r>
-          </w:p>
-        </w:tc>
-        <w:tc>
-          <w:tcPr>
-            <w:tcW w:type="dxa" w:w="1728"/>
-          </w:tcPr>
-          <w:p>
-            <w:r/>
-            <w:r>
-              <w:rPr>
-                <w:sz w:val="18"/>
-              </w:rPr>
-              <w:t>49.0％</w:t>
-            </w:r>
-          </w:p>
-        </w:tc>
-        <w:tc>
-          <w:tcPr>
-            <w:tcW w:type="dxa" w:w="1728"/>
-          </w:tcPr>
-          <w:p>
-            <w:r/>
-            <w:r>
-              <w:rPr>
-                <w:sz w:val="18"/>
-              </w:rPr>
-              <w:t>【データ受領後に記載】</w:t>
-            </w:r>
-          </w:p>
-        </w:tc>
-      </w:tr>
-      <w:tr>
-        <w:tc>
-          <w:tcPr>
-            <w:tcW w:type="dxa" w:w="1728"/>
-          </w:tcPr>
-          <w:p>
-            <w:r/>
-            <w:r>
-              <w:rPr>
-                <w:sz w:val="18"/>
-              </w:rPr>
-              <w:t>IADLの低下</w:t>
-            </w:r>
-          </w:p>
-        </w:tc>
-        <w:tc>
-          <w:tcPr>
-            <w:tcW w:type="dxa" w:w="1728"/>
-          </w:tcPr>
-          <w:p>
-            <w:r/>
-            <w:r>
-              <w:rPr>
-                <w:sz w:val="18"/>
-              </w:rPr>
-              <w:t>13.8％</w:t>
-            </w:r>
-          </w:p>
-        </w:tc>
-        <w:tc>
-          <w:tcPr>
-            <w:tcW w:type="dxa" w:w="1728"/>
-          </w:tcPr>
-          <w:p>
-            <w:r/>
-            <w:r>
-              <w:rPr>
-                <w:sz w:val="18"/>
-              </w:rPr>
-              <w:t>47.5％</w:t>
-            </w:r>
-          </w:p>
-        </w:tc>
-        <w:tc>
-          <w:tcPr>
-            <w:tcW w:type="dxa" w:w="1728"/>
-          </w:tcPr>
-          <w:p>
-            <w:r/>
-            <w:r>
-              <w:rPr>
-                <w:sz w:val="18"/>
-              </w:rPr>
-              <w:t>11.6％</w:t>
-            </w:r>
-          </w:p>
-        </w:tc>
-        <w:tc>
-          <w:tcPr>
-            <w:tcW w:type="dxa" w:w="1728"/>
-          </w:tcPr>
-          <w:p>
-            <w:r/>
-            <w:r>
-              <w:rPr>
-                <w:sz w:val="18"/>
-              </w:rPr>
-              <w:t>【データ受領後に記載】</w:t>
-            </w:r>
-          </w:p>
-        </w:tc>
-      </w:tr>
-      <w:tr>
-        <w:tc>
-          <w:tcPr>
-            <w:tcW w:type="dxa" w:w="1728"/>
-          </w:tcPr>
-          <w:p>
-            <w:r/>
-            <w:r>
-              <w:rPr>
-                <w:sz w:val="18"/>
-              </w:rPr>
-              <w:t>うつ傾向</w:t>
-            </w:r>
-          </w:p>
-        </w:tc>
-        <w:tc>
-          <w:tcPr>
-            <w:tcW w:type="dxa" w:w="1728"/>
-          </w:tcPr>
-          <w:p>
-            <w:r/>
-            <w:r>
-              <w:rPr>
-                <w:sz w:val="18"/>
-              </w:rPr>
-              <w:t>40.2％</w:t>
-            </w:r>
-          </w:p>
-        </w:tc>
-        <w:tc>
-          <w:tcPr>
-            <w:tcW w:type="dxa" w:w="1728"/>
-          </w:tcPr>
-          <w:p>
-            <w:r/>
-            <w:r>
-              <w:rPr>
-                <w:sz w:val="18"/>
-              </w:rPr>
-              <w:t>51.1％</w:t>
-            </w:r>
-          </w:p>
-        </w:tc>
-        <w:tc>
-          <w:tcPr>
-            <w:tcW w:type="dxa" w:w="1728"/>
-          </w:tcPr>
-          <w:p>
-            <w:r/>
-            <w:r>
-              <w:rPr>
-                <w:sz w:val="18"/>
-              </w:rPr>
-              <w:t>39.4％</w:t>
-            </w:r>
-          </w:p>
-        </w:tc>
-        <w:tc>
-          <w:tcPr>
-            <w:tcW w:type="dxa" w:w="1728"/>
-          </w:tcPr>
-          <w:p>
-            <w:r/>
-            <w:r>
-              <w:rPr>
-                <w:sz w:val="18"/>
-              </w:rPr>
-              <w:t>【データ受領後に記載】</w:t>
-            </w:r>
-          </w:p>
-        </w:tc>
-      </w:tr>
-      <w:tr>
-        <w:tc>
-          <w:tcPr>
-            <w:tcW w:type="dxa" w:w="1728"/>
-          </w:tcPr>
-          <w:p>
-            <w:r/>
-            <w:r>
-              <w:rPr>
-                <w:sz w:val="18"/>
-              </w:rPr>
-              <w:t>知的能動性の低下</w:t>
-            </w:r>
-          </w:p>
-        </w:tc>
-        <w:tc>
-          <w:tcPr>
-            <w:tcW w:type="dxa" w:w="1728"/>
-          </w:tcPr>
-          <w:p>
-            <w:r/>
-            <w:r>
-              <w:rPr>
-                <w:sz w:val="18"/>
-              </w:rPr>
-              <w:t>41.5％</w:t>
-            </w:r>
-          </w:p>
-        </w:tc>
-        <w:tc>
-          <w:tcPr>
-            <w:tcW w:type="dxa" w:w="1728"/>
-          </w:tcPr>
-          <w:p>
-            <w:r/>
-            <w:r>
-              <w:rPr>
-                <w:sz w:val="18"/>
-              </w:rPr>
-              <w:t>56.0％</w:t>
-            </w:r>
-          </w:p>
-        </w:tc>
-        <w:tc>
-          <w:tcPr>
-            <w:tcW w:type="dxa" w:w="1728"/>
-          </w:tcPr>
-          <w:p>
-            <w:r/>
-            <w:r>
-              <w:rPr>
-                <w:sz w:val="18"/>
-              </w:rPr>
-              <w:t>40.4％</w:t>
-            </w:r>
-          </w:p>
-        </w:tc>
-        <w:tc>
-          <w:tcPr>
-            <w:tcW w:type="dxa" w:w="1728"/>
-          </w:tcPr>
-          <w:p>
-            <w:r/>
-            <w:r>
-              <w:rPr>
-                <w:sz w:val="18"/>
-              </w:rPr>
-              <w:t>【データ受領後に記載】</w:t>
-            </w:r>
-          </w:p>
-        </w:tc>
-      </w:tr>
-      <w:tr>
-        <w:tc>
-          <w:tcPr>
-            <w:tcW w:type="dxa" w:w="1728"/>
-          </w:tcPr>
-          <w:p>
-            <w:r/>
-            <w:r>
-              <w:rPr>
-                <w:sz w:val="18"/>
-              </w:rPr>
-              <w:t>社会的役割の低下</w:t>
-            </w:r>
-          </w:p>
-        </w:tc>
-        <w:tc>
-          <w:tcPr>
-            <w:tcW w:type="dxa" w:w="1728"/>
-          </w:tcPr>
-          <w:p>
-            <w:r/>
-            <w:r>
-              <w:rPr>
-                <w:sz w:val="18"/>
-              </w:rPr>
-              <w:t>50.4％</w:t>
-            </w:r>
-          </w:p>
-        </w:tc>
-        <w:tc>
-          <w:tcPr>
-            <w:tcW w:type="dxa" w:w="1728"/>
-          </w:tcPr>
-          <w:p>
-            <w:r/>
-            <w:r>
-              <w:rPr>
-                <w:sz w:val="18"/>
-              </w:rPr>
-              <w:t>70.2％</w:t>
-            </w:r>
-          </w:p>
-        </w:tc>
-        <w:tc>
-          <w:tcPr>
-            <w:tcW w:type="dxa" w:w="1728"/>
-          </w:tcPr>
-          <w:p>
-            <w:r/>
-            <w:r>
-              <w:rPr>
-                <w:sz w:val="18"/>
-              </w:rPr>
-              <w:t>49.0％</w:t>
-            </w:r>
-          </w:p>
-        </w:tc>
-        <w:tc>
-          <w:tcPr>
-            <w:tcW w:type="dxa" w:w="1728"/>
-          </w:tcPr>
-          <w:p>
-            <w:r/>
-            <w:r>
-              <w:rPr>
-                <w:sz w:val="18"/>
-              </w:rPr>
-              <w:t>【データ受領後に記載】</w:t>
-            </w:r>
-          </w:p>
-        </w:tc>
-      </w:tr>
-    </w:tbl>
-    <w:p>
-      <w:r>
-        <w:t>年齢が上がるにつれてリスク該当者が増える傾向が明確でした（85歳以上・n=334）。</w:t>
-      </w:r>
-    </w:p>
-    <w:tbl>
-      <w:tblPr>
-        <w:tblStyle w:val="TableGrid"/>
-        <w:tblW w:type="auto" w:w="0"/>
-        <w:tblLook w:firstColumn="1" w:firstRow="1" w:lastColumn="0" w:lastRow="0" w:noHBand="0" w:noVBand="1" w:val="04A0"/>
-      </w:tblPr>
-      <w:tblGrid>
-        <w:gridCol w:w="2160"/>
-        <w:gridCol w:w="2160"/>
-        <w:gridCol w:w="2160"/>
-        <w:gridCol w:w="2160"/>
-      </w:tblGrid>
-      <w:tr>
-        <w:tc>
-          <w:tcPr>
-            <w:tcW w:type="dxa" w:w="2160"/>
-          </w:tcPr>
-          <w:p>
-            <w:r/>
-            <w:r>
-              <w:rPr>
-                <w:rFonts w:ascii="游ゴシック" w:hAnsi="游ゴシック" w:eastAsia="游ゴシック"/>
-                <w:b/>
-                <w:sz w:val="18"/>
-              </w:rPr>
-              <w:t>リスク項目</w:t>
-            </w:r>
-          </w:p>
-        </w:tc>
-        <w:tc>
-          <w:tcPr>
-            <w:tcW w:type="dxa" w:w="2160"/>
-          </w:tcPr>
-          <w:p>
-            <w:r/>
-            <w:r>
-              <w:rPr>
-                <w:rFonts w:ascii="游ゴシック" w:hAnsi="游ゴシック" w:eastAsia="游ゴシック"/>
-                <w:b/>
-                <w:sz w:val="18"/>
-              </w:rPr>
-              <w:t>65〜69歳</w:t>
-            </w:r>
-          </w:p>
-        </w:tc>
-        <w:tc>
-          <w:tcPr>
-            <w:tcW w:type="dxa" w:w="2160"/>
-          </w:tcPr>
-          <w:p>
-            <w:r/>
-            <w:r>
-              <w:rPr>
-                <w:rFonts w:ascii="游ゴシック" w:hAnsi="游ゴシック" w:eastAsia="游ゴシック"/>
-                <w:b/>
-                <w:sz w:val="18"/>
-              </w:rPr>
-              <w:t>75〜79歳</w:t>
-            </w:r>
-          </w:p>
-        </w:tc>
-        <w:tc>
-          <w:tcPr>
-            <w:tcW w:type="dxa" w:w="2160"/>
-          </w:tcPr>
-          <w:p>
-            <w:r/>
-            <w:r>
-              <w:rPr>
-                <w:rFonts w:ascii="游ゴシック" w:hAnsi="游ゴシック" w:eastAsia="游ゴシック"/>
-                <w:b/>
-                <w:sz w:val="18"/>
-              </w:rPr>
-              <w:t>85歳以上</w:t>
-            </w:r>
-          </w:p>
-        </w:tc>
-      </w:tr>
-      <w:tr>
-        <w:tc>
-          <w:tcPr>
-            <w:tcW w:type="dxa" w:w="2160"/>
-          </w:tcPr>
-          <w:p>
-            <w:r/>
-            <w:r>
-              <w:rPr>
-                <w:sz w:val="18"/>
-              </w:rPr>
-              <w:t>運動器機能の低下</w:t>
-            </w:r>
-          </w:p>
-        </w:tc>
-        <w:tc>
-          <w:tcPr>
-            <w:tcW w:type="dxa" w:w="2160"/>
-          </w:tcPr>
-          <w:p>
-            <w:r/>
-            <w:r>
-              <w:rPr>
-                <w:sz w:val="18"/>
-              </w:rPr>
-              <w:t>5.7％</w:t>
-            </w:r>
-          </w:p>
-        </w:tc>
-        <w:tc>
-          <w:tcPr>
-            <w:tcW w:type="dxa" w:w="2160"/>
-          </w:tcPr>
-          <w:p>
-            <w:r/>
-            <w:r>
-              <w:rPr>
-                <w:sz w:val="18"/>
-              </w:rPr>
-              <w:t>16.3％</w:t>
-            </w:r>
-          </w:p>
-        </w:tc>
-        <w:tc>
-          <w:tcPr>
-            <w:tcW w:type="dxa" w:w="2160"/>
-          </w:tcPr>
-          <w:p>
-            <w:r/>
-            <w:r>
-              <w:rPr>
-                <w:sz w:val="18"/>
-              </w:rPr>
-              <w:t>45.8％</w:t>
-            </w:r>
-          </w:p>
-        </w:tc>
-      </w:tr>
-      <w:tr>
-        <w:tc>
-          <w:tcPr>
-            <w:tcW w:type="dxa" w:w="2160"/>
-          </w:tcPr>
-          <w:p>
-            <w:r/>
-            <w:r>
-              <w:rPr>
-                <w:sz w:val="18"/>
-              </w:rPr>
-              <w:t>転倒リスク</w:t>
-            </w:r>
-          </w:p>
-        </w:tc>
-        <w:tc>
-          <w:tcPr>
-            <w:tcW w:type="dxa" w:w="2160"/>
-          </w:tcPr>
-          <w:p>
-            <w:r/>
-            <w:r>
-              <w:rPr>
-                <w:sz w:val="18"/>
-              </w:rPr>
-              <w:t>27.1％</w:t>
-            </w:r>
-          </w:p>
-        </w:tc>
-        <w:tc>
-          <w:tcPr>
-            <w:tcW w:type="dxa" w:w="2160"/>
-          </w:tcPr>
-          <w:p>
-            <w:r/>
-            <w:r>
-              <w:rPr>
-                <w:sz w:val="18"/>
-              </w:rPr>
-              <w:t>38.8％</w:t>
-            </w:r>
-          </w:p>
-        </w:tc>
-        <w:tc>
-          <w:tcPr>
-            <w:tcW w:type="dxa" w:w="2160"/>
-          </w:tcPr>
-          <w:p>
-            <w:r/>
-            <w:r>
-              <w:rPr>
-                <w:sz w:val="18"/>
-              </w:rPr>
-              <w:t>50.6％</w:t>
-            </w:r>
-          </w:p>
-        </w:tc>
-      </w:tr>
-      <w:tr>
-        <w:tc>
-          <w:tcPr>
-            <w:tcW w:type="dxa" w:w="2160"/>
-          </w:tcPr>
-          <w:p>
-            <w:r/>
-            <w:r>
-              <w:rPr>
-                <w:sz w:val="18"/>
-              </w:rPr>
-              <w:t>閉じこもり傾向</w:t>
-            </w:r>
-          </w:p>
-        </w:tc>
-        <w:tc>
-          <w:tcPr>
-            <w:tcW w:type="dxa" w:w="2160"/>
-          </w:tcPr>
-          <w:p>
-            <w:r/>
-            <w:r>
-              <w:rPr>
-                <w:sz w:val="18"/>
-              </w:rPr>
-              <w:t>21.8％</w:t>
-            </w:r>
-          </w:p>
-        </w:tc>
-        <w:tc>
-          <w:tcPr>
-            <w:tcW w:type="dxa" w:w="2160"/>
-          </w:tcPr>
-          <w:p>
-            <w:r/>
-            <w:r>
-              <w:rPr>
-                <w:sz w:val="18"/>
-              </w:rPr>
-              <w:t>27.0％</w:t>
-            </w:r>
-          </w:p>
-        </w:tc>
-        <w:tc>
-          <w:tcPr>
-            <w:tcW w:type="dxa" w:w="2160"/>
-          </w:tcPr>
-          <w:p>
-            <w:r/>
-            <w:r>
-              <w:rPr>
-                <w:sz w:val="18"/>
-              </w:rPr>
-              <w:t>55.7％</w:t>
-            </w:r>
-          </w:p>
-        </w:tc>
-      </w:tr>
-      <w:tr>
-        <w:tc>
-          <w:tcPr>
-            <w:tcW w:type="dxa" w:w="2160"/>
-          </w:tcPr>
-          <w:p>
-            <w:r/>
-            <w:r>
-              <w:rPr>
-                <w:sz w:val="18"/>
-              </w:rPr>
-              <w:t>口腔機能の低下</w:t>
-            </w:r>
-          </w:p>
-        </w:tc>
-        <w:tc>
-          <w:tcPr>
-            <w:tcW w:type="dxa" w:w="2160"/>
-          </w:tcPr>
-          <w:p>
-            <w:r/>
-            <w:r>
-              <w:rPr>
-                <w:sz w:val="18"/>
-              </w:rPr>
-              <w:t>25.4％</w:t>
-            </w:r>
-          </w:p>
-        </w:tc>
-        <w:tc>
-          <w:tcPr>
-            <w:tcW w:type="dxa" w:w="2160"/>
-          </w:tcPr>
-          <w:p>
-            <w:r/>
-            <w:r>
-              <w:rPr>
-                <w:sz w:val="18"/>
-              </w:rPr>
-              <w:t>34.2％</w:t>
-            </w:r>
-          </w:p>
-        </w:tc>
-        <w:tc>
-          <w:tcPr>
-            <w:tcW w:type="dxa" w:w="2160"/>
-          </w:tcPr>
-          <w:p>
-            <w:r/>
-            <w:r>
-              <w:rPr>
-                <w:sz w:val="18"/>
-              </w:rPr>
-              <w:t>44.6％</w:t>
-            </w:r>
-          </w:p>
-        </w:tc>
-      </w:tr>
-      <w:tr>
-        <w:tc>
-          <w:tcPr>
-            <w:tcW w:type="dxa" w:w="2160"/>
-          </w:tcPr>
-          <w:p>
-            <w:r/>
-            <w:r>
-              <w:rPr>
-                <w:sz w:val="18"/>
-              </w:rPr>
-              <w:t>認知機能の低下</w:t>
-            </w:r>
-          </w:p>
-        </w:tc>
-        <w:tc>
-          <w:tcPr>
-            <w:tcW w:type="dxa" w:w="2160"/>
-          </w:tcPr>
-          <w:p>
-            <w:r/>
-            <w:r>
-              <w:rPr>
-                <w:sz w:val="18"/>
-              </w:rPr>
-              <w:t>39.6％</w:t>
-            </w:r>
-          </w:p>
-        </w:tc>
-        <w:tc>
-          <w:tcPr>
-            <w:tcW w:type="dxa" w:w="2160"/>
-          </w:tcPr>
-          <w:p>
-            <w:r/>
-            <w:r>
-              <w:rPr>
-                <w:sz w:val="18"/>
-              </w:rPr>
-              <w:t>55.4％</w:t>
-            </w:r>
-          </w:p>
-        </w:tc>
-        <w:tc>
-          <w:tcPr>
-            <w:tcW w:type="dxa" w:w="2160"/>
-          </w:tcPr>
-          <w:p>
-            <w:r/>
-            <w:r>
-              <w:rPr>
-                <w:sz w:val="18"/>
-              </w:rPr>
-              <w:t>64.7％</w:t>
-            </w:r>
-          </w:p>
-        </w:tc>
-      </w:tr>
-      <w:tr>
-        <w:tc>
-          <w:tcPr>
-            <w:tcW w:type="dxa" w:w="2160"/>
-          </w:tcPr>
-          <w:p>
-            <w:r/>
-            <w:r>
-              <w:rPr>
-                <w:sz w:val="18"/>
-              </w:rPr>
-              <w:t>IADLの低下</w:t>
-            </w:r>
-          </w:p>
-        </w:tc>
-        <w:tc>
-          <w:tcPr>
-            <w:tcW w:type="dxa" w:w="2160"/>
-          </w:tcPr>
-          <w:p>
-            <w:r/>
-            <w:r>
-              <w:rPr>
-                <w:sz w:val="18"/>
-              </w:rPr>
-              <w:t>3.7％</w:t>
-            </w:r>
-          </w:p>
-        </w:tc>
-        <w:tc>
-          <w:tcPr>
-            <w:tcW w:type="dxa" w:w="2160"/>
-          </w:tcPr>
-          <w:p>
-            <w:r/>
-            <w:r>
-              <w:rPr>
-                <w:sz w:val="18"/>
-              </w:rPr>
-              <w:t>12.0％</w:t>
-            </w:r>
-          </w:p>
-        </w:tc>
-        <w:tc>
-          <w:tcPr>
-            <w:tcW w:type="dxa" w:w="2160"/>
-          </w:tcPr>
-          <w:p>
-            <w:r/>
-            <w:r>
-              <w:rPr>
-                <w:sz w:val="18"/>
-              </w:rPr>
-              <w:t>41.3％</w:t>
-            </w:r>
-          </w:p>
-        </w:tc>
-      </w:tr>
-      <w:tr>
-        <w:tc>
-          <w:tcPr>
-            <w:tcW w:type="dxa" w:w="2160"/>
-          </w:tcPr>
-          <w:p>
-            <w:r/>
-            <w:r>
-              <w:rPr>
-                <w:sz w:val="18"/>
-              </w:rPr>
-              <w:t>うつ傾向</w:t>
-            </w:r>
-          </w:p>
-        </w:tc>
-        <w:tc>
-          <w:tcPr>
-            <w:tcW w:type="dxa" w:w="2160"/>
-          </w:tcPr>
-          <w:p>
-            <w:r/>
-            <w:r>
-              <w:rPr>
-                <w:sz w:val="18"/>
-              </w:rPr>
-              <w:t>40.7％</w:t>
-            </w:r>
-          </w:p>
-        </w:tc>
-        <w:tc>
-          <w:tcPr>
-            <w:tcW w:type="dxa" w:w="2160"/>
-          </w:tcPr>
-          <w:p>
-            <w:r/>
-            <w:r>
-              <w:rPr>
-                <w:sz w:val="18"/>
-              </w:rPr>
-              <w:t>38.8％</w:t>
-            </w:r>
-          </w:p>
-        </w:tc>
-        <w:tc>
-          <w:tcPr>
-            <w:tcW w:type="dxa" w:w="2160"/>
-          </w:tcPr>
-          <w:p>
-            <w:r/>
-            <w:r>
-              <w:rPr>
-                <w:sz w:val="18"/>
-              </w:rPr>
-              <w:t>40.7％</w:t>
-            </w:r>
-          </w:p>
-        </w:tc>
-      </w:tr>
-      <w:tr>
-        <w:tc>
-          <w:tcPr>
-            <w:tcW w:type="dxa" w:w="2160"/>
-          </w:tcPr>
-          <w:p>
-            <w:r/>
-            <w:r>
-              <w:rPr>
-                <w:sz w:val="18"/>
-              </w:rPr>
-              <w:t>知的能動性の低下</w:t>
-            </w:r>
-          </w:p>
-        </w:tc>
-        <w:tc>
-          <w:tcPr>
-            <w:tcW w:type="dxa" w:w="2160"/>
-          </w:tcPr>
-          <w:p>
-            <w:r/>
-            <w:r>
-              <w:rPr>
-                <w:sz w:val="18"/>
-              </w:rPr>
-              <w:t>37.5％</w:t>
-            </w:r>
-          </w:p>
-        </w:tc>
-        <w:tc>
-          <w:tcPr>
-            <w:tcW w:type="dxa" w:w="2160"/>
-          </w:tcPr>
-          <w:p>
-            <w:r/>
-            <w:r>
-              <w:rPr>
-                <w:sz w:val="18"/>
-              </w:rPr>
-              <w:t>39.8％</w:t>
-            </w:r>
-          </w:p>
-        </w:tc>
-        <w:tc>
-          <w:tcPr>
-            <w:tcW w:type="dxa" w:w="2160"/>
-          </w:tcPr>
-          <w:p>
-            <w:r/>
-            <w:r>
-              <w:rPr>
-                <w:sz w:val="18"/>
-              </w:rPr>
-              <w:t>53.3％</w:t>
-            </w:r>
-          </w:p>
-        </w:tc>
-      </w:tr>
-      <w:tr>
-        <w:tc>
-          <w:tcPr>
-            <w:tcW w:type="dxa" w:w="2160"/>
-          </w:tcPr>
-          <w:p>
-            <w:r/>
-            <w:r>
-              <w:rPr>
-                <w:sz w:val="18"/>
-              </w:rPr>
-              <w:t>社会的役割の低下</w:t>
-            </w:r>
-          </w:p>
-        </w:tc>
-        <w:tc>
-          <w:tcPr>
-            <w:tcW w:type="dxa" w:w="2160"/>
-          </w:tcPr>
-          <w:p>
-            <w:r/>
-            <w:r>
-              <w:rPr>
-                <w:sz w:val="18"/>
-              </w:rPr>
-              <w:t>52.6％</w:t>
-            </w:r>
-          </w:p>
-        </w:tc>
-        <w:tc>
-          <w:tcPr>
-            <w:tcW w:type="dxa" w:w="2160"/>
-          </w:tcPr>
-          <w:p>
-            <w:r/>
-            <w:r>
-              <w:rPr>
-                <w:sz w:val="18"/>
-              </w:rPr>
-              <w:t>43.3％</w:t>
-            </w:r>
-          </w:p>
-        </w:tc>
-        <w:tc>
-          <w:tcPr>
-            <w:tcW w:type="dxa" w:w="2160"/>
-          </w:tcPr>
-          <w:p>
-            <w:r/>
-            <w:r>
-              <w:rPr>
-                <w:sz w:val="18"/>
-              </w:rPr>
-              <w:t>63.8％</w:t>
-            </w:r>
-          </w:p>
-        </w:tc>
-      </w:tr>
-    </w:tbl>
-    <w:p>
-      <w:r>
-        <w:rPr>
-          <w:i/>
-          <w:sz w:val="18"/>
-        </w:rPr>
-        <w:t>※ 第9期はこの結果から「特に認知機能低下リスク該当者、社会的役割の低下リスク該当者が多い傾向」「要支援認定者は低栄養以外の項目でリスク該当者が多く、社会的役割・認知機能・運動器機能は6割超」と整理していました。IADL・うつ傾向・知的能動性・社会的役割の年齢別の値は、第9期計画のグラフから読み取った参考値です。</w:t>
-      </w:r>
-    </w:p>
-    <w:p>
-      <w:pPr>
-        <w:pStyle w:val="Heading2"/>
-      </w:pPr>
-      <w:r>
-        <w:t>2-2　在宅介護実態調査（令和5年度・n=340）</w:t>
+        <w:t>第1部の評価で提示した論点について、調査結果が何を示したかを整理します。</w:t>
       </w:r>
     </w:p>
     <w:tbl>
@@ -12604,7 +16472,7 @@
                 <w:b/>
                 <w:sz w:val="18"/>
               </w:rPr>
-              <w:t>項目</w:t>
+              <w:t>第1部の論点</w:t>
             </w:r>
           </w:p>
         </w:tc>
@@ -12620,7 +16488,7 @@
                 <w:b/>
                 <w:sz w:val="18"/>
               </w:rPr>
-              <w:t>前回（令和5年度）の結果</w:t>
+              <w:t>調査結果</w:t>
             </w:r>
           </w:p>
         </w:tc>
@@ -12636,7 +16504,7 @@
                 <w:b/>
                 <w:sz w:val="18"/>
               </w:rPr>
-              <w:t>令和7年度</w:t>
+              <w:t>評価の変更</w:t>
             </w:r>
           </w:p>
         </w:tc>
@@ -12652,7 +16520,7 @@
               <w:rPr>
                 <w:sz w:val="18"/>
               </w:rPr>
-              <w:t>家族・親族からの介護</w:t>
+              <w:t>認定と利用のギャップ（第1部3-3）　認定率は県内2位だが給付月額は県内中位</w:t>
             </w:r>
           </w:p>
         </w:tc>
@@ -12666,7 +16534,7 @@
               <w:rPr>
                 <w:sz w:val="18"/>
               </w:rPr>
-              <w:t>ほぼ毎日ある36.2％、週1〜2日5.3％、週3〜4日2.6％、週1日より少ない5.9％、ない39.1％</w:t>
+              <w:t>在宅の認定者の42.1％が未利用。理由は需要側（状態ではない46.8％、本人の希望なし29.2％、家族が介護16.9％）が92.9％。供給制約は0.6％</w:t>
             </w:r>
           </w:p>
         </w:tc>
@@ -12680,7 +16548,7 @@
               <w:rPr>
                 <w:sz w:val="18"/>
               </w:rPr>
-              <w:t>【データ受領後に記載】</w:t>
+              <w:t>**変更あり。**供給確保でも利用支援でもなく、認定の運用・利用意向・家族介護支援の3点に組み替える</w:t>
             </w:r>
           </w:p>
         </w:tc>
@@ -12696,7 +16564,7 @@
               <w:rPr>
                 <w:sz w:val="18"/>
               </w:rPr>
-              <w:t>主な介護者の年齢（n=158）</w:t>
+              <w:t>介護予防の不振（第1部4-2）　通いの場が平成28年度以降0か所</w:t>
             </w:r>
           </w:p>
         </w:tc>
@@ -12710,7 +16578,7 @@
               <w:rPr>
                 <w:sz w:val="18"/>
               </w:rPr>
-              <w:t>60代42.4％、50代24.7％、70代12.7％、80歳以上10.1％、40代5.7％。**60歳以上が65.2％**</w:t>
+              <w:t>週1回以上の参加が5.5％（約190人規模）との回答。参加していないは76.2％</w:t>
             </w:r>
           </w:p>
         </w:tc>
@@ -12724,7 +16592,7 @@
               <w:rPr>
                 <w:sz w:val="18"/>
               </w:rPr>
-              <w:t>【データ受領後に記載】</w:t>
+              <w:t>**評価を保留。**見える化システムへの未登録の可能性。町の実績で確認する</w:t>
             </w:r>
           </w:p>
         </w:tc>
@@ -12740,7 +16608,7 @@
               <w:rPr>
                 <w:sz w:val="18"/>
               </w:rPr>
-              <w:t>現在抱えている傷病</w:t>
+              <w:t>リスク該当者の状況（第1部4-2）　軽度認定率10.6％→15.2％</w:t>
             </w:r>
           </w:p>
         </w:tc>
@@ -12754,7 +16622,7 @@
               <w:rPr>
                 <w:sz w:val="18"/>
               </w:rPr>
-              <w:t>認知症24.4％、眼科・耳鼻科疾患23.2％、心疾患16.2％、糖尿病15.6％</w:t>
+              <w:t>10項目中8項目で改善。閉じこもり▲5.9pt、口腔▲3.6pt、運動器▲2.8pt。転倒のみ＋0.7pt</w:t>
             </w:r>
           </w:p>
         </w:tc>
@@ -12768,7 +16636,7 @@
               <w:rPr>
                 <w:sz w:val="18"/>
               </w:rPr>
-              <w:t>【データ受領後に記載】</w:t>
+              <w:t>**改善傾向。**ただし回収率が9.8pt低下しており断定はしない</w:t>
             </w:r>
           </w:p>
         </w:tc>
@@ -12784,7 +16652,7 @@
               <w:rPr>
                 <w:sz w:val="18"/>
               </w:rPr>
-              <w:t>現在行っている介護（n=158）</w:t>
+              <w:t>認知症（第1部4-3）　自立度Ⅱa 68→148人、初期集中支援チームの訪問0件</w:t>
             </w:r>
           </w:p>
         </w:tc>
@@ -12798,7 +16666,7 @@
               <w:rPr>
                 <w:sz w:val="18"/>
               </w:rPr>
-              <w:t>その他の家事76.6％、食事の準備74.7％、外出の付き添い・送迎66.5％、金銭管理66.5％</w:t>
+              <w:t>相談窓口を知っているのは33.2％。必要な支援は相談窓口の充実54.1％、情報提供51.9％。カフェの開催は9.2％</w:t>
             </w:r>
           </w:p>
         </w:tc>
@@ -12812,7 +16680,7 @@
               <w:rPr>
                 <w:sz w:val="18"/>
               </w:rPr>
-              <w:t>【データ受領後に記載】</w:t>
+              <w:t>**周知不足が主因の可能性。**体制の追加整備より周知を優先する</w:t>
             </w:r>
           </w:p>
         </w:tc>
@@ -12828,7 +16696,7 @@
               <w:rPr>
                 <w:sz w:val="18"/>
               </w:rPr>
-              <w:t>不安に感じる介護（n=158）</w:t>
+              <w:t>在宅サービスの利用低下（第1部3-3）　在宅サービス利用率59.3％→44.1％</w:t>
             </w:r>
           </w:p>
         </w:tc>
@@ -12842,7 +16710,7 @@
               <w:rPr>
                 <w:sz w:val="18"/>
               </w:rPr>
-              <w:t>**認知症状への対応36.7％**、日中の排泄29.1％、外出の付き添い27.8％、夜間の排泄27.2％、食事の準備27.2％</w:t>
+              <w:t>在宅継続に必要な支援は移送20.8％・外出同行15.6％で前回とほぼ同じ。特になしが35.0％→42.3％に増加</w:t>
             </w:r>
           </w:p>
         </w:tc>
@@ -12856,7 +16724,7 @@
               <w:rPr>
                 <w:sz w:val="18"/>
               </w:rPr>
-              <w:t>【データ受領後に記載】</w:t>
+              <w:t>変更なし。移送・外出支援の需要は継続</w:t>
             </w:r>
           </w:p>
         </w:tc>
@@ -12872,7 +16740,7 @@
               <w:rPr>
                 <w:sz w:val="18"/>
               </w:rPr>
-              <w:t>主な介護者の勤務形態（n=24）</w:t>
+              <w:t>家族介護者支援（第1部7）　短期入所系の自給率が12.5pt低下</w:t>
             </w:r>
           </w:p>
         </w:tc>
@@ -12886,7 +16754,7 @@
               <w:rPr>
                 <w:sz w:val="18"/>
               </w:rPr>
-              <w:t>フルタイム16.7％、パートタイム8.3％、働いていない62.5％。就労25.0％</w:t>
+              <w:t>介護者の60歳以上が69.8％（前回65.2％）。就労が46.5％（前回25.0％）。介護離職・転職が12.9％。不安な介護は認知症状への対応33.0％が最多</w:t>
             </w:r>
           </w:p>
         </w:tc>
@@ -12900,7 +16768,7 @@
               <w:rPr>
                 <w:sz w:val="18"/>
               </w:rPr>
-              <w:t>【データ受領後に記載】</w:t>
+              <w:t>**強化。**老々介護の進行と就労介護者の増加。両立支援を施策に明記</w:t>
             </w:r>
           </w:p>
         </w:tc>
@@ -12916,7 +16784,7 @@
               <w:rPr>
                 <w:sz w:val="18"/>
               </w:rPr>
-              <w:t>仕事と介護の継続（n=6）</w:t>
+              <w:t>ケアマネジメント基盤（第1部3-4）　居宅介護支援事業所5→3</w:t>
             </w:r>
           </w:p>
         </w:tc>
@@ -12930,7 +16798,7 @@
               <w:rPr>
                 <w:sz w:val="18"/>
               </w:rPr>
-              <w:t>問題なく続けていける16.7％、問題はあるが何とか続けていける66.7％、やや難しい16.7％</w:t>
+              <w:t>**該当する設問がない**</w:t>
             </w:r>
           </w:p>
         </w:tc>
@@ -12944,7 +16812,7 @@
               <w:rPr>
                 <w:sz w:val="18"/>
               </w:rPr>
-              <w:t>【データ受領後に記載】</w:t>
+              <w:t>調査では検証できない。事業所への聞き取りで補う</w:t>
             </w:r>
           </w:p>
         </w:tc>
@@ -12960,7 +16828,7 @@
               <w:rPr>
                 <w:sz w:val="18"/>
               </w:rPr>
-              <w:t>在宅生活の継続に必要な支援</w:t>
+              <w:t>災害時の対応（第1部7）</w:t>
             </w:r>
           </w:p>
         </w:tc>
@@ -12974,7 +16842,7 @@
               <w:rPr>
                 <w:sz w:val="18"/>
               </w:rPr>
-              <w:t>**移送サービス21.2％**、外出同行15.6％、見守り・声かけ12.6％、配食9.7％、掃除・洗濯9.1％、調理8.8％、**サロンなどの定期的な通いの場4.1％**。特になし35.0％</w:t>
+              <w:t>一人で避難できないが14.2％（約495人）、助けてくれる人がいないが11.3％</w:t>
             </w:r>
           </w:p>
         </w:tc>
@@ -12988,91 +16856,7 @@
               <w:rPr>
                 <w:sz w:val="18"/>
               </w:rPr>
-              <w:t>【データ受領後に記載】</w:t>
-            </w:r>
-          </w:p>
-        </w:tc>
-      </w:tr>
-    </w:tbl>
-    <w:p>
-      <w:r>
-        <w:rPr>
-          <w:i/>
-          <w:sz w:val="18"/>
-        </w:rPr>
-        <w:t>※ 勤務形態（n=24）・仕事と介護の継続（n=6）は回答数が少なく、回答1件で大きく比率が動きます。第9期計画は「約8割が続けていける」と記載していますが、n=6に基づく値です。令和7年度調査でも同様に回答数が少ない場合は、比率のみでの引用は避け、実数を併記する必要があります。</w:t>
-      </w:r>
-    </w:p>
-    <w:p>
-      <w:pPr>
-        <w:pStyle w:val="Heading1"/>
-      </w:pPr>
-      <w:r>
-        <w:t>3　令和7年度調査で確認する事項</w:t>
-      </w:r>
-    </w:p>
-    <w:p>
-      <w:r>
-        <w:t>第1部の評価で浮かんだ論点は、いずれも調査結果によって検証できます。データ受領後、次の観点で確認します。</w:t>
-      </w:r>
-    </w:p>
-    <w:tbl>
-      <w:tblPr>
-        <w:tblStyle w:val="TableGrid"/>
-        <w:tblW w:type="auto" w:w="0"/>
-        <w:tblLook w:firstColumn="1" w:firstRow="1" w:lastColumn="0" w:lastRow="0" w:noHBand="0" w:noVBand="1" w:val="04A0"/>
-      </w:tblPr>
-      <w:tblGrid>
-        <w:gridCol w:w="2880"/>
-        <w:gridCol w:w="2880"/>
-        <w:gridCol w:w="2880"/>
-      </w:tblGrid>
-      <w:tr>
-        <w:tc>
-          <w:tcPr>
-            <w:tcW w:type="dxa" w:w="2880"/>
-          </w:tcPr>
-          <w:p>
-            <w:r/>
-            <w:r>
-              <w:rPr>
-                <w:rFonts w:ascii="游ゴシック" w:hAnsi="游ゴシック" w:eastAsia="游ゴシック"/>
-                <w:b/>
-                <w:sz w:val="18"/>
-              </w:rPr>
-              <w:t>第1部の論点</w:t>
-            </w:r>
-          </w:p>
-        </w:tc>
-        <w:tc>
-          <w:tcPr>
-            <w:tcW w:type="dxa" w:w="2880"/>
-          </w:tcPr>
-          <w:p>
-            <w:r/>
-            <w:r>
-              <w:rPr>
-                <w:rFonts w:ascii="游ゴシック" w:hAnsi="游ゴシック" w:eastAsia="游ゴシック"/>
-                <w:b/>
-                <w:sz w:val="18"/>
-              </w:rPr>
-              <w:t>調査で確認する事項</w:t>
-            </w:r>
-          </w:p>
-        </w:tc>
-        <w:tc>
-          <w:tcPr>
-            <w:tcW w:type="dxa" w:w="2880"/>
-          </w:tcPr>
-          <w:p>
-            <w:r/>
-            <w:r>
-              <w:rPr>
-                <w:rFonts w:ascii="游ゴシック" w:hAnsi="游ゴシック" w:eastAsia="游ゴシック"/>
-                <w:b/>
-                <w:sz w:val="18"/>
-              </w:rPr>
-              <w:t>調査・設問</w:t>
+              <w:t>**個別避難計画の目標値の根拠として使用可能**</w:t>
             </w:r>
           </w:p>
         </w:tc>
@@ -13088,7 +16872,7 @@
               <w:rPr>
                 <w:sz w:val="18"/>
               </w:rPr>
-              <w:t>認定と利用のギャップ（第1部3-3）　認定率は県内2位だが給付月額は県内中位</w:t>
+              <w:t>施設整備の要否（第1部3-4）</w:t>
             </w:r>
           </w:p>
         </w:tc>
@@ -13102,7 +16886,7 @@
               <w:rPr>
                 <w:sz w:val="18"/>
               </w:rPr>
-              <w:t>**認定を受けているがサービスを利用していない理由**。利用の意向、利用をためらう要因（費用、事業所、送迎、家族の考え、手続きの分かりにくさ等）</w:t>
+              <w:t>在宅の要介護認定者の24.0％が入所を検討または申込済み</w:t>
             </w:r>
           </w:p>
         </w:tc>
@@ -13116,315 +16900,7 @@
               <w:rPr>
                 <w:sz w:val="18"/>
               </w:rPr>
-              <w:t>在宅介護実態調査。**第10期で最も重要な設問**</w:t>
-            </w:r>
-          </w:p>
-        </w:tc>
-      </w:tr>
-      <w:tr>
-        <w:tc>
-          <w:tcPr>
-            <w:tcW w:type="dxa" w:w="2880"/>
-          </w:tcPr>
-          <w:p>
-            <w:r/>
-            <w:r>
-              <w:rPr>
-                <w:sz w:val="18"/>
-              </w:rPr>
-              <w:t>在宅サービスの利用低下（第1部3-3）　在宅サービス利用率59.3％→44.1％</w:t>
-            </w:r>
-          </w:p>
-        </w:tc>
-        <w:tc>
-          <w:tcPr>
-            <w:tcW w:type="dxa" w:w="2880"/>
-          </w:tcPr>
-          <w:p>
-            <w:r/>
-            <w:r>
-              <w:rPr>
-                <w:sz w:val="18"/>
-              </w:rPr>
-              <w:t>在宅生活の継続に必要な支援・サービスの変化。移送サービス（前回21.2％）・外出同行（同15.6％）の推移</w:t>
-            </w:r>
-          </w:p>
-        </w:tc>
-        <w:tc>
-          <w:tcPr>
-            <w:tcW w:type="dxa" w:w="2880"/>
-          </w:tcPr>
-          <w:p>
-            <w:r/>
-            <w:r>
-              <w:rPr>
-                <w:sz w:val="18"/>
-              </w:rPr>
-              <w:t>在宅介護実態調査</w:t>
-            </w:r>
-          </w:p>
-        </w:tc>
-      </w:tr>
-      <w:tr>
-        <w:tc>
-          <w:tcPr>
-            <w:tcW w:type="dxa" w:w="2880"/>
-          </w:tcPr>
-          <w:p>
-            <w:r/>
-            <w:r>
-              <w:rPr>
-                <w:sz w:val="18"/>
-              </w:rPr>
-              <w:t>介護予防の不振（第1部4-2）　通いの場が平成28年度以降0か所</w:t>
-            </w:r>
-          </w:p>
-        </w:tc>
-        <w:tc>
-          <w:tcPr>
-            <w:tcW w:type="dxa" w:w="2880"/>
-          </w:tcPr>
-          <w:p>
-            <w:r/>
-            <w:r>
-              <w:rPr>
-                <w:sz w:val="18"/>
-              </w:rPr>
-              <w:t>**通いの場・サロン等への参加状況と参加意向**。参加していない理由（場所、移動手段、内容、周知）</w:t>
-            </w:r>
-          </w:p>
-        </w:tc>
-        <w:tc>
-          <w:tcPr>
-            <w:tcW w:type="dxa" w:w="2880"/>
-          </w:tcPr>
-          <w:p>
-            <w:r/>
-            <w:r>
-              <w:rPr>
-                <w:sz w:val="18"/>
-              </w:rPr>
-              <w:t>ニーズ調査</w:t>
-            </w:r>
-          </w:p>
-        </w:tc>
-      </w:tr>
-      <w:tr>
-        <w:tc>
-          <w:tcPr>
-            <w:tcW w:type="dxa" w:w="2880"/>
-          </w:tcPr>
-          <w:p>
-            <w:r/>
-            <w:r>
-              <w:rPr>
-                <w:sz w:val="18"/>
-              </w:rPr>
-              <w:t>リスク該当者の状況（第1部4-2）　軽度認定率10.6％→15.2％</w:t>
-            </w:r>
-          </w:p>
-        </w:tc>
-        <w:tc>
-          <w:tcPr>
-            <w:tcW w:type="dxa" w:w="2880"/>
-          </w:tcPr>
-          <w:p>
-            <w:r/>
-            <w:r>
-              <w:rPr>
-                <w:sz w:val="18"/>
-              </w:rPr>
-              <w:t>10のリスク項目の該当率の変化（前回：認知機能50.1％、社会的役割50.4％、うつ傾向40.2％、転倒35.8％）</w:t>
-            </w:r>
-          </w:p>
-        </w:tc>
-        <w:tc>
-          <w:tcPr>
-            <w:tcW w:type="dxa" w:w="2880"/>
-          </w:tcPr>
-          <w:p>
-            <w:r/>
-            <w:r>
-              <w:rPr>
-                <w:sz w:val="18"/>
-              </w:rPr>
-              <w:t>ニーズ調査</w:t>
-            </w:r>
-          </w:p>
-        </w:tc>
-      </w:tr>
-      <w:tr>
-        <w:tc>
-          <w:tcPr>
-            <w:tcW w:type="dxa" w:w="2880"/>
-          </w:tcPr>
-          <w:p>
-            <w:r/>
-            <w:r>
-              <w:rPr>
-                <w:sz w:val="18"/>
-              </w:rPr>
-              <w:t>認知症（第1部4-3）　自立度Ⅱa 68→148人、初期集中支援チームの訪問0件</w:t>
-            </w:r>
-          </w:p>
-        </w:tc>
-        <w:tc>
-          <w:tcPr>
-            <w:tcW w:type="dxa" w:w="2880"/>
-          </w:tcPr>
-          <w:p>
-            <w:r/>
-            <w:r>
-              <w:rPr>
-                <w:sz w:val="18"/>
-              </w:rPr>
-              <w:t>介護者が不安に感じる介護における認知症状への対応（前回36.7％）の推移。認知症に関する相談先の認知度</w:t>
-            </w:r>
-          </w:p>
-        </w:tc>
-        <w:tc>
-          <w:tcPr>
-            <w:tcW w:type="dxa" w:w="2880"/>
-          </w:tcPr>
-          <w:p>
-            <w:r/>
-            <w:r>
-              <w:rPr>
-                <w:sz w:val="18"/>
-              </w:rPr>
-              <w:t>在宅介護実態調査、ニーズ調査</w:t>
-            </w:r>
-          </w:p>
-        </w:tc>
-      </w:tr>
-      <w:tr>
-        <w:tc>
-          <w:tcPr>
-            <w:tcW w:type="dxa" w:w="2880"/>
-          </w:tcPr>
-          <w:p>
-            <w:r/>
-            <w:r>
-              <w:rPr>
-                <w:sz w:val="18"/>
-              </w:rPr>
-              <w:t>ケアマネジメント基盤（第1部3-4）　居宅介護支援事業所5→3</w:t>
-            </w:r>
-          </w:p>
-        </w:tc>
-        <w:tc>
-          <w:tcPr>
-            <w:tcW w:type="dxa" w:w="2880"/>
-          </w:tcPr>
-          <w:p>
-            <w:r/>
-            <w:r>
-              <w:rPr>
-                <w:sz w:val="18"/>
-              </w:rPr>
-              <w:t>ケアマネジャーへの相談のしやすさ、担当の変更の有無</w:t>
-            </w:r>
-          </w:p>
-        </w:tc>
-        <w:tc>
-          <w:tcPr>
-            <w:tcW w:type="dxa" w:w="2880"/>
-          </w:tcPr>
-          <w:p>
-            <w:r/>
-            <w:r>
-              <w:rPr>
-                <w:sz w:val="18"/>
-              </w:rPr>
-              <w:t>在宅介護実態調査</w:t>
-            </w:r>
-          </w:p>
-        </w:tc>
-      </w:tr>
-      <w:tr>
-        <w:tc>
-          <w:tcPr>
-            <w:tcW w:type="dxa" w:w="2880"/>
-          </w:tcPr>
-          <w:p>
-            <w:r/>
-            <w:r>
-              <w:rPr>
-                <w:sz w:val="18"/>
-              </w:rPr>
-              <w:t>家族介護者支援（第1部7）　短期入所系の自給率が12.5ポイント低下</w:t>
-            </w:r>
-          </w:p>
-        </w:tc>
-        <w:tc>
-          <w:tcPr>
-            <w:tcW w:type="dxa" w:w="2880"/>
-          </w:tcPr>
-          <w:p>
-            <w:r/>
-            <w:r>
-              <w:rPr>
-                <w:sz w:val="18"/>
-              </w:rPr>
-              <w:t>介護者の就労状況と仕事と介護の両立（前回：就労25.0％）。レスパイトの利用状況と必要性</w:t>
-            </w:r>
-          </w:p>
-        </w:tc>
-        <w:tc>
-          <w:tcPr>
-            <w:tcW w:type="dxa" w:w="2880"/>
-          </w:tcPr>
-          <w:p>
-            <w:r/>
-            <w:r>
-              <w:rPr>
-                <w:sz w:val="18"/>
-              </w:rPr>
-              <w:t>在宅介護実態調査</w:t>
-            </w:r>
-          </w:p>
-        </w:tc>
-      </w:tr>
-      <w:tr>
-        <w:tc>
-          <w:tcPr>
-            <w:tcW w:type="dxa" w:w="2880"/>
-          </w:tcPr>
-          <w:p>
-            <w:r/>
-            <w:r>
-              <w:rPr>
-                <w:sz w:val="18"/>
-              </w:rPr>
-              <w:t>移送・外出支援（第1部7）</w:t>
-            </w:r>
-          </w:p>
-        </w:tc>
-        <w:tc>
-          <w:tcPr>
-            <w:tcW w:type="dxa" w:w="2880"/>
-          </w:tcPr>
-          <w:p>
-            <w:r/>
-            <w:r>
-              <w:rPr>
-                <w:sz w:val="18"/>
-              </w:rPr>
-              <w:t>外出の頻度と手段、通院・買物の移動手段の確保状況</w:t>
-            </w:r>
-          </w:p>
-        </w:tc>
-        <w:tc>
-          <w:tcPr>
-            <w:tcW w:type="dxa" w:w="2880"/>
-          </w:tcPr>
-          <w:p>
-            <w:r/>
-            <w:r>
-              <w:rPr>
-                <w:sz w:val="18"/>
-              </w:rPr>
-              <w:t>ニーズ調査、在宅介護実態調査。地域公共交通計画とも接続</w:t>
+              <w:t>**保険料のケース設定の根拠として使用可能**</w:t>
             </w:r>
           </w:p>
         </w:tc>
@@ -13440,7 +16916,7 @@
     </w:p>
     <w:p>
       <w:r>
-        <w:t>紙の集計表からは、単純集計の比率までは読み取れますが、クロス集計・年齢階層別の再集計・自由記述の分類ができません。次の形式でご提供いただけますと、計画書への反映まで一貫して作業できます。</w:t>
+        <w:t>調査結果報告書により単純集計とリスク分析（年齢階層別・男女別・認定状況別）は確認できました。残るのは、要介護度別・世帯構成別など報告書にないクロス集計です。設計した25件のうち4件が報告書に掲載済み、17件が個票を要し、4件は該当する設問がありませんでした。</w:t>
       </w:r>
     </w:p>
     <w:tbl>
@@ -14589,7 +18065,7 @@
               <w:rPr>
                 <w:sz w:val="18"/>
               </w:rPr>
-              <w:t>令和7年度調査の**個票データ**と調査票、配布数・回収数・実施時期</w:t>
+              <w:t>在宅介護実態調査の回収数は319件か366件か（366件の場合は47件の回収経路）</w:t>
             </w:r>
           </w:p>
         </w:tc>
@@ -14603,6 +18079,180 @@
               <w:rPr>
                 <w:sz w:val="18"/>
               </w:rPr>
+              <w:t>第2部1-2</w:t>
+            </w:r>
+          </w:p>
+        </w:tc>
+        <w:tc>
+          <w:tcPr>
+            <w:tcW w:type="dxa" w:w="2160"/>
+          </w:tcPr>
+          <w:p>
+            <w:r/>
+            <w:r>
+              <w:rPr>
+                <w:sz w:val="18"/>
+              </w:rPr>
+              <w:t>**報告書の記載（319件・回収率63.8％）と集計のn（366）が一致しません。**計画書第2章1(1)の記載と、母集団の代表性の評価に影響します</w:t>
+            </w:r>
+          </w:p>
+        </w:tc>
+      </w:tr>
+      <w:tr>
+        <w:tc>
+          <w:tcPr>
+            <w:tcW w:type="dxa" w:w="2160"/>
+          </w:tcPr>
+          <w:p>
+            <w:r/>
+            <w:r>
+              <w:rPr>
+                <w:sz w:val="18"/>
+              </w:rPr>
+              <w:t>高</w:t>
+            </w:r>
+          </w:p>
+        </w:tc>
+        <w:tc>
+          <w:tcPr>
+            <w:tcW w:type="dxa" w:w="2160"/>
+          </w:tcPr>
+          <w:p>
+            <w:r/>
+            <w:r>
+              <w:rPr>
+                <w:sz w:val="18"/>
+              </w:rPr>
+              <w:t>**通いの場（介護予防教室・健康教室・ふれあい・共食・ミニサロン等）の実施箇所・参加者数・開催回数の実績**</w:t>
+            </w:r>
+          </w:p>
+        </w:tc>
+        <w:tc>
+          <w:tcPr>
+            <w:tcW w:type="dxa" w:w="2160"/>
+          </w:tcPr>
+          <w:p>
+            <w:r/>
+            <w:r>
+              <w:rPr>
+                <w:sz w:val="18"/>
+              </w:rPr>
+              <w:t>第1部4-2、第2部2-3</w:t>
+            </w:r>
+          </w:p>
+        </w:tc>
+        <w:tc>
+          <w:tcPr>
+            <w:tcW w:type="dxa" w:w="2160"/>
+          </w:tcPr>
+          <w:p>
+            <w:r/>
+            <w:r>
+              <w:rPr>
+                <w:sz w:val="18"/>
+              </w:rPr>
+              <w:t>**調査では週1回以上の参加が5.5％ですが、見える化システムは0か所です。介護予防の評価が確定できません**</w:t>
+            </w:r>
+          </w:p>
+        </w:tc>
+      </w:tr>
+      <w:tr>
+        <w:tc>
+          <w:tcPr>
+            <w:tcW w:type="dxa" w:w="2160"/>
+          </w:tcPr>
+          <w:p>
+            <w:r/>
+            <w:r>
+              <w:rPr>
+                <w:sz w:val="18"/>
+              </w:rPr>
+              <w:t>高</w:t>
+            </w:r>
+          </w:p>
+        </w:tc>
+        <w:tc>
+          <w:tcPr>
+            <w:tcW w:type="dxa" w:w="2160"/>
+          </w:tcPr>
+          <w:p>
+            <w:r/>
+            <w:r>
+              <w:rPr>
+                <w:sz w:val="18"/>
+              </w:rPr>
+              <w:t>ニーズ調査の抽出対象に要介護1〜5の認定者を含めたか</w:t>
+            </w:r>
+          </w:p>
+        </w:tc>
+        <w:tc>
+          <w:tcPr>
+            <w:tcW w:type="dxa" w:w="2160"/>
+          </w:tcPr>
+          <w:p>
+            <w:r/>
+            <w:r>
+              <w:rPr>
+                <w:sz w:val="18"/>
+              </w:rPr>
+              <w:t>第2部2-1</w:t>
+            </w:r>
+          </w:p>
+        </w:tc>
+        <w:tc>
+          <w:tcPr>
+            <w:tcW w:type="dxa" w:w="2160"/>
+          </w:tcPr>
+          <w:p>
+            <w:r/>
+            <w:r>
+              <w:rPr>
+                <w:sz w:val="18"/>
+              </w:rPr>
+              <w:t>前回調査との比較の可否に影響します</w:t>
+            </w:r>
+          </w:p>
+        </w:tc>
+      </w:tr>
+      <w:tr>
+        <w:tc>
+          <w:tcPr>
+            <w:tcW w:type="dxa" w:w="2160"/>
+          </w:tcPr>
+          <w:p>
+            <w:r/>
+            <w:r>
+              <w:rPr>
+                <w:sz w:val="18"/>
+              </w:rPr>
+              <w:t>高</w:t>
+            </w:r>
+          </w:p>
+        </w:tc>
+        <w:tc>
+          <w:tcPr>
+            <w:tcW w:type="dxa" w:w="2160"/>
+          </w:tcPr>
+          <w:p>
+            <w:r/>
+            <w:r>
+              <w:rPr>
+                <w:sz w:val="18"/>
+              </w:rPr>
+              <w:t>令和7年度調査の**個票データ**（提供可能な場合は地区情報の有無を含む）と調査票</w:t>
+            </w:r>
+          </w:p>
+        </w:tc>
+        <w:tc>
+          <w:tcPr>
+            <w:tcW w:type="dxa" w:w="2160"/>
+          </w:tcPr>
+          <w:p>
+            <w:r/>
+            <w:r>
+              <w:rPr>
+                <w:sz w:val="18"/>
+              </w:rPr>
               <w:t>第2部</w:t>
             </w:r>
           </w:p>
@@ -14617,7 +18267,65 @@
               <w:rPr>
                 <w:sz w:val="18"/>
               </w:rPr>
-              <w:t>**クロス集計が実行できず、施策の対象を絞り込めません。**単純集計だけでは計画書第2章は書けても、施策の根拠づけができません。個票が難しい場合はクロス集計表の作成をご依頼ください</w:t>
+              <w:t>要介護度別・世帯構成別のクロス集計ができず、施策の対象を絞り込めません。個票が難しい場合はクロス集計表の作成をご依頼ください</w:t>
+            </w:r>
+          </w:p>
+        </w:tc>
+      </w:tr>
+      <w:tr>
+        <w:tc>
+          <w:tcPr>
+            <w:tcW w:type="dxa" w:w="2160"/>
+          </w:tcPr>
+          <w:p>
+            <w:r/>
+            <w:r>
+              <w:rPr>
+                <w:sz w:val="18"/>
+              </w:rPr>
+              <w:t>中</w:t>
+            </w:r>
+          </w:p>
+        </w:tc>
+        <w:tc>
+          <w:tcPr>
+            <w:tcW w:type="dxa" w:w="2160"/>
+          </w:tcPr>
+          <w:p>
+            <w:r/>
+            <w:r>
+              <w:rPr>
+                <w:sz w:val="18"/>
+              </w:rPr>
+              <w:t>調査結果報告書84頁「パートタイムで働いている24.4％」の修正</w:t>
+            </w:r>
+          </w:p>
+        </w:tc>
+        <w:tc>
+          <w:tcPr>
+            <w:tcW w:type="dxa" w:w="2160"/>
+          </w:tcPr>
+          <w:p>
+            <w:r/>
+            <w:r>
+              <w:rPr>
+                <w:sz w:val="18"/>
+              </w:rPr>
+              <w:t>第2部2-4</w:t>
+            </w:r>
+          </w:p>
+        </w:tc>
+        <w:tc>
+          <w:tcPr>
+            <w:tcW w:type="dxa" w:w="2160"/>
+          </w:tcPr>
+          <w:p>
+            <w:r/>
+            <w:r>
+              <w:rPr>
+                <w:sz w:val="18"/>
+              </w:rPr>
+              <w:t>本文（80頁）は18.4％です。24.4％は問9の値との混同とみられます</w:t>
             </w:r>
           </w:p>
         </w:tc>

--- a/小野町_引継ぎ_整理済/08_協議会資料/小野町高齢者福祉サービス推進協議会資料_第9期計画の評価と令和7年度調査結果_20260805.docx
+++ b/小野町_引継ぎ_整理済/08_協議会資料/小野町高齢者福祉サービス推進協議会資料_第9期計画の評価と令和7年度調査結果_20260805.docx
@@ -14176,7 +14176,51 @@
               <w:rPr>
                 <w:sz w:val="18"/>
               </w:rPr>
-              <w:t>参加の条件：介護予防に効果があること</w:t>
+              <w:t>参加の条件：介護予防に効果があると感じられること</w:t>
+            </w:r>
+          </w:p>
+        </w:tc>
+        <w:tc>
+          <w:tcPr>
+            <w:tcW w:type="dxa" w:w="2880"/>
+          </w:tcPr>
+          <w:p>
+            <w:r/>
+            <w:r>
+              <w:rPr>
+                <w:sz w:val="18"/>
+              </w:rPr>
+              <w:t>48.3％</w:t>
+            </w:r>
+          </w:p>
+        </w:tc>
+        <w:tc>
+          <w:tcPr>
+            <w:tcW w:type="dxa" w:w="2880"/>
+          </w:tcPr>
+          <w:p>
+            <w:r/>
+            <w:r>
+              <w:rPr>
+                <w:sz w:val="18"/>
+              </w:rPr>
+              <w:t>―</w:t>
+            </w:r>
+          </w:p>
+        </w:tc>
+      </w:tr>
+      <w:tr>
+        <w:tc>
+          <w:tcPr>
+            <w:tcW w:type="dxa" w:w="2880"/>
+          </w:tcPr>
+          <w:p>
+            <w:r/>
+            <w:r>
+              <w:rPr>
+                <w:sz w:val="18"/>
+              </w:rPr>
+              <w:t>参加の条件：何をするのか事前に分かりやすく説明されていること</w:t>
             </w:r>
           </w:p>
         </w:tc>

--- a/小野町_引継ぎ_整理済/08_協議会資料/小野町高齢者福祉サービス推進協議会資料_第9期計画の評価と令和7年度調査結果_20260805.docx
+++ b/小野町_引継ぎ_整理済/08_協議会資料/小野町高齢者福祉サービス推進協議会資料_第9期計画の評価と令和7年度調査結果_20260805.docx
@@ -3490,7 +3490,1061 @@
         <w:pStyle w:val="Heading2"/>
       </w:pPr>
       <w:r>
-        <w:t>2-3　要介護度別の状況（見える化システム）</w:t>
+        <w:t>2-3　年度末基準の認定者数（令和8年8月5日取得）</w:t>
+      </w:r>
+    </w:p>
+    <w:p>
+      <w:r>
+        <w:t>令和8年8月5日、見える化システムから認定者数の5系列（全体・第1号被保険者・第2号被保険者・75歳以上・85歳以上）を平成19年3月末から令和8年3月末までの20期分取得しました。**これにより、年度末基準・要介護度別・年齢階層別の系列が確定しました。**</w:t>
+      </w:r>
+    </w:p>
+    <w:tbl>
+      <w:tblPr>
+        <w:tblStyle w:val="TableGrid"/>
+        <w:tblW w:type="auto" w:w="0"/>
+        <w:tblLook w:firstColumn="1" w:firstRow="1" w:lastColumn="0" w:lastRow="0" w:noHBand="0" w:noVBand="1" w:val="04A0"/>
+      </w:tblPr>
+      <w:tblGrid>
+        <w:gridCol w:w="1234"/>
+        <w:gridCol w:w="1234"/>
+        <w:gridCol w:w="1234"/>
+        <w:gridCol w:w="1234"/>
+        <w:gridCol w:w="1234"/>
+        <w:gridCol w:w="1234"/>
+        <w:gridCol w:w="1234"/>
+      </w:tblGrid>
+      <w:tr>
+        <w:tc>
+          <w:tcPr>
+            <w:tcW w:type="dxa" w:w="1234"/>
+          </w:tcPr>
+          <w:p>
+            <w:r/>
+            <w:r>
+              <w:rPr>
+                <w:rFonts w:ascii="游ゴシック" w:hAnsi="游ゴシック" w:eastAsia="游ゴシック"/>
+                <w:b/>
+                <w:sz w:val="18"/>
+              </w:rPr>
+              <w:t>基準日</w:t>
+            </w:r>
+          </w:p>
+        </w:tc>
+        <w:tc>
+          <w:tcPr>
+            <w:tcW w:type="dxa" w:w="1234"/>
+          </w:tcPr>
+          <w:p>
+            <w:r/>
+            <w:r>
+              <w:rPr>
+                <w:rFonts w:ascii="游ゴシック" w:hAnsi="游ゴシック" w:eastAsia="游ゴシック"/>
+                <w:b/>
+                <w:sz w:val="18"/>
+              </w:rPr>
+              <w:t>全体</w:t>
+            </w:r>
+          </w:p>
+        </w:tc>
+        <w:tc>
+          <w:tcPr>
+            <w:tcW w:type="dxa" w:w="1234"/>
+          </w:tcPr>
+          <w:p>
+            <w:r/>
+            <w:r>
+              <w:rPr>
+                <w:rFonts w:ascii="游ゴシック" w:hAnsi="游ゴシック" w:eastAsia="游ゴシック"/>
+                <w:b/>
+                <w:sz w:val="18"/>
+              </w:rPr>
+              <w:t>第1号</w:t>
+            </w:r>
+          </w:p>
+        </w:tc>
+        <w:tc>
+          <w:tcPr>
+            <w:tcW w:type="dxa" w:w="1234"/>
+          </w:tcPr>
+          <w:p>
+            <w:r/>
+            <w:r>
+              <w:rPr>
+                <w:rFonts w:ascii="游ゴシック" w:hAnsi="游ゴシック" w:eastAsia="游ゴシック"/>
+                <w:b/>
+                <w:sz w:val="18"/>
+              </w:rPr>
+              <w:t>65〜74歳</w:t>
+            </w:r>
+          </w:p>
+        </w:tc>
+        <w:tc>
+          <w:tcPr>
+            <w:tcW w:type="dxa" w:w="1234"/>
+          </w:tcPr>
+          <w:p>
+            <w:r/>
+            <w:r>
+              <w:rPr>
+                <w:rFonts w:ascii="游ゴシック" w:hAnsi="游ゴシック" w:eastAsia="游ゴシック"/>
+                <w:b/>
+                <w:sz w:val="18"/>
+              </w:rPr>
+              <w:t>75〜84歳</w:t>
+            </w:r>
+          </w:p>
+        </w:tc>
+        <w:tc>
+          <w:tcPr>
+            <w:tcW w:type="dxa" w:w="1234"/>
+          </w:tcPr>
+          <w:p>
+            <w:r/>
+            <w:r>
+              <w:rPr>
+                <w:rFonts w:ascii="游ゴシック" w:hAnsi="游ゴシック" w:eastAsia="游ゴシック"/>
+                <w:b/>
+                <w:sz w:val="18"/>
+              </w:rPr>
+              <w:t>85歳以上</w:t>
+            </w:r>
+          </w:p>
+        </w:tc>
+        <w:tc>
+          <w:tcPr>
+            <w:tcW w:type="dxa" w:w="1234"/>
+          </w:tcPr>
+          <w:p>
+            <w:r/>
+            <w:r>
+              <w:rPr>
+                <w:rFonts w:ascii="游ゴシック" w:hAnsi="游ゴシック" w:eastAsia="游ゴシック"/>
+                <w:b/>
+                <w:sz w:val="18"/>
+              </w:rPr>
+              <w:t>対前年増減</w:t>
+            </w:r>
+          </w:p>
+        </w:tc>
+      </w:tr>
+      <w:tr>
+        <w:tc>
+          <w:tcPr>
+            <w:tcW w:type="dxa" w:w="1234"/>
+          </w:tcPr>
+          <w:p>
+            <w:r/>
+            <w:r>
+              <w:rPr>
+                <w:sz w:val="18"/>
+              </w:rPr>
+              <w:t>平成30年3月末</w:t>
+            </w:r>
+          </w:p>
+        </w:tc>
+        <w:tc>
+          <w:tcPr>
+            <w:tcW w:type="dxa" w:w="1234"/>
+          </w:tcPr>
+          <w:p>
+            <w:r/>
+            <w:r>
+              <w:rPr>
+                <w:sz w:val="18"/>
+              </w:rPr>
+              <w:t>691</w:t>
+            </w:r>
+          </w:p>
+        </w:tc>
+        <w:tc>
+          <w:tcPr>
+            <w:tcW w:type="dxa" w:w="1234"/>
+          </w:tcPr>
+          <w:p>
+            <w:r/>
+            <w:r>
+              <w:rPr>
+                <w:sz w:val="18"/>
+              </w:rPr>
+              <w:t>680</w:t>
+            </w:r>
+          </w:p>
+        </w:tc>
+        <w:tc>
+          <w:tcPr>
+            <w:tcW w:type="dxa" w:w="1234"/>
+          </w:tcPr>
+          <w:p>
+            <w:r/>
+            <w:r>
+              <w:rPr>
+                <w:sz w:val="18"/>
+              </w:rPr>
+              <w:t>49</w:t>
+            </w:r>
+          </w:p>
+        </w:tc>
+        <w:tc>
+          <w:tcPr>
+            <w:tcW w:type="dxa" w:w="1234"/>
+          </w:tcPr>
+          <w:p>
+            <w:r/>
+            <w:r>
+              <w:rPr>
+                <w:sz w:val="18"/>
+              </w:rPr>
+              <w:t>205</w:t>
+            </w:r>
+          </w:p>
+        </w:tc>
+        <w:tc>
+          <w:tcPr>
+            <w:tcW w:type="dxa" w:w="1234"/>
+          </w:tcPr>
+          <w:p>
+            <w:r/>
+            <w:r>
+              <w:rPr>
+                <w:sz w:val="18"/>
+              </w:rPr>
+              <w:t>426</w:t>
+            </w:r>
+          </w:p>
+        </w:tc>
+        <w:tc>
+          <w:tcPr>
+            <w:tcW w:type="dxa" w:w="1234"/>
+          </w:tcPr>
+          <w:p>
+            <w:r/>
+            <w:r>
+              <w:rPr>
+                <w:sz w:val="18"/>
+              </w:rPr>
+              <w:t>▲1</w:t>
+            </w:r>
+          </w:p>
+        </w:tc>
+      </w:tr>
+      <w:tr>
+        <w:tc>
+          <w:tcPr>
+            <w:tcW w:type="dxa" w:w="1234"/>
+          </w:tcPr>
+          <w:p>
+            <w:r/>
+            <w:r>
+              <w:rPr>
+                <w:sz w:val="18"/>
+              </w:rPr>
+              <w:t>令和元年3月末</w:t>
+            </w:r>
+          </w:p>
+        </w:tc>
+        <w:tc>
+          <w:tcPr>
+            <w:tcW w:type="dxa" w:w="1234"/>
+          </w:tcPr>
+          <w:p>
+            <w:r/>
+            <w:r>
+              <w:rPr>
+                <w:sz w:val="18"/>
+              </w:rPr>
+              <w:t>722</w:t>
+            </w:r>
+          </w:p>
+        </w:tc>
+        <w:tc>
+          <w:tcPr>
+            <w:tcW w:type="dxa" w:w="1234"/>
+          </w:tcPr>
+          <w:p>
+            <w:r/>
+            <w:r>
+              <w:rPr>
+                <w:sz w:val="18"/>
+              </w:rPr>
+              <w:t>711</w:t>
+            </w:r>
+          </w:p>
+        </w:tc>
+        <w:tc>
+          <w:tcPr>
+            <w:tcW w:type="dxa" w:w="1234"/>
+          </w:tcPr>
+          <w:p>
+            <w:r/>
+            <w:r>
+              <w:rPr>
+                <w:sz w:val="18"/>
+              </w:rPr>
+              <w:t>60</w:t>
+            </w:r>
+          </w:p>
+        </w:tc>
+        <w:tc>
+          <w:tcPr>
+            <w:tcW w:type="dxa" w:w="1234"/>
+          </w:tcPr>
+          <w:p>
+            <w:r/>
+            <w:r>
+              <w:rPr>
+                <w:sz w:val="18"/>
+              </w:rPr>
+              <w:t>205</w:t>
+            </w:r>
+          </w:p>
+        </w:tc>
+        <w:tc>
+          <w:tcPr>
+            <w:tcW w:type="dxa" w:w="1234"/>
+          </w:tcPr>
+          <w:p>
+            <w:r/>
+            <w:r>
+              <w:rPr>
+                <w:sz w:val="18"/>
+              </w:rPr>
+              <w:t>446</w:t>
+            </w:r>
+          </w:p>
+        </w:tc>
+        <w:tc>
+          <w:tcPr>
+            <w:tcW w:type="dxa" w:w="1234"/>
+          </w:tcPr>
+          <w:p>
+            <w:r/>
+            <w:r>
+              <w:rPr>
+                <w:sz w:val="18"/>
+              </w:rPr>
+              <w:t>＋31</w:t>
+            </w:r>
+          </w:p>
+        </w:tc>
+      </w:tr>
+      <w:tr>
+        <w:tc>
+          <w:tcPr>
+            <w:tcW w:type="dxa" w:w="1234"/>
+          </w:tcPr>
+          <w:p>
+            <w:r/>
+            <w:r>
+              <w:rPr>
+                <w:sz w:val="18"/>
+              </w:rPr>
+              <w:t>令和2年3月末</w:t>
+            </w:r>
+          </w:p>
+        </w:tc>
+        <w:tc>
+          <w:tcPr>
+            <w:tcW w:type="dxa" w:w="1234"/>
+          </w:tcPr>
+          <w:p>
+            <w:r/>
+            <w:r>
+              <w:rPr>
+                <w:sz w:val="18"/>
+              </w:rPr>
+              <w:t>754</w:t>
+            </w:r>
+          </w:p>
+        </w:tc>
+        <w:tc>
+          <w:tcPr>
+            <w:tcW w:type="dxa" w:w="1234"/>
+          </w:tcPr>
+          <w:p>
+            <w:r/>
+            <w:r>
+              <w:rPr>
+                <w:sz w:val="18"/>
+              </w:rPr>
+              <w:t>746</w:t>
+            </w:r>
+          </w:p>
+        </w:tc>
+        <w:tc>
+          <w:tcPr>
+            <w:tcW w:type="dxa" w:w="1234"/>
+          </w:tcPr>
+          <w:p>
+            <w:r/>
+            <w:r>
+              <w:rPr>
+                <w:sz w:val="18"/>
+              </w:rPr>
+              <w:t>66</w:t>
+            </w:r>
+          </w:p>
+        </w:tc>
+        <w:tc>
+          <w:tcPr>
+            <w:tcW w:type="dxa" w:w="1234"/>
+          </w:tcPr>
+          <w:p>
+            <w:r/>
+            <w:r>
+              <w:rPr>
+                <w:sz w:val="18"/>
+              </w:rPr>
+              <w:t>211</w:t>
+            </w:r>
+          </w:p>
+        </w:tc>
+        <w:tc>
+          <w:tcPr>
+            <w:tcW w:type="dxa" w:w="1234"/>
+          </w:tcPr>
+          <w:p>
+            <w:r/>
+            <w:r>
+              <w:rPr>
+                <w:sz w:val="18"/>
+              </w:rPr>
+              <w:t>469</w:t>
+            </w:r>
+          </w:p>
+        </w:tc>
+        <w:tc>
+          <w:tcPr>
+            <w:tcW w:type="dxa" w:w="1234"/>
+          </w:tcPr>
+          <w:p>
+            <w:r/>
+            <w:r>
+              <w:rPr>
+                <w:sz w:val="18"/>
+              </w:rPr>
+              <w:t>＋32</w:t>
+            </w:r>
+          </w:p>
+        </w:tc>
+      </w:tr>
+      <w:tr>
+        <w:tc>
+          <w:tcPr>
+            <w:tcW w:type="dxa" w:w="1234"/>
+          </w:tcPr>
+          <w:p>
+            <w:r/>
+            <w:r>
+              <w:rPr>
+                <w:sz w:val="18"/>
+              </w:rPr>
+              <w:t>令和3年3月末</w:t>
+            </w:r>
+          </w:p>
+        </w:tc>
+        <w:tc>
+          <w:tcPr>
+            <w:tcW w:type="dxa" w:w="1234"/>
+          </w:tcPr>
+          <w:p>
+            <w:r/>
+            <w:r>
+              <w:rPr>
+                <w:sz w:val="18"/>
+              </w:rPr>
+              <w:t>861</w:t>
+            </w:r>
+          </w:p>
+        </w:tc>
+        <w:tc>
+          <w:tcPr>
+            <w:tcW w:type="dxa" w:w="1234"/>
+          </w:tcPr>
+          <w:p>
+            <w:r/>
+            <w:r>
+              <w:rPr>
+                <w:sz w:val="18"/>
+              </w:rPr>
+              <w:t>846</w:t>
+            </w:r>
+          </w:p>
+        </w:tc>
+        <w:tc>
+          <w:tcPr>
+            <w:tcW w:type="dxa" w:w="1234"/>
+          </w:tcPr>
+          <w:p>
+            <w:r/>
+            <w:r>
+              <w:rPr>
+                <w:sz w:val="18"/>
+              </w:rPr>
+              <w:t>66</w:t>
+            </w:r>
+          </w:p>
+        </w:tc>
+        <w:tc>
+          <w:tcPr>
+            <w:tcW w:type="dxa" w:w="1234"/>
+          </w:tcPr>
+          <w:p>
+            <w:r/>
+            <w:r>
+              <w:rPr>
+                <w:sz w:val="18"/>
+              </w:rPr>
+              <w:t>236</w:t>
+            </w:r>
+          </w:p>
+        </w:tc>
+        <w:tc>
+          <w:tcPr>
+            <w:tcW w:type="dxa" w:w="1234"/>
+          </w:tcPr>
+          <w:p>
+            <w:r/>
+            <w:r>
+              <w:rPr>
+                <w:sz w:val="18"/>
+              </w:rPr>
+              <w:t>544</w:t>
+            </w:r>
+          </w:p>
+        </w:tc>
+        <w:tc>
+          <w:tcPr>
+            <w:tcW w:type="dxa" w:w="1234"/>
+          </w:tcPr>
+          <w:p>
+            <w:r/>
+            <w:r>
+              <w:rPr>
+                <w:sz w:val="18"/>
+              </w:rPr>
+              <w:t>**＋107**</w:t>
+            </w:r>
+          </w:p>
+        </w:tc>
+      </w:tr>
+      <w:tr>
+        <w:tc>
+          <w:tcPr>
+            <w:tcW w:type="dxa" w:w="1234"/>
+          </w:tcPr>
+          <w:p>
+            <w:r/>
+            <w:r>
+              <w:rPr>
+                <w:sz w:val="18"/>
+              </w:rPr>
+              <w:t>令和4年3月末</w:t>
+            </w:r>
+          </w:p>
+        </w:tc>
+        <w:tc>
+          <w:tcPr>
+            <w:tcW w:type="dxa" w:w="1234"/>
+          </w:tcPr>
+          <w:p>
+            <w:r/>
+            <w:r>
+              <w:rPr>
+                <w:sz w:val="18"/>
+              </w:rPr>
+              <w:t>872</w:t>
+            </w:r>
+          </w:p>
+        </w:tc>
+        <w:tc>
+          <w:tcPr>
+            <w:tcW w:type="dxa" w:w="1234"/>
+          </w:tcPr>
+          <w:p>
+            <w:r/>
+            <w:r>
+              <w:rPr>
+                <w:sz w:val="18"/>
+              </w:rPr>
+              <w:t>861</w:t>
+            </w:r>
+          </w:p>
+        </w:tc>
+        <w:tc>
+          <w:tcPr>
+            <w:tcW w:type="dxa" w:w="1234"/>
+          </w:tcPr>
+          <w:p>
+            <w:r/>
+            <w:r>
+              <w:rPr>
+                <w:sz w:val="18"/>
+              </w:rPr>
+              <w:t>65</w:t>
+            </w:r>
+          </w:p>
+        </w:tc>
+        <w:tc>
+          <w:tcPr>
+            <w:tcW w:type="dxa" w:w="1234"/>
+          </w:tcPr>
+          <w:p>
+            <w:r/>
+            <w:r>
+              <w:rPr>
+                <w:sz w:val="18"/>
+              </w:rPr>
+              <w:t>232</w:t>
+            </w:r>
+          </w:p>
+        </w:tc>
+        <w:tc>
+          <w:tcPr>
+            <w:tcW w:type="dxa" w:w="1234"/>
+          </w:tcPr>
+          <w:p>
+            <w:r/>
+            <w:r>
+              <w:rPr>
+                <w:sz w:val="18"/>
+              </w:rPr>
+              <w:t>564</w:t>
+            </w:r>
+          </w:p>
+        </w:tc>
+        <w:tc>
+          <w:tcPr>
+            <w:tcW w:type="dxa" w:w="1234"/>
+          </w:tcPr>
+          <w:p>
+            <w:r/>
+            <w:r>
+              <w:rPr>
+                <w:sz w:val="18"/>
+              </w:rPr>
+              <w:t>＋11</w:t>
+            </w:r>
+          </w:p>
+        </w:tc>
+      </w:tr>
+      <w:tr>
+        <w:tc>
+          <w:tcPr>
+            <w:tcW w:type="dxa" w:w="1234"/>
+          </w:tcPr>
+          <w:p>
+            <w:r/>
+            <w:r>
+              <w:rPr>
+                <w:sz w:val="18"/>
+              </w:rPr>
+              <w:t>令和5年3月末</w:t>
+            </w:r>
+          </w:p>
+        </w:tc>
+        <w:tc>
+          <w:tcPr>
+            <w:tcW w:type="dxa" w:w="1234"/>
+          </w:tcPr>
+          <w:p>
+            <w:r/>
+            <w:r>
+              <w:rPr>
+                <w:sz w:val="18"/>
+              </w:rPr>
+              <w:t>898</w:t>
+            </w:r>
+          </w:p>
+        </w:tc>
+        <w:tc>
+          <w:tcPr>
+            <w:tcW w:type="dxa" w:w="1234"/>
+          </w:tcPr>
+          <w:p>
+            <w:r/>
+            <w:r>
+              <w:rPr>
+                <w:sz w:val="18"/>
+              </w:rPr>
+              <w:t>885</w:t>
+            </w:r>
+          </w:p>
+        </w:tc>
+        <w:tc>
+          <w:tcPr>
+            <w:tcW w:type="dxa" w:w="1234"/>
+          </w:tcPr>
+          <w:p>
+            <w:r/>
+            <w:r>
+              <w:rPr>
+                <w:sz w:val="18"/>
+              </w:rPr>
+              <w:t>71</w:t>
+            </w:r>
+          </w:p>
+        </w:tc>
+        <w:tc>
+          <w:tcPr>
+            <w:tcW w:type="dxa" w:w="1234"/>
+          </w:tcPr>
+          <w:p>
+            <w:r/>
+            <w:r>
+              <w:rPr>
+                <w:sz w:val="18"/>
+              </w:rPr>
+              <w:t>232</w:t>
+            </w:r>
+          </w:p>
+        </w:tc>
+        <w:tc>
+          <w:tcPr>
+            <w:tcW w:type="dxa" w:w="1234"/>
+          </w:tcPr>
+          <w:p>
+            <w:r/>
+            <w:r>
+              <w:rPr>
+                <w:sz w:val="18"/>
+              </w:rPr>
+              <w:t>582</w:t>
+            </w:r>
+          </w:p>
+        </w:tc>
+        <w:tc>
+          <w:tcPr>
+            <w:tcW w:type="dxa" w:w="1234"/>
+          </w:tcPr>
+          <w:p>
+            <w:r/>
+            <w:r>
+              <w:rPr>
+                <w:sz w:val="18"/>
+              </w:rPr>
+              <w:t>＋26</w:t>
+            </w:r>
+          </w:p>
+        </w:tc>
+      </w:tr>
+      <w:tr>
+        <w:tc>
+          <w:tcPr>
+            <w:tcW w:type="dxa" w:w="1234"/>
+          </w:tcPr>
+          <w:p>
+            <w:r/>
+            <w:r>
+              <w:rPr>
+                <w:sz w:val="18"/>
+              </w:rPr>
+              <w:t>令和6年3月末</w:t>
+            </w:r>
+          </w:p>
+        </w:tc>
+        <w:tc>
+          <w:tcPr>
+            <w:tcW w:type="dxa" w:w="1234"/>
+          </w:tcPr>
+          <w:p>
+            <w:r/>
+            <w:r>
+              <w:rPr>
+                <w:sz w:val="18"/>
+              </w:rPr>
+              <w:t>919</w:t>
+            </w:r>
+          </w:p>
+        </w:tc>
+        <w:tc>
+          <w:tcPr>
+            <w:tcW w:type="dxa" w:w="1234"/>
+          </w:tcPr>
+          <w:p>
+            <w:r/>
+            <w:r>
+              <w:rPr>
+                <w:sz w:val="18"/>
+              </w:rPr>
+              <w:t>907</w:t>
+            </w:r>
+          </w:p>
+        </w:tc>
+        <w:tc>
+          <w:tcPr>
+            <w:tcW w:type="dxa" w:w="1234"/>
+          </w:tcPr>
+          <w:p>
+            <w:r/>
+            <w:r>
+              <w:rPr>
+                <w:sz w:val="18"/>
+              </w:rPr>
+              <w:t>74</w:t>
+            </w:r>
+          </w:p>
+        </w:tc>
+        <w:tc>
+          <w:tcPr>
+            <w:tcW w:type="dxa" w:w="1234"/>
+          </w:tcPr>
+          <w:p>
+            <w:r/>
+            <w:r>
+              <w:rPr>
+                <w:sz w:val="18"/>
+              </w:rPr>
+              <w:t>224</w:t>
+            </w:r>
+          </w:p>
+        </w:tc>
+        <w:tc>
+          <w:tcPr>
+            <w:tcW w:type="dxa" w:w="1234"/>
+          </w:tcPr>
+          <w:p>
+            <w:r/>
+            <w:r>
+              <w:rPr>
+                <w:sz w:val="18"/>
+              </w:rPr>
+              <w:t>609</w:t>
+            </w:r>
+          </w:p>
+        </w:tc>
+        <w:tc>
+          <w:tcPr>
+            <w:tcW w:type="dxa" w:w="1234"/>
+          </w:tcPr>
+          <w:p>
+            <w:r/>
+            <w:r>
+              <w:rPr>
+                <w:sz w:val="18"/>
+              </w:rPr>
+              <w:t>＋21</w:t>
+            </w:r>
+          </w:p>
+        </w:tc>
+      </w:tr>
+      <w:tr>
+        <w:tc>
+          <w:tcPr>
+            <w:tcW w:type="dxa" w:w="1234"/>
+          </w:tcPr>
+          <w:p>
+            <w:r/>
+            <w:r>
+              <w:rPr>
+                <w:sz w:val="18"/>
+              </w:rPr>
+              <w:t>令和7年3月末</w:t>
+            </w:r>
+          </w:p>
+        </w:tc>
+        <w:tc>
+          <w:tcPr>
+            <w:tcW w:type="dxa" w:w="1234"/>
+          </w:tcPr>
+          <w:p>
+            <w:r/>
+            <w:r>
+              <w:rPr>
+                <w:sz w:val="18"/>
+              </w:rPr>
+              <w:t>944</w:t>
+            </w:r>
+          </w:p>
+        </w:tc>
+        <w:tc>
+          <w:tcPr>
+            <w:tcW w:type="dxa" w:w="1234"/>
+          </w:tcPr>
+          <w:p>
+            <w:r/>
+            <w:r>
+              <w:rPr>
+                <w:sz w:val="18"/>
+              </w:rPr>
+              <w:t>935</w:t>
+            </w:r>
+          </w:p>
+        </w:tc>
+        <w:tc>
+          <w:tcPr>
+            <w:tcW w:type="dxa" w:w="1234"/>
+          </w:tcPr>
+          <w:p>
+            <w:r/>
+            <w:r>
+              <w:rPr>
+                <w:sz w:val="18"/>
+              </w:rPr>
+              <w:t>89</w:t>
+            </w:r>
+          </w:p>
+        </w:tc>
+        <w:tc>
+          <w:tcPr>
+            <w:tcW w:type="dxa" w:w="1234"/>
+          </w:tcPr>
+          <w:p>
+            <w:r/>
+            <w:r>
+              <w:rPr>
+                <w:sz w:val="18"/>
+              </w:rPr>
+              <w:t>214</w:t>
+            </w:r>
+          </w:p>
+        </w:tc>
+        <w:tc>
+          <w:tcPr>
+            <w:tcW w:type="dxa" w:w="1234"/>
+          </w:tcPr>
+          <w:p>
+            <w:r/>
+            <w:r>
+              <w:rPr>
+                <w:sz w:val="18"/>
+              </w:rPr>
+              <w:t>632</w:t>
+            </w:r>
+          </w:p>
+        </w:tc>
+        <w:tc>
+          <w:tcPr>
+            <w:tcW w:type="dxa" w:w="1234"/>
+          </w:tcPr>
+          <w:p>
+            <w:r/>
+            <w:r>
+              <w:rPr>
+                <w:sz w:val="18"/>
+              </w:rPr>
+              <w:t>＋25</w:t>
+            </w:r>
+          </w:p>
+        </w:tc>
+      </w:tr>
+      <w:tr>
+        <w:tc>
+          <w:tcPr>
+            <w:tcW w:type="dxa" w:w="1234"/>
+          </w:tcPr>
+          <w:p>
+            <w:r/>
+            <w:r>
+              <w:rPr>
+                <w:sz w:val="18"/>
+              </w:rPr>
+              <w:t>令和8年3月末</w:t>
+            </w:r>
+          </w:p>
+        </w:tc>
+        <w:tc>
+          <w:tcPr>
+            <w:tcW w:type="dxa" w:w="1234"/>
+          </w:tcPr>
+          <w:p>
+            <w:r/>
+            <w:r>
+              <w:rPr>
+                <w:sz w:val="18"/>
+              </w:rPr>
+              <w:t>792</w:t>
+            </w:r>
+          </w:p>
+        </w:tc>
+        <w:tc>
+          <w:tcPr>
+            <w:tcW w:type="dxa" w:w="1234"/>
+          </w:tcPr>
+          <w:p>
+            <w:r/>
+            <w:r>
+              <w:rPr>
+                <w:sz w:val="18"/>
+              </w:rPr>
+              <w:t>783</w:t>
+            </w:r>
+          </w:p>
+        </w:tc>
+        <w:tc>
+          <w:tcPr>
+            <w:tcW w:type="dxa" w:w="1234"/>
+          </w:tcPr>
+          <w:p>
+            <w:r/>
+            <w:r>
+              <w:rPr>
+                <w:sz w:val="18"/>
+              </w:rPr>
+              <w:t>64</w:t>
+            </w:r>
+          </w:p>
+        </w:tc>
+        <w:tc>
+          <w:tcPr>
+            <w:tcW w:type="dxa" w:w="1234"/>
+          </w:tcPr>
+          <w:p>
+            <w:r/>
+            <w:r>
+              <w:rPr>
+                <w:sz w:val="18"/>
+              </w:rPr>
+              <w:t>204</w:t>
+            </w:r>
+          </w:p>
+        </w:tc>
+        <w:tc>
+          <w:tcPr>
+            <w:tcW w:type="dxa" w:w="1234"/>
+          </w:tcPr>
+          <w:p>
+            <w:r/>
+            <w:r>
+              <w:rPr>
+                <w:sz w:val="18"/>
+              </w:rPr>
+              <w:t>515</w:t>
+            </w:r>
+          </w:p>
+        </w:tc>
+        <w:tc>
+          <w:tcPr>
+            <w:tcW w:type="dxa" w:w="1234"/>
+          </w:tcPr>
+          <w:p>
+            <w:r/>
+            <w:r>
+              <w:rPr>
+                <w:sz w:val="18"/>
+              </w:rPr>
+              <w:t>**▲152**</w:t>
+            </w:r>
+          </w:p>
+        </w:tc>
+      </w:tr>
+    </w:tbl>
+    <w:p>
+      <w:r>
+        <w:rPr>
+          <w:i/>
+          <w:sz w:val="18"/>
+        </w:rPr>
+        <w:t>資料：見える化システム（B3a〜B3e）。出典は介護保険事業状況報告 年報（令和7年3月末・令和8年3月末のみ月報）。65〜74歳＝第1号−75歳以上、75〜84歳＝75歳以上−85歳以上。</w:t>
+      </w:r>
+    </w:p>
+    <w:p>
+      <w:r>
+        <w:t>**20年の系列で増減が突出しているのは2点だけです。**令和2年度の＋107人（＋14.2％）と令和7年度の▲152人（▲16.1％）で、他の年は▲6人〜＋39人の範囲です。</w:t>
+      </w:r>
+    </w:p>
+    <w:p>
+      <w:r>
+        <w:t>令和7年3月末→令和8年3月末の減少を分解すると次のとおりです。</w:t>
       </w:r>
     </w:p>
     <w:tbl>
@@ -3519,7 +4573,7 @@
                 <w:b/>
                 <w:sz w:val="18"/>
               </w:rPr>
-              <w:t>要介護度</w:t>
+              <w:t>区分</w:t>
             </w:r>
           </w:p>
         </w:tc>
@@ -3535,7 +4589,7 @@
                 <w:b/>
                 <w:sz w:val="18"/>
               </w:rPr>
-              <w:t>令和6年3月末</w:t>
+              <w:t>令和7年3月末</w:t>
             </w:r>
           </w:p>
         </w:tc>
@@ -3551,7 +4605,7 @@
                 <w:b/>
                 <w:sz w:val="18"/>
               </w:rPr>
-              <w:t>令和7年3月末</w:t>
+              <w:t>令和8年3月末</w:t>
             </w:r>
           </w:p>
         </w:tc>
@@ -3567,7 +4621,7 @@
                 <w:b/>
                 <w:sz w:val="18"/>
               </w:rPr>
-              <w:t>令和8年3月末</w:t>
+              <w:t>増減</w:t>
             </w:r>
           </w:p>
         </w:tc>
@@ -3583,7 +4637,7 @@
                 <w:b/>
                 <w:sz w:val="18"/>
               </w:rPr>
-              <w:t>令和7年→8年</w:t>
+              <w:t>減少への寄与</w:t>
             </w:r>
           </w:p>
         </w:tc>
@@ -3599,7 +4653,7 @@
               <w:rPr>
                 <w:sz w:val="18"/>
               </w:rPr>
-              <w:t>要支援1</w:t>
+              <w:t>65〜74歳</w:t>
             </w:r>
           </w:p>
         </w:tc>
@@ -3613,7 +4667,7 @@
               <w:rPr>
                 <w:sz w:val="18"/>
               </w:rPr>
-              <w:t>58</w:t>
+              <w:t>89</w:t>
             </w:r>
           </w:p>
         </w:tc>
@@ -3641,7 +4695,7 @@
               <w:rPr>
                 <w:sz w:val="18"/>
               </w:rPr>
-              <w:t>70</w:t>
+              <w:t>▲25（▲28.1％）</w:t>
             </w:r>
           </w:p>
         </w:tc>
@@ -3655,7 +4709,7 @@
               <w:rPr>
                 <w:sz w:val="18"/>
               </w:rPr>
-              <w:t>＋6（＋9.4％）</w:t>
+              <w:t>16.4％</w:t>
             </w:r>
           </w:p>
         </w:tc>
@@ -3671,7 +4725,7 @@
               <w:rPr>
                 <w:sz w:val="18"/>
               </w:rPr>
-              <w:t>要支援2</w:t>
+              <w:t>75〜84歳</w:t>
             </w:r>
           </w:p>
         </w:tc>
@@ -3685,7 +4739,7 @@
               <w:rPr>
                 <w:sz w:val="18"/>
               </w:rPr>
-              <w:t>148</w:t>
+              <w:t>214</w:t>
             </w:r>
           </w:p>
         </w:tc>
@@ -3699,7 +4753,7 @@
               <w:rPr>
                 <w:sz w:val="18"/>
               </w:rPr>
-              <w:t>136</w:t>
+              <w:t>204</w:t>
             </w:r>
           </w:p>
         </w:tc>
@@ -3713,7 +4767,7 @@
               <w:rPr>
                 <w:sz w:val="18"/>
               </w:rPr>
-              <w:t>128</w:t>
+              <w:t>▲10（▲4.7％）</w:t>
             </w:r>
           </w:p>
         </w:tc>
@@ -3727,7 +4781,7 @@
               <w:rPr>
                 <w:sz w:val="18"/>
               </w:rPr>
-              <w:t>▲8（▲5.9％）</w:t>
+              <w:t>6.6％</w:t>
             </w:r>
           </w:p>
         </w:tc>
@@ -3743,7 +4797,7 @@
               <w:rPr>
                 <w:sz w:val="18"/>
               </w:rPr>
-              <w:t>要介護1</w:t>
+              <w:t>**85歳以上**</w:t>
             </w:r>
           </w:p>
         </w:tc>
@@ -3757,7 +4811,7 @@
               <w:rPr>
                 <w:sz w:val="18"/>
               </w:rPr>
-              <w:t>144</w:t>
+              <w:t>**632**</w:t>
             </w:r>
           </w:p>
         </w:tc>
@@ -3771,7 +4825,7 @@
               <w:rPr>
                 <w:sz w:val="18"/>
               </w:rPr>
-              <w:t>161</w:t>
+              <w:t>**515**</w:t>
             </w:r>
           </w:p>
         </w:tc>
@@ -3785,7 +4839,7 @@
               <w:rPr>
                 <w:sz w:val="18"/>
               </w:rPr>
-              <w:t>143</w:t>
+              <w:t>**▲117（▲18.5％）**</w:t>
             </w:r>
           </w:p>
         </w:tc>
@@ -3799,7 +4853,7 @@
               <w:rPr>
                 <w:sz w:val="18"/>
               </w:rPr>
-              <w:t>▲18（▲11.2％）</w:t>
+              <w:t>**77.0％**</w:t>
             </w:r>
           </w:p>
         </w:tc>
@@ -3815,7 +4869,7 @@
               <w:rPr>
                 <w:sz w:val="18"/>
               </w:rPr>
-              <w:t>要介護2</w:t>
+              <w:t>第1号 計</w:t>
             </w:r>
           </w:p>
         </w:tc>
@@ -3829,7 +4883,7 @@
               <w:rPr>
                 <w:sz w:val="18"/>
               </w:rPr>
-              <w:t>152</w:t>
+              <w:t>935</w:t>
             </w:r>
           </w:p>
         </w:tc>
@@ -3843,7 +4897,7 @@
               <w:rPr>
                 <w:sz w:val="18"/>
               </w:rPr>
-              <w:t>157</w:t>
+              <w:t>783</w:t>
             </w:r>
           </w:p>
         </w:tc>
@@ -3857,7 +4911,7 @@
               <w:rPr>
                 <w:sz w:val="18"/>
               </w:rPr>
-              <w:t>125</w:t>
+              <w:t>▲152（▲16.3％）</w:t>
             </w:r>
           </w:p>
         </w:tc>
@@ -3871,7 +4925,74 @@
               <w:rPr>
                 <w:sz w:val="18"/>
               </w:rPr>
-              <w:t>▲32（▲20.4％）</w:t>
+              <w:t>100.0％</w:t>
+            </w:r>
+          </w:p>
+        </w:tc>
+      </w:tr>
+    </w:tbl>
+    <w:p>
+      <w:r>
+        <w:t>**減少の77.0％が85歳以上に集中しています。**ただし85歳以上の中でも、要支援1の▲2.7％から要介護5の▲38.7％まで重度ほど減少幅が大きい単調なパターンが現れます。</w:t>
+      </w:r>
+    </w:p>
+    <w:tbl>
+      <w:tblPr>
+        <w:tblStyle w:val="TableGrid"/>
+        <w:tblW w:type="auto" w:w="0"/>
+        <w:tblLook w:firstColumn="1" w:firstRow="1" w:lastColumn="0" w:lastRow="0" w:noHBand="0" w:noVBand="1" w:val="04A0"/>
+      </w:tblPr>
+      <w:tblGrid>
+        <w:gridCol w:w="2880"/>
+        <w:gridCol w:w="2880"/>
+        <w:gridCol w:w="2880"/>
+      </w:tblGrid>
+      <w:tr>
+        <w:tc>
+          <w:tcPr>
+            <w:tcW w:type="dxa" w:w="2880"/>
+          </w:tcPr>
+          <w:p>
+            <w:r/>
+            <w:r>
+              <w:rPr>
+                <w:rFonts w:ascii="游ゴシック" w:hAnsi="游ゴシック" w:eastAsia="游ゴシック"/>
+                <w:b/>
+                <w:sz w:val="18"/>
+              </w:rPr>
+              <w:t>観点</w:t>
+            </w:r>
+          </w:p>
+        </w:tc>
+        <w:tc>
+          <w:tcPr>
+            <w:tcW w:type="dxa" w:w="2880"/>
+          </w:tcPr>
+          <w:p>
+            <w:r/>
+            <w:r>
+              <w:rPr>
+                <w:rFonts w:ascii="游ゴシック" w:hAnsi="游ゴシック" w:eastAsia="游ゴシック"/>
+                <w:b/>
+                <w:sz w:val="18"/>
+              </w:rPr>
+              <w:t>データが示すこと</w:t>
+            </w:r>
+          </w:p>
+        </w:tc>
+        <w:tc>
+          <w:tcPr>
+            <w:tcW w:type="dxa" w:w="2880"/>
+          </w:tcPr>
+          <w:p>
+            <w:r/>
+            <w:r>
+              <w:rPr>
+                <w:rFonts w:ascii="游ゴシック" w:hAnsi="游ゴシック" w:eastAsia="游ゴシック"/>
+                <w:b/>
+                <w:sz w:val="18"/>
+              </w:rPr>
+              <w:t>解釈</w:t>
             </w:r>
           </w:p>
         </w:tc>
@@ -3879,71 +5000,43 @@
       <w:tr>
         <w:tc>
           <w:tcPr>
-            <w:tcW w:type="dxa" w:w="1728"/>
-          </w:tcPr>
-          <w:p>
-            <w:r/>
-            <w:r>
-              <w:rPr>
-                <w:sz w:val="18"/>
-              </w:rPr>
-              <w:t>要介護3</w:t>
-            </w:r>
-          </w:p>
-        </w:tc>
-        <w:tc>
-          <w:tcPr>
-            <w:tcW w:type="dxa" w:w="1728"/>
-          </w:tcPr>
-          <w:p>
-            <w:r/>
-            <w:r>
-              <w:rPr>
-                <w:sz w:val="18"/>
-              </w:rPr>
-              <w:t>163</w:t>
-            </w:r>
-          </w:p>
-        </w:tc>
-        <w:tc>
-          <w:tcPr>
-            <w:tcW w:type="dxa" w:w="1728"/>
-          </w:tcPr>
-          <w:p>
-            <w:r/>
-            <w:r>
-              <w:rPr>
-                <w:sz w:val="18"/>
-              </w:rPr>
-              <w:t>163</w:t>
-            </w:r>
-          </w:p>
-        </w:tc>
-        <w:tc>
-          <w:tcPr>
-            <w:tcW w:type="dxa" w:w="1728"/>
-          </w:tcPr>
-          <w:p>
-            <w:r/>
-            <w:r>
-              <w:rPr>
-                <w:sz w:val="18"/>
-              </w:rPr>
-              <w:t>142</w:t>
-            </w:r>
-          </w:p>
-        </w:tc>
-        <w:tc>
-          <w:tcPr>
-            <w:tcW w:type="dxa" w:w="1728"/>
-          </w:tcPr>
-          <w:p>
-            <w:r/>
-            <w:r>
-              <w:rPr>
-                <w:sz w:val="18"/>
-              </w:rPr>
-              <w:t>▲21（▲12.9％）</w:t>
+            <w:tcW w:type="dxa" w:w="2880"/>
+          </w:tcPr>
+          <w:p>
+            <w:r/>
+            <w:r>
+              <w:rPr>
+                <w:sz w:val="18"/>
+              </w:rPr>
+              <w:t>報告漏れによる暫定値か</w:t>
+            </w:r>
+          </w:p>
+        </w:tc>
+        <w:tc>
+          <w:tcPr>
+            <w:tcW w:type="dxa" w:w="2880"/>
+          </w:tcPr>
+          <w:p>
+            <w:r/>
+            <w:r>
+              <w:rPr>
+                <w:sz w:val="18"/>
+              </w:rPr>
+              <w:t>報告漏れなら要介護度と無関係に減るはずだが、実際は単調である</w:t>
+            </w:r>
+          </w:p>
+        </w:tc>
+        <w:tc>
+          <w:tcPr>
+            <w:tcW w:type="dxa" w:w="2880"/>
+          </w:tcPr>
+          <w:p>
+            <w:r/>
+            <w:r>
+              <w:rPr>
+                <w:sz w:val="18"/>
+              </w:rPr>
+              <w:t>**単純な報告漏れだけでは説明しにくい**</w:t>
             </w:r>
           </w:p>
         </w:tc>
@@ -3951,215 +5044,43 @@
       <w:tr>
         <w:tc>
           <w:tcPr>
-            <w:tcW w:type="dxa" w:w="1728"/>
-          </w:tcPr>
-          <w:p>
-            <w:r/>
-            <w:r>
-              <w:rPr>
-                <w:sz w:val="18"/>
-              </w:rPr>
-              <w:t>要介護4</w:t>
-            </w:r>
-          </w:p>
-        </w:tc>
-        <w:tc>
-          <w:tcPr>
-            <w:tcW w:type="dxa" w:w="1728"/>
-          </w:tcPr>
-          <w:p>
-            <w:r/>
-            <w:r>
-              <w:rPr>
-                <w:sz w:val="18"/>
-              </w:rPr>
-              <w:t>138</w:t>
-            </w:r>
-          </w:p>
-        </w:tc>
-        <w:tc>
-          <w:tcPr>
-            <w:tcW w:type="dxa" w:w="1728"/>
-          </w:tcPr>
-          <w:p>
-            <w:r/>
-            <w:r>
-              <w:rPr>
-                <w:sz w:val="18"/>
-              </w:rPr>
-              <w:t>141</w:t>
-            </w:r>
-          </w:p>
-        </w:tc>
-        <w:tc>
-          <w:tcPr>
-            <w:tcW w:type="dxa" w:w="1728"/>
-          </w:tcPr>
-          <w:p>
-            <w:r/>
-            <w:r>
-              <w:rPr>
-                <w:sz w:val="18"/>
-              </w:rPr>
-              <w:t>104</w:t>
-            </w:r>
-          </w:p>
-        </w:tc>
-        <w:tc>
-          <w:tcPr>
-            <w:tcW w:type="dxa" w:w="1728"/>
-          </w:tcPr>
-          <w:p>
-            <w:r/>
-            <w:r>
-              <w:rPr>
-                <w:sz w:val="18"/>
-              </w:rPr>
-              <w:t>▲37（▲26.2％）</w:t>
-            </w:r>
-          </w:p>
-        </w:tc>
-      </w:tr>
-      <w:tr>
-        <w:tc>
-          <w:tcPr>
-            <w:tcW w:type="dxa" w:w="1728"/>
-          </w:tcPr>
-          <w:p>
-            <w:r/>
-            <w:r>
-              <w:rPr>
-                <w:sz w:val="18"/>
-              </w:rPr>
-              <w:t>要介護5</w:t>
-            </w:r>
-          </w:p>
-        </w:tc>
-        <w:tc>
-          <w:tcPr>
-            <w:tcW w:type="dxa" w:w="1728"/>
-          </w:tcPr>
-          <w:p>
-            <w:r/>
-            <w:r>
-              <w:rPr>
-                <w:sz w:val="18"/>
-              </w:rPr>
-              <w:t>104</w:t>
-            </w:r>
-          </w:p>
-        </w:tc>
-        <w:tc>
-          <w:tcPr>
-            <w:tcW w:type="dxa" w:w="1728"/>
-          </w:tcPr>
-          <w:p>
-            <w:r/>
-            <w:r>
-              <w:rPr>
-                <w:sz w:val="18"/>
-              </w:rPr>
-              <w:t>113</w:t>
-            </w:r>
-          </w:p>
-        </w:tc>
-        <w:tc>
-          <w:tcPr>
-            <w:tcW w:type="dxa" w:w="1728"/>
-          </w:tcPr>
-          <w:p>
-            <w:r/>
-            <w:r>
-              <w:rPr>
-                <w:sz w:val="18"/>
-              </w:rPr>
-              <w:t>71</w:t>
-            </w:r>
-          </w:p>
-        </w:tc>
-        <w:tc>
-          <w:tcPr>
-            <w:tcW w:type="dxa" w:w="1728"/>
-          </w:tcPr>
-          <w:p>
-            <w:r/>
-            <w:r>
-              <w:rPr>
-                <w:sz w:val="18"/>
-              </w:rPr>
-              <w:t>▲42（▲37.2％）</w:t>
-            </w:r>
-          </w:p>
-        </w:tc>
-      </w:tr>
-      <w:tr>
-        <w:tc>
-          <w:tcPr>
-            <w:tcW w:type="dxa" w:w="1728"/>
-          </w:tcPr>
-          <w:p>
-            <w:r/>
-            <w:r>
-              <w:rPr>
-                <w:sz w:val="18"/>
-              </w:rPr>
-              <w:t>合計</w:t>
-            </w:r>
-          </w:p>
-        </w:tc>
-        <w:tc>
-          <w:tcPr>
-            <w:tcW w:type="dxa" w:w="1728"/>
-          </w:tcPr>
-          <w:p>
-            <w:r/>
-            <w:r>
-              <w:rPr>
-                <w:sz w:val="18"/>
-              </w:rPr>
-              <w:t>907</w:t>
-            </w:r>
-          </w:p>
-        </w:tc>
-        <w:tc>
-          <w:tcPr>
-            <w:tcW w:type="dxa" w:w="1728"/>
-          </w:tcPr>
-          <w:p>
-            <w:r/>
-            <w:r>
-              <w:rPr>
-                <w:sz w:val="18"/>
-              </w:rPr>
-              <w:t>935</w:t>
-            </w:r>
-          </w:p>
-        </w:tc>
-        <w:tc>
-          <w:tcPr>
-            <w:tcW w:type="dxa" w:w="1728"/>
-          </w:tcPr>
-          <w:p>
-            <w:r/>
-            <w:r>
-              <w:rPr>
-                <w:sz w:val="18"/>
-              </w:rPr>
-              <w:t>783</w:t>
-            </w:r>
-          </w:p>
-        </w:tc>
-        <w:tc>
-          <w:tcPr>
-            <w:tcW w:type="dxa" w:w="1728"/>
-          </w:tcPr>
-          <w:p>
-            <w:r/>
-            <w:r>
-              <w:rPr>
-                <w:sz w:val="18"/>
-              </w:rPr>
-              <w:t>▲152（▲16.3％）</w:t>
+            <w:tcW w:type="dxa" w:w="2880"/>
+          </w:tcPr>
+          <w:p>
+            <w:r/>
+            <w:r>
+              <w:rPr>
+                <w:sz w:val="18"/>
+              </w:rPr>
+              <w:t>**認定有効期間の運用の影響はないか**</w:t>
+            </w:r>
+          </w:p>
+        </w:tc>
+        <w:tc>
+          <w:tcPr>
+            <w:tcW w:type="dxa" w:w="2880"/>
+          </w:tcPr>
+          <w:p>
+            <w:r/>
+            <w:r>
+              <w:rPr>
+                <w:sz w:val="18"/>
+              </w:rPr>
+              <w:t>**令和2年度の＋107人は、新型コロナウイルス感染症に伴う要介護認定の有効期間の延長特例（令和2年2月〜）の時期と一致する。**令和3年4月からは更新認定の有効期間の上限が48か月に延長された</w:t>
+            </w:r>
+          </w:p>
+        </w:tc>
+        <w:tc>
+          <w:tcPr>
+            <w:tcW w:type="dxa" w:w="2880"/>
+          </w:tcPr>
+          <w:p>
+            <w:r/>
+            <w:r>
+              <w:rPr>
+                <w:sz w:val="18"/>
+              </w:rPr>
+              <w:t>**令和2年度に積み上がった認定が令和7年度に一斉に満了し、更新申請に至らなかった層が外れた可能性がある**</w:t>
             </w:r>
           </w:p>
         </w:tc>
@@ -4170,7 +5091,7 @@
         <w:pStyle w:val="Heading2"/>
       </w:pPr>
       <w:r>
-        <w:t>2-4　令和8年3月末の値について（確認事項）</w:t>
+        <w:t>2-4　令和8年3月末の値についての判断</w:t>
       </w:r>
     </w:p>
     <w:p>
@@ -17935,7 +18856,7 @@
               <w:rPr>
                 <w:sz w:val="18"/>
               </w:rPr>
-              <w:t>令和8年3月末（令和7年度末）時点の認定者数（要介護度別）の実数</w:t>
+              <w:t>令和8年3月末（令和7年度末）時点の認定者数の**確認**（見える化の792人が正しいか）</w:t>
             </w:r>
           </w:p>
         </w:tc>
@@ -17963,7 +18884,7 @@
               <w:rPr>
                 <w:sz w:val="18"/>
               </w:rPr>
-              <w:t>**認定者推計に着手できず、サービス見込量推計・保険料算定がすべて停止します。**町の公式統計は令和7年7月31日までのため、以降が未確認</w:t>
+              <w:t>**認定者推計に着手できず、サービス見込量推計・保険料算定がすべて停止します**</w:t>
             </w:r>
           </w:p>
         </w:tc>
@@ -17993,7 +18914,7 @@
               <w:rPr>
                 <w:sz w:val="18"/>
               </w:rPr>
-              <w:t>令和3〜7年度の各年度末（3月末）の認定者数（要介護度別・年齢階層別）</w:t>
+              <w:t>**85歳以上の認定者の令和7年度中の異動の内訳**（死亡・転出・非該当・更新未申請）</w:t>
             </w:r>
           </w:p>
         </w:tc>
@@ -18007,7 +18928,7 @@
               <w:rPr>
                 <w:sz w:val="18"/>
               </w:rPr>
-              <w:t>第1部2</w:t>
+              <w:t>第1部2-3</w:t>
             </w:r>
           </w:p>
         </w:tc>
@@ -18021,7 +18942,65 @@
               <w:rPr>
                 <w:sz w:val="18"/>
               </w:rPr>
-              <w:t>町の公式統計は10月1日基準です。年度末基準の系列がないと認定者推計の基礎が固まりません</w:t>
+              <w:t>**減少の77.0％が85歳以上に集中していることの要因特定**</w:t>
+            </w:r>
+          </w:p>
+        </w:tc>
+      </w:tr>
+      <w:tr>
+        <w:tc>
+          <w:tcPr>
+            <w:tcW w:type="dxa" w:w="2160"/>
+          </w:tcPr>
+          <w:p>
+            <w:r/>
+            <w:r>
+              <w:rPr>
+                <w:sz w:val="18"/>
+              </w:rPr>
+              <w:t>最優先</w:t>
+            </w:r>
+          </w:p>
+        </w:tc>
+        <w:tc>
+          <w:tcPr>
+            <w:tcW w:type="dxa" w:w="2160"/>
+          </w:tcPr>
+          <w:p>
+            <w:r/>
+            <w:r>
+              <w:rPr>
+                <w:sz w:val="18"/>
+              </w:rPr>
+              <w:t>**認定有効期間の延長特例（令和2〜4年度）の適用件数と、令和7年度の更新認定の申請・非該当・未申請の件数**</w:t>
+            </w:r>
+          </w:p>
+        </w:tc>
+        <w:tc>
+          <w:tcPr>
+            <w:tcW w:type="dxa" w:w="2160"/>
+          </w:tcPr>
+          <w:p>
+            <w:r/>
+            <w:r>
+              <w:rPr>
+                <w:sz w:val="18"/>
+              </w:rPr>
+              <w:t>第1部2-3</w:t>
+            </w:r>
+          </w:p>
+        </w:tc>
+        <w:tc>
+          <w:tcPr>
+            <w:tcW w:type="dxa" w:w="2160"/>
+          </w:tcPr>
+          <w:p>
+            <w:r/>
+            <w:r>
+              <w:rPr>
+                <w:sz w:val="18"/>
+              </w:rPr>
+              <w:t>**令和2年度の＋107人と令和7年度の▲152人を一つの機序で説明できるかの検証**</w:t>
             </w:r>
           </w:p>
         </w:tc>
